--- a/05-数字电路/02-时序逻辑电路/锁存器电路/锁存器电路.docx
+++ b/05-数字电路/02-时序逻辑电路/锁存器电路/锁存器电路.docx
@@ -2093,6 +2093,20 @@
     </w:p>
     <w:bookmarkEnd w:id="26"/>
     <w:bookmarkEnd w:id="27"/>
+    <w:p>
+      <w:pPr>
+        <w:spacing w:before="360"/>
+        <w:jc w:val="center"/>
+      </w:pPr>
+      <w:r>
+        <w:rPr>
+          <w:rFonts w:ascii="Times New Roman" w:hAnsi="Times New Roman"/>
+          <w:color w:val="555555"/>
+          <w:sz w:val="21"/>
+        </w:rPr>
+        <w:t>材料收集者：杜文杰</w:t>
+      </w:r>
+    </w:p>
     <w:sectPr>
       <w:headerReference r:id="rId9" w:type="default"/>
       <w:footerReference r:id="rId10" w:type="default"/>

--- a/05-数字电路/02-时序逻辑电路/锁存器电路/锁存器电路.docx
+++ b/05-数字电路/02-时序逻辑电路/锁存器电路/锁存器电路.docx
@@ -1,6 +1,6 @@
 
 <file path=word/document.xml><?xml version="1.0" encoding="utf-8"?>
-<w:document xmlns:w="http://schemas.openxmlformats.org/wordprocessingml/2006/main" xmlns:m="http://schemas.openxmlformats.org/officeDocument/2006/math" xmlns:r="http://schemas.openxmlformats.org/officeDocument/2006/relationships" xmlns:o="urn:schemas-microsoft-com:office:office" xmlns:v="urn:schemas-microsoft-com:vml" xmlns:w10="urn:schemas-microsoft-com:office:word" xmlns:a="http://schemas.openxmlformats.org/drawingml/2006/main" xmlns:pic="http://schemas.openxmlformats.org/drawingml/2006/picture" xmlns:wp="http://schemas.openxmlformats.org/drawingml/2006/wordprocessingDrawing">
+<w:document xmlns:m="http://schemas.openxmlformats.org/officeDocument/2006/math" xmlns:r="http://schemas.openxmlformats.org/officeDocument/2006/relationships" xmlns:w="http://schemas.openxmlformats.org/wordprocessingml/2006/main" xmlns:o="urn:schemas-microsoft-com:office:office" xmlns:v="urn:schemas-microsoft-com:vml" xmlns:w10="urn:schemas-microsoft-com:office:word" xmlns:a="http://schemas.openxmlformats.org/drawingml/2006/main" xmlns:pic="http://schemas.openxmlformats.org/drawingml/2006/picture" xmlns:wp="http://schemas.openxmlformats.org/drawingml/2006/wordprocessingDrawing">
   <w:body>
     <w:bookmarkStart w:id="27" w:name="锁存器电路"/>
     <w:p>
@@ -9,7 +9,7 @@
       </w:pPr>
       <w:r>
         <w:rPr>
-          <w:rFonts w:hint="eastAsia"/>
+          <w:rFonts w:hint="eastAsia" w:eastAsia="黑体"/>
         </w:rPr>
         <w:t xml:space="preserve">锁存器电路</w:t>
       </w:r>
@@ -21,7 +21,7 @@
       </w:pPr>
       <w:r>
         <w:rPr>
-          <w:rFonts w:hint="eastAsia"/>
+          <w:rFonts w:hint="eastAsia" w:eastAsia="黑体"/>
         </w:rPr>
         <w:t xml:space="preserve">拓扑描述</w:t>
       </w:r>
@@ -32,13 +32,13 @@
       </w:pPr>
       <w:r>
         <w:rPr>
-          <w:rFonts w:hint="eastAsia"/>
+          <w:rFonts w:hint="eastAsia" w:eastAsia="黑体"/>
         </w:rPr>
         <w:t xml:space="preserve">由</w:t>
       </w:r>
       <w:r>
         <w:rPr>
-          <w:rFonts w:hint="eastAsia"/>
+          <w:rFonts w:hint="eastAsia" w:eastAsia="黑体"/>
           <w:b/>
           <w:bCs/>
         </w:rPr>
@@ -46,6 +46,7 @@
       </w:r>
       <w:r>
         <w:rPr>
+          <w:rFonts w:eastAsia="黑体"/>
           <w:b/>
           <w:bCs/>
         </w:rPr>
@@ -67,6 +68,7 @@
       </m:oMath>
       <w:r>
         <w:rPr>
+          <w:rFonts w:eastAsia="黑体"/>
           <w:b/>
           <w:bCs/>
         </w:rPr>
@@ -88,13 +90,13 @@
       </m:oMath>
       <w:r>
         <w:rPr>
-          <w:rFonts w:hint="eastAsia"/>
+          <w:rFonts w:hint="eastAsia" w:eastAsia="黑体"/>
         </w:rPr>
         <w:t xml:space="preserve">（或用或非门）构成双稳态锁存单元，并加入</w:t>
       </w:r>
       <w:r>
         <w:rPr>
-          <w:rFonts w:hint="eastAsia"/>
+          <w:rFonts w:hint="eastAsia" w:eastAsia="黑体"/>
           <w:b/>
           <w:bCs/>
         </w:rPr>
@@ -102,11 +104,14 @@
       </w:r>
       <w:r>
         <w:rPr>
-          <w:rFonts w:hint="eastAsia"/>
+          <w:rFonts w:hint="eastAsia" w:eastAsia="黑体"/>
         </w:rPr>
         <w:t xml:space="preserve">（门控门或传输门</w:t>
       </w:r>
       <w:r>
+        <w:rPr>
+          <w:rFonts w:eastAsia="黑体"/>
+        </w:rPr>
         <w:t xml:space="preserve"> </w:t>
       </w:r>
       <m:oMath>
@@ -119,31 +124,37 @@
       </m:oMath>
       <w:r>
         <w:rPr>
-          <w:rFonts w:hint="eastAsia"/>
+          <w:rFonts w:hint="eastAsia" w:eastAsia="黑体"/>
         </w:rPr>
         <w:t xml:space="preserve">）形成门控</w:t>
       </w:r>
       <w:r>
+        <w:rPr>
+          <w:rFonts w:eastAsia="黑体"/>
+        </w:rPr>
         <w:t xml:space="preserve"> D </w:t>
       </w:r>
       <w:r>
         <w:rPr>
-          <w:rFonts w:hint="eastAsia"/>
+          <w:rFonts w:hint="eastAsia" w:eastAsia="黑体"/>
         </w:rPr>
         <w:t xml:space="preserve">锁存器。电路共</w:t>
       </w:r>
       <w:r>
+        <w:rPr>
+          <w:rFonts w:eastAsia="黑体"/>
+        </w:rPr>
         <w:t xml:space="preserve"> 5 </w:t>
       </w:r>
       <w:r>
         <w:rPr>
-          <w:rFonts w:hint="eastAsia"/>
+          <w:rFonts w:hint="eastAsia" w:eastAsia="黑体"/>
         </w:rPr>
         <w:t xml:space="preserve">个关键节点：</w:t>
       </w:r>
       <w:r>
         <w:rPr>
-          <w:rFonts w:hint="eastAsia"/>
+          <w:rFonts w:hint="eastAsia" w:eastAsia="黑体"/>
           <w:b/>
           <w:bCs/>
         </w:rPr>
@@ -151,6 +162,7 @@
       </w:r>
       <w:r>
         <w:rPr>
+          <w:rFonts w:eastAsia="黑体"/>
           <w:b/>
           <w:bCs/>
         </w:rPr>
@@ -158,7 +170,7 @@
       </w:r>
       <w:r>
         <w:rPr>
-          <w:rFonts w:hint="eastAsia"/>
+          <w:rFonts w:hint="eastAsia" w:eastAsia="黑体"/>
           <w:b/>
           <w:bCs/>
         </w:rPr>
@@ -166,6 +178,7 @@
       </w:r>
       <w:r>
         <w:rPr>
+          <w:rFonts w:eastAsia="黑体"/>
           <w:b/>
           <w:bCs/>
         </w:rPr>
@@ -178,13 +191,13 @@
       </m:oMath>
       <w:r>
         <w:rPr>
-          <w:rFonts w:hint="eastAsia"/>
+          <w:rFonts w:hint="eastAsia" w:eastAsia="黑体"/>
         </w:rPr>
         <w:t xml:space="preserve">（外部输入，接门控逻辑输入端）；</w:t>
       </w:r>
       <w:r>
         <w:rPr>
-          <w:rFonts w:hint="eastAsia"/>
+          <w:rFonts w:hint="eastAsia" w:eastAsia="黑体"/>
           <w:b/>
           <w:bCs/>
         </w:rPr>
@@ -192,6 +205,7 @@
       </w:r>
       <w:r>
         <w:rPr>
+          <w:rFonts w:eastAsia="黑体"/>
           <w:b/>
           <w:bCs/>
         </w:rPr>
@@ -199,7 +213,7 @@
       </w:r>
       <w:r>
         <w:rPr>
-          <w:rFonts w:hint="eastAsia"/>
+          <w:rFonts w:hint="eastAsia" w:eastAsia="黑体"/>
           <w:b/>
           <w:bCs/>
         </w:rPr>
@@ -207,6 +221,7 @@
       </w:r>
       <w:r>
         <w:rPr>
+          <w:rFonts w:eastAsia="黑体"/>
           <w:b/>
           <w:bCs/>
         </w:rPr>
@@ -222,13 +237,13 @@
       </m:oMath>
       <w:r>
         <w:rPr>
-          <w:rFonts w:hint="eastAsia"/>
+          <w:rFonts w:hint="eastAsia" w:eastAsia="黑体"/>
         </w:rPr>
         <w:t xml:space="preserve">（外部门控信号，接门控逻辑控制端）；</w:t>
       </w:r>
       <w:r>
         <w:rPr>
-          <w:rFonts w:hint="eastAsia"/>
+          <w:rFonts w:hint="eastAsia" w:eastAsia="黑体"/>
           <w:b/>
           <w:bCs/>
         </w:rPr>
@@ -236,6 +251,7 @@
       </w:r>
       <w:r>
         <w:rPr>
+          <w:rFonts w:eastAsia="黑体"/>
           <w:b/>
           <w:bCs/>
         </w:rPr>
@@ -243,7 +259,7 @@
       </w:r>
       <w:r>
         <w:rPr>
-          <w:rFonts w:hint="eastAsia"/>
+          <w:rFonts w:hint="eastAsia" w:eastAsia="黑体"/>
           <w:b/>
           <w:bCs/>
         </w:rPr>
@@ -251,6 +267,7 @@
       </w:r>
       <w:r>
         <w:rPr>
+          <w:rFonts w:eastAsia="黑体"/>
           <w:b/>
           <w:bCs/>
         </w:rPr>
@@ -263,7 +280,7 @@
       </m:oMath>
       <w:r>
         <w:rPr>
-          <w:rFonts w:hint="eastAsia"/>
+          <w:rFonts w:hint="eastAsia" w:eastAsia="黑体"/>
         </w:rPr>
         <w:t xml:space="preserve">（</w:t>
       </w:r>
@@ -282,15 +299,21 @@
         </m:sSub>
       </m:oMath>
       <w:r>
+        <w:rPr>
+          <w:rFonts w:eastAsia="黑体"/>
+        </w:rPr>
         <w:t xml:space="preserve"> </w:t>
       </w:r>
       <w:r>
         <w:rPr>
-          <w:rFonts w:hint="eastAsia"/>
+          <w:rFonts w:hint="eastAsia" w:eastAsia="黑体"/>
         </w:rPr>
         <w:t xml:space="preserve">的输出端，作为电路输出并反馈回</w:t>
       </w:r>
       <w:r>
+        <w:rPr>
+          <w:rFonts w:eastAsia="黑体"/>
+        </w:rPr>
         <w:t xml:space="preserve"> </w:t>
       </w:r>
       <m:oMath>
@@ -308,17 +331,20 @@
         </m:sSub>
       </m:oMath>
       <w:r>
+        <w:rPr>
+          <w:rFonts w:eastAsia="黑体"/>
+        </w:rPr>
         <w:t xml:space="preserve"> </w:t>
       </w:r>
       <w:r>
         <w:rPr>
-          <w:rFonts w:hint="eastAsia"/>
+          <w:rFonts w:hint="eastAsia" w:eastAsia="黑体"/>
         </w:rPr>
         <w:t xml:space="preserve">输入）；</w:t>
       </w:r>
       <w:r>
         <w:rPr>
-          <w:rFonts w:hint="eastAsia"/>
+          <w:rFonts w:hint="eastAsia" w:eastAsia="黑体"/>
           <w:b/>
           <w:bCs/>
         </w:rPr>
@@ -326,6 +352,7 @@
       </w:r>
       <w:r>
         <w:rPr>
+          <w:rFonts w:eastAsia="黑体"/>
           <w:b/>
           <w:bCs/>
         </w:rPr>
@@ -333,7 +360,7 @@
       </w:r>
       <w:r>
         <w:rPr>
-          <w:rFonts w:hint="eastAsia"/>
+          <w:rFonts w:hint="eastAsia" w:eastAsia="黑体"/>
           <w:b/>
           <w:bCs/>
         </w:rPr>
@@ -341,6 +368,7 @@
       </w:r>
       <w:r>
         <w:rPr>
+          <w:rFonts w:eastAsia="黑体"/>
           <w:b/>
           <w:bCs/>
         </w:rPr>
@@ -360,7 +388,7 @@
       </m:oMath>
       <w:r>
         <w:rPr>
-          <w:rFonts w:hint="eastAsia"/>
+          <w:rFonts w:hint="eastAsia" w:eastAsia="黑体"/>
         </w:rPr>
         <w:t xml:space="preserve">（</w:t>
       </w:r>
@@ -379,15 +407,21 @@
         </m:sSub>
       </m:oMath>
       <w:r>
+        <w:rPr>
+          <w:rFonts w:eastAsia="黑体"/>
+        </w:rPr>
         <w:t xml:space="preserve"> </w:t>
       </w:r>
       <w:r>
         <w:rPr>
-          <w:rFonts w:hint="eastAsia"/>
+          <w:rFonts w:hint="eastAsia" w:eastAsia="黑体"/>
         </w:rPr>
         <w:t xml:space="preserve">的输出端，反馈回</w:t>
       </w:r>
       <w:r>
+        <w:rPr>
+          <w:rFonts w:eastAsia="黑体"/>
+        </w:rPr>
         <w:t xml:space="preserve"> </w:t>
       </w:r>
       <m:oMath>
@@ -405,17 +439,20 @@
         </m:sSub>
       </m:oMath>
       <w:r>
+        <w:rPr>
+          <w:rFonts w:eastAsia="黑体"/>
+        </w:rPr>
         <w:t xml:space="preserve"> </w:t>
       </w:r>
       <w:r>
         <w:rPr>
-          <w:rFonts w:hint="eastAsia"/>
+          <w:rFonts w:hint="eastAsia" w:eastAsia="黑体"/>
         </w:rPr>
         <w:t xml:space="preserve">输入）；</w:t>
       </w:r>
       <w:r>
         <w:rPr>
-          <w:rFonts w:hint="eastAsia"/>
+          <w:rFonts w:hint="eastAsia" w:eastAsia="黑体"/>
           <w:b/>
           <w:bCs/>
         </w:rPr>
@@ -423,6 +460,7 @@
       </w:r>
       <w:r>
         <w:rPr>
+          <w:rFonts w:eastAsia="黑体"/>
           <w:b/>
           <w:bCs/>
         </w:rPr>
@@ -430,7 +468,7 @@
       </w:r>
       <w:r>
         <w:rPr>
-          <w:rFonts w:hint="eastAsia"/>
+          <w:rFonts w:hint="eastAsia" w:eastAsia="黑体"/>
           <w:b/>
           <w:bCs/>
         </w:rPr>
@@ -438,7 +476,7 @@
       </w:r>
       <w:r>
         <w:rPr>
-          <w:rFonts w:hint="eastAsia"/>
+          <w:rFonts w:hint="eastAsia" w:eastAsia="黑体"/>
         </w:rPr>
         <w:t xml:space="preserve">（</w:t>
       </w:r>
@@ -460,15 +498,21 @@
         </m:sSub>
       </m:oMath>
       <w:r>
+        <w:rPr>
+          <w:rFonts w:eastAsia="黑体"/>
+        </w:rPr>
         <w:t xml:space="preserve"> </w:t>
       </w:r>
       <w:r>
         <w:rPr>
-          <w:rFonts w:hint="eastAsia"/>
+          <w:rFonts w:hint="eastAsia" w:eastAsia="黑体"/>
         </w:rPr>
         <w:t xml:space="preserve">与</w:t>
       </w:r>
       <w:r>
+        <w:rPr>
+          <w:rFonts w:eastAsia="黑体"/>
+        </w:rPr>
         <w:t xml:space="preserve"> </w:t>
       </w:r>
       <m:oMath>
@@ -484,7 +528,7 @@
       </m:oMath>
       <w:r>
         <w:rPr>
-          <w:rFonts w:hint="eastAsia"/>
+          <w:rFonts w:hint="eastAsia" w:eastAsia="黑体"/>
         </w:rPr>
         <w:t xml:space="preserve">）。</w:t>
       </w:r>
@@ -493,28 +537,34 @@
       <w:pPr/>
       <w:r>
         <w:rPr>
-          <w:rFonts w:hint="eastAsia"/>
+          <w:rFonts w:hint="eastAsia" w:eastAsia="黑体"/>
         </w:rPr>
         <w:t xml:space="preserve">各单元管脚连接：</w:t>
       </w:r>
       <w:r>
         <w:rPr>
-          <w:rFonts w:hint="eastAsia"/>
+          <w:rFonts w:hint="eastAsia" w:eastAsia="黑体"/>
           <w:b/>
           <w:bCs/>
         </w:rPr>
         <w:t xml:space="preserve">门控逻辑</w:t>
       </w:r>
       <w:r>
+        <w:rPr>
+          <w:rFonts w:eastAsia="黑体"/>
+        </w:rPr>
         <w:t xml:space="preserve"> </w:t>
       </w:r>
       <w:r>
         <w:rPr>
-          <w:rFonts w:hint="eastAsia"/>
+          <w:rFonts w:hint="eastAsia" w:eastAsia="黑体"/>
         </w:rPr>
         <w:t xml:space="preserve">的输入脚接</w:t>
       </w:r>
       <w:r>
+        <w:rPr>
+          <w:rFonts w:eastAsia="黑体"/>
+        </w:rPr>
         <w:t xml:space="preserve"> </w:t>
       </w:r>
       <m:oMath>
@@ -523,15 +573,21 @@
         </m:r>
       </m:oMath>
       <w:r>
+        <w:rPr>
+          <w:rFonts w:eastAsia="黑体"/>
+        </w:rPr>
         <w:t xml:space="preserve"> </w:t>
       </w:r>
       <w:r>
         <w:rPr>
-          <w:rFonts w:hint="eastAsia"/>
+          <w:rFonts w:hint="eastAsia" w:eastAsia="黑体"/>
         </w:rPr>
         <w:t xml:space="preserve">与</w:t>
       </w:r>
       <w:r>
+        <w:rPr>
+          <w:rFonts w:eastAsia="黑体"/>
+        </w:rPr>
         <w:t xml:space="preserve"> </w:t>
       </w:r>
       <m:oMath>
@@ -544,11 +600,14 @@
       </m:oMath>
       <w:r>
         <w:rPr>
-          <w:rFonts w:hint="eastAsia"/>
+          <w:rFonts w:hint="eastAsia" w:eastAsia="黑体"/>
         </w:rPr>
         <w:t xml:space="preserve">，输出</w:t>
       </w:r>
       <w:r>
+        <w:rPr>
+          <w:rFonts w:eastAsia="黑体"/>
+        </w:rPr>
         <w:t xml:space="preserve"> </w:t>
       </w:r>
       <m:oMath>
@@ -557,6 +616,9 @@
         </m:r>
       </m:oMath>
       <w:r>
+        <w:rPr>
+          <w:rFonts w:eastAsia="黑体"/>
+        </w:rPr>
         <w:t xml:space="preserve">、</w:t>
       </w:r>
       <m:oMath>
@@ -566,11 +628,14 @@
       </m:oMath>
       <w:r>
         <w:rPr>
-          <w:rFonts w:hint="eastAsia"/>
+          <w:rFonts w:hint="eastAsia" w:eastAsia="黑体"/>
         </w:rPr>
         <w:t xml:space="preserve">（或经传输门</w:t>
       </w:r>
       <w:r>
+        <w:rPr>
+          <w:rFonts w:eastAsia="黑体"/>
+        </w:rPr>
         <w:t xml:space="preserve"> </w:t>
       </w:r>
       <m:oMath>
@@ -582,11 +647,14 @@
         </m:r>
       </m:oMath>
       <w:r>
+        <w:rPr>
+          <w:rFonts w:eastAsia="黑体"/>
+        </w:rPr>
         <w:t xml:space="preserve"> </w:t>
       </w:r>
       <w:r>
         <w:rPr>
-          <w:rFonts w:hint="eastAsia"/>
+          <w:rFonts w:hint="eastAsia" w:eastAsia="黑体"/>
         </w:rPr>
         <w:t xml:space="preserve">单端控制）接锁存单元；</w:t>
       </w:r>
@@ -605,15 +673,21 @@
         </m:sSub>
       </m:oMath>
       <w:r>
+        <w:rPr>
+          <w:rFonts w:eastAsia="黑体"/>
+        </w:rPr>
         <w:t xml:space="preserve"> </w:t>
       </w:r>
       <w:r>
         <w:rPr>
-          <w:rFonts w:hint="eastAsia"/>
+          <w:rFonts w:hint="eastAsia" w:eastAsia="黑体"/>
         </w:rPr>
         <w:t xml:space="preserve">一个输入接置位类控制、另一个输入接</w:t>
       </w:r>
       <w:r>
+        <w:rPr>
+          <w:rFonts w:eastAsia="黑体"/>
+        </w:rPr>
         <w:t xml:space="preserve"> </w:t>
       </w:r>
       <m:oMath>
@@ -631,15 +705,21 @@
         </m:sSub>
       </m:oMath>
       <w:r>
+        <w:rPr>
+          <w:rFonts w:eastAsia="黑体"/>
+        </w:rPr>
         <w:t xml:space="preserve"> </w:t>
       </w:r>
       <w:r>
         <w:rPr>
-          <w:rFonts w:hint="eastAsia"/>
+          <w:rFonts w:hint="eastAsia" w:eastAsia="黑体"/>
         </w:rPr>
         <w:t xml:space="preserve">的输出节点</w:t>
       </w:r>
       <w:r>
+        <w:rPr>
+          <w:rFonts w:eastAsia="黑体"/>
+        </w:rPr>
         <w:t xml:space="preserve"> </w:t>
       </w:r>
       <m:oMath>
@@ -656,11 +736,14 @@
       </m:oMath>
       <w:r>
         <w:rPr>
-          <w:rFonts w:hint="eastAsia"/>
+          <w:rFonts w:hint="eastAsia" w:eastAsia="黑体"/>
         </w:rPr>
         <w:t xml:space="preserve">，输出脚接</w:t>
       </w:r>
       <w:r>
+        <w:rPr>
+          <w:rFonts w:eastAsia="黑体"/>
+        </w:rPr>
         <w:t xml:space="preserve"> </w:t>
       </w:r>
       <m:oMath>
@@ -670,7 +753,7 @@
       </m:oMath>
       <w:r>
         <w:rPr>
-          <w:rFonts w:hint="eastAsia"/>
+          <w:rFonts w:hint="eastAsia" w:eastAsia="黑体"/>
         </w:rPr>
         <w:t xml:space="preserve">；</w:t>
       </w:r>
@@ -689,15 +772,21 @@
         </m:sSub>
       </m:oMath>
       <w:r>
+        <w:rPr>
+          <w:rFonts w:eastAsia="黑体"/>
+        </w:rPr>
         <w:t xml:space="preserve"> </w:t>
       </w:r>
       <w:r>
         <w:rPr>
-          <w:rFonts w:hint="eastAsia"/>
+          <w:rFonts w:hint="eastAsia" w:eastAsia="黑体"/>
         </w:rPr>
         <w:t xml:space="preserve">一个输入接复位类控制、另一个输入接</w:t>
       </w:r>
       <w:r>
+        <w:rPr>
+          <w:rFonts w:eastAsia="黑体"/>
+        </w:rPr>
         <w:t xml:space="preserve"> </w:t>
       </w:r>
       <m:oMath>
@@ -715,15 +804,21 @@
         </m:sSub>
       </m:oMath>
       <w:r>
+        <w:rPr>
+          <w:rFonts w:eastAsia="黑体"/>
+        </w:rPr>
         <w:t xml:space="preserve"> </w:t>
       </w:r>
       <w:r>
         <w:rPr>
-          <w:rFonts w:hint="eastAsia"/>
+          <w:rFonts w:hint="eastAsia" w:eastAsia="黑体"/>
         </w:rPr>
         <w:t xml:space="preserve">的输出节点</w:t>
       </w:r>
       <w:r>
+        <w:rPr>
+          <w:rFonts w:eastAsia="黑体"/>
+        </w:rPr>
         <w:t xml:space="preserve"> </w:t>
       </w:r>
       <m:oMath>
@@ -733,11 +828,14 @@
       </m:oMath>
       <w:r>
         <w:rPr>
-          <w:rFonts w:hint="eastAsia"/>
+          <w:rFonts w:hint="eastAsia" w:eastAsia="黑体"/>
         </w:rPr>
         <w:t xml:space="preserve">，输出脚接</w:t>
       </w:r>
       <w:r>
+        <w:rPr>
+          <w:rFonts w:eastAsia="黑体"/>
+        </w:rPr>
         <w:t xml:space="preserve"> </w:t>
       </w:r>
       <m:oMath>
@@ -754,11 +852,14 @@
       </m:oMath>
       <w:r>
         <w:rPr>
-          <w:rFonts w:hint="eastAsia"/>
+          <w:rFonts w:hint="eastAsia" w:eastAsia="黑体"/>
         </w:rPr>
         <w:t xml:space="preserve">；各门正电源脚</w:t>
       </w:r>
       <w:r>
+        <w:rPr>
+          <w:rFonts w:eastAsia="黑体"/>
+        </w:rPr>
         <w:t xml:space="preserve"> </w:t>
       </w:r>
       <m:oMath>
@@ -779,15 +880,21 @@
         </m:sSub>
       </m:oMath>
       <w:r>
+        <w:rPr>
+          <w:rFonts w:eastAsia="黑体"/>
+        </w:rPr>
         <w:t xml:space="preserve"> </w:t>
       </w:r>
       <w:r>
         <w:rPr>
-          <w:rFonts w:hint="eastAsia"/>
+          <w:rFonts w:hint="eastAsia" w:eastAsia="黑体"/>
         </w:rPr>
         <w:t xml:space="preserve">接</w:t>
       </w:r>
       <w:r>
+        <w:rPr>
+          <w:rFonts w:eastAsia="黑体"/>
+        </w:rPr>
         <w:t xml:space="preserve"> </w:t>
       </w:r>
       <m:oMath>
@@ -815,11 +922,14 @@
       </m:oMath>
       <w:r>
         <w:rPr>
-          <w:rFonts w:hint="eastAsia"/>
+          <w:rFonts w:hint="eastAsia" w:eastAsia="黑体"/>
         </w:rPr>
         <w:t xml:space="preserve">、地脚</w:t>
       </w:r>
       <w:r>
+        <w:rPr>
+          <w:rFonts w:eastAsia="黑体"/>
+        </w:rPr>
         <w:t xml:space="preserve"> </w:t>
       </w:r>
       <m:oMath>
@@ -834,11 +944,14 @@
         </m:r>
       </m:oMath>
       <w:r>
+        <w:rPr>
+          <w:rFonts w:eastAsia="黑体"/>
+        </w:rPr>
         <w:t xml:space="preserve"> </w:t>
       </w:r>
       <w:r>
         <w:rPr>
-          <w:rFonts w:hint="eastAsia"/>
+          <w:rFonts w:hint="eastAsia" w:eastAsia="黑体"/>
         </w:rPr>
         <w:t xml:space="preserve">接地。</w:t>
       </w:r>
@@ -851,15 +964,21 @@
         </m:r>
       </m:oMath>
       <w:r>
+        <w:rPr>
+          <w:rFonts w:eastAsia="黑体"/>
+        </w:rPr>
         <w:t xml:space="preserve"> </w:t>
       </w:r>
       <w:r>
         <w:rPr>
-          <w:rFonts w:hint="eastAsia"/>
+          <w:rFonts w:hint="eastAsia" w:eastAsia="黑体"/>
         </w:rPr>
         <w:t xml:space="preserve">有效时输出</w:t>
       </w:r>
       <w:r>
+        <w:rPr>
+          <w:rFonts w:eastAsia="黑体"/>
+        </w:rPr>
         <w:t xml:space="preserve"> </w:t>
       </w:r>
       <m:oMath>
@@ -868,15 +987,21 @@
         </m:r>
       </m:oMath>
       <w:r>
+        <w:rPr>
+          <w:rFonts w:eastAsia="黑体"/>
+        </w:rPr>
         <w:t xml:space="preserve"> </w:t>
       </w:r>
       <w:r>
         <w:rPr>
-          <w:rFonts w:hint="eastAsia"/>
+          <w:rFonts w:hint="eastAsia" w:eastAsia="黑体"/>
         </w:rPr>
         <w:t xml:space="preserve">跟随</w:t>
       </w:r>
       <w:r>
+        <w:rPr>
+          <w:rFonts w:eastAsia="黑体"/>
+        </w:rPr>
         <w:t xml:space="preserve"> </w:t>
       </w:r>
       <m:oMath>
@@ -886,7 +1011,7 @@
       </m:oMath>
       <w:r>
         <w:rPr>
-          <w:rFonts w:hint="eastAsia"/>
+          <w:rFonts w:hint="eastAsia" w:eastAsia="黑体"/>
         </w:rPr>
         <w:t xml:space="preserve">（透明态），</w:t>
       </w:r>
@@ -899,11 +1024,14 @@
         </m:r>
       </m:oMath>
       <w:r>
+        <w:rPr>
+          <w:rFonts w:eastAsia="黑体"/>
+        </w:rPr>
         <w:t xml:space="preserve"> </w:t>
       </w:r>
       <w:r>
         <w:rPr>
-          <w:rFonts w:hint="eastAsia"/>
+          <w:rFonts w:hint="eastAsia" w:eastAsia="黑体"/>
         </w:rPr>
         <w:t xml:space="preserve">无效时锁存保持。</w:t>
       </w:r>
@@ -912,16 +1040,19 @@
       <w:pPr/>
       <w:r>
         <w:rPr>
-          <w:rFonts w:hint="eastAsia"/>
+          <w:rFonts w:hint="eastAsia" w:eastAsia="黑体"/>
         </w:rPr>
         <w:t xml:space="preserve">由此构成“电平敏感门控</w:t>
       </w:r>
       <w:r>
+        <w:rPr>
+          <w:rFonts w:eastAsia="黑体"/>
+        </w:rPr>
         <w:t xml:space="preserve"> D </w:t>
       </w:r>
       <w:r>
         <w:rPr>
-          <w:rFonts w:hint="eastAsia"/>
+          <w:rFonts w:hint="eastAsia" w:eastAsia="黑体"/>
         </w:rPr>
         <w:t xml:space="preserve">锁存器”组态，使能期间透明跟随、使能撤去后保持，可用作总线透明缓冲与触发器的内部组成单元。</w:t>
       </w:r>
@@ -934,7 +1065,7 @@
       </w:pPr>
       <w:r>
         <w:rPr>
-          <w:rFonts w:hint="eastAsia"/>
+          <w:rFonts w:hint="eastAsia" w:eastAsia="黑体"/>
         </w:rPr>
         <w:t xml:space="preserve">工作原理</w:t>
       </w:r>
@@ -945,52 +1076,67 @@
       </w:pPr>
       <w:r>
         <w:rPr>
-          <w:rFonts w:hint="eastAsia"/>
+          <w:rFonts w:hint="eastAsia" w:eastAsia="黑体"/>
         </w:rPr>
         <w:t xml:space="preserve">当使能端</w:t>
       </w:r>
       <w:r>
+        <w:rPr>
+          <w:rFonts w:eastAsia="黑体"/>
+        </w:rPr>
         <w:t xml:space="preserve"> EN </w:t>
       </w:r>
       <w:r>
         <w:rPr>
-          <w:rFonts w:hint="eastAsia"/>
+          <w:rFonts w:hint="eastAsia" w:eastAsia="黑体"/>
         </w:rPr>
         <w:t xml:space="preserve">为有效电平时，输出</w:t>
       </w:r>
       <w:r>
+        <w:rPr>
+          <w:rFonts w:eastAsia="黑体"/>
+        </w:rPr>
         <w:t xml:space="preserve"> Q </w:t>
       </w:r>
       <w:r>
         <w:rPr>
-          <w:rFonts w:hint="eastAsia"/>
+          <w:rFonts w:hint="eastAsia" w:eastAsia="黑体"/>
         </w:rPr>
         <w:t xml:space="preserve">跟随输入</w:t>
       </w:r>
       <w:r>
+        <w:rPr>
+          <w:rFonts w:eastAsia="黑体"/>
+        </w:rPr>
         <w:t xml:space="preserve"> </w:t>
       </w:r>
       <w:r>
         <w:rPr>
-          <w:rFonts w:hint="eastAsia"/>
+          <w:rFonts w:hint="eastAsia" w:eastAsia="黑体"/>
         </w:rPr>
         <w:t xml:space="preserve">D（透明态）；当</w:t>
       </w:r>
       <w:r>
+        <w:rPr>
+          <w:rFonts w:eastAsia="黑体"/>
+        </w:rPr>
         <w:t xml:space="preserve"> EN </w:t>
       </w:r>
       <w:r>
         <w:rPr>
-          <w:rFonts w:hint="eastAsia"/>
+          <w:rFonts w:hint="eastAsia" w:eastAsia="黑体"/>
         </w:rPr>
         <w:t xml:space="preserve">无效时，输出锁存住最后一刻的数据并保持。本质是电平控制的门控</w:t>
       </w:r>
       <w:r>
+        <w:rPr>
+          <w:rFonts w:eastAsia="黑体"/>
+        </w:rPr>
         <w:t xml:space="preserve"> </w:t>
       </w:r>
       <w:r>
         <w:rPr>
-          <w:rFonts w:hint="eastAsia"/>
+          <w:rFonts w:hint="eastAsia" w:eastAsia="黑体"/>
         </w:rPr>
         <w:t xml:space="preserve">SR/传输门结构，常作为总线透明缓冲与触发器的内部组成单元。</w:t>
       </w:r>
@@ -1003,7 +1149,7 @@
       </w:pPr>
       <w:r>
         <w:rPr>
-          <w:rFonts w:hint="eastAsia"/>
+          <w:rFonts w:hint="eastAsia" w:eastAsia="黑体"/>
         </w:rPr>
         <w:t xml:space="preserve">关键计算公式</w:t>
       </w:r>
@@ -1016,20 +1162,26 @@
         </w:numPr>
       </w:pPr>
       <w:r>
+        <w:rPr>
+          <w:rFonts w:eastAsia="黑体"/>
+        </w:rPr>
         <w:t xml:space="preserve">D </w:t>
       </w:r>
       <w:r>
         <w:rPr>
-          <w:rFonts w:hint="eastAsia"/>
+          <w:rFonts w:hint="eastAsia" w:eastAsia="黑体"/>
         </w:rPr>
         <w:t xml:space="preserve">锁存器特征方程（EN</w:t>
       </w:r>
       <w:r>
+        <w:rPr>
+          <w:rFonts w:eastAsia="黑体"/>
+        </w:rPr>
         <w:t xml:space="preserve"> </w:t>
       </w:r>
       <w:r>
         <w:rPr>
-          <w:rFonts w:hint="eastAsia"/>
+          <w:rFonts w:hint="eastAsia" w:eastAsia="黑体"/>
         </w:rPr>
         <w:t xml:space="preserve">高有效）：</w:t>
       </w:r>
@@ -1135,7 +1287,7 @@
       </w:pPr>
       <w:r>
         <w:rPr>
-          <w:rFonts w:hint="eastAsia"/>
+          <w:rFonts w:hint="eastAsia" w:eastAsia="黑体"/>
         </w:rPr>
         <w:t xml:space="preserve">透明态（EN=1）：</w:t>
       </w:r>
@@ -1174,7 +1326,7 @@
       </w:pPr>
       <w:r>
         <w:rPr>
-          <w:rFonts w:hint="eastAsia"/>
+          <w:rFonts w:hint="eastAsia" w:eastAsia="黑体"/>
         </w:rPr>
         <w:t xml:space="preserve">保持态（EN=0）：</w:t>
       </w:r>
@@ -1262,7 +1414,7 @@
             </w:pPr>
             <w:r>
               <w:rPr>
-                <w:rFonts w:hint="eastAsia"/>
+                <w:rFonts w:hint="eastAsia" w:eastAsia="黑体"/>
               </w:rPr>
               <w:t xml:space="preserve">符号</w:t>
             </w:r>
@@ -1276,7 +1428,7 @@
             </w:pPr>
             <w:r>
               <w:rPr>
-                <w:rFonts w:hint="eastAsia"/>
+                <w:rFonts w:hint="eastAsia" w:eastAsia="黑体"/>
               </w:rPr>
               <w:t xml:space="preserve">含义</w:t>
             </w:r>
@@ -1290,7 +1442,7 @@
             </w:pPr>
             <w:r>
               <w:rPr>
-                <w:rFonts w:hint="eastAsia"/>
+                <w:rFonts w:hint="eastAsia" w:eastAsia="黑体"/>
               </w:rPr>
               <w:t xml:space="preserve">单位</w:t>
             </w:r>
@@ -1310,6 +1462,9 @@
               </m:r>
             </m:oMath>
             <w:r>
+              <w:rPr>
+                <w:rFonts w:eastAsia="黑体"/>
+              </w:rPr>
               <w:t xml:space="preserve">​</w:t>
             </w:r>
           </w:p>
@@ -1322,7 +1477,7 @@
             </w:pPr>
             <w:r>
               <w:rPr>
-                <w:rFonts w:hint="eastAsia"/>
+                <w:rFonts w:hint="eastAsia" w:eastAsia="黑体"/>
               </w:rPr>
               <w:t xml:space="preserve">数据输入</w:t>
             </w:r>
@@ -1335,6 +1490,9 @@
               <w:pStyle w:val="Compact"/>
             </w:pPr>
             <w:r>
+              <w:rPr>
+                <w:rFonts w:eastAsia="黑体"/>
+              </w:rPr>
               <w:t xml:space="preserve">—</w:t>
             </w:r>
           </w:p>
@@ -1356,6 +1514,9 @@
               </m:r>
             </m:oMath>
             <w:r>
+              <w:rPr>
+                <w:rFonts w:eastAsia="黑体"/>
+              </w:rPr>
               <w:t xml:space="preserve">​</w:t>
             </w:r>
           </w:p>
@@ -1368,7 +1529,7 @@
             </w:pPr>
             <w:r>
               <w:rPr>
-                <w:rFonts w:hint="eastAsia"/>
+                <w:rFonts w:hint="eastAsia" w:eastAsia="黑体"/>
               </w:rPr>
               <w:t xml:space="preserve">使能端</w:t>
             </w:r>
@@ -1381,6 +1542,9 @@
               <w:pStyle w:val="Compact"/>
             </w:pPr>
             <w:r>
+              <w:rPr>
+                <w:rFonts w:eastAsia="黑体"/>
+              </w:rPr>
               <w:t xml:space="preserve">—</w:t>
             </w:r>
           </w:p>
@@ -1408,6 +1572,9 @@
               </m:sSup>
             </m:oMath>
             <w:r>
+              <w:rPr>
+                <w:rFonts w:eastAsia="黑体"/>
+              </w:rPr>
               <w:t xml:space="preserve">​</w:t>
             </w:r>
           </w:p>
@@ -1420,7 +1587,7 @@
             </w:pPr>
             <w:r>
               <w:rPr>
-                <w:rFonts w:hint="eastAsia"/>
+                <w:rFonts w:hint="eastAsia" w:eastAsia="黑体"/>
               </w:rPr>
               <w:t xml:space="preserve">现态</w:t>
             </w:r>
@@ -1433,6 +1600,9 @@
               <w:pStyle w:val="Compact"/>
             </w:pPr>
             <w:r>
+              <w:rPr>
+                <w:rFonts w:eastAsia="黑体"/>
+              </w:rPr>
               <w:t xml:space="preserve">—</w:t>
             </w:r>
           </w:p>
@@ -1469,6 +1639,9 @@
               </m:sSup>
             </m:oMath>
             <w:r>
+              <w:rPr>
+                <w:rFonts w:eastAsia="黑体"/>
+              </w:rPr>
               <w:t xml:space="preserve">​</w:t>
             </w:r>
           </w:p>
@@ -1481,7 +1654,7 @@
             </w:pPr>
             <w:r>
               <w:rPr>
-                <w:rFonts w:hint="eastAsia"/>
+                <w:rFonts w:hint="eastAsia" w:eastAsia="黑体"/>
               </w:rPr>
               <w:t xml:space="preserve">次态</w:t>
             </w:r>
@@ -1494,6 +1667,9 @@
               <w:pStyle w:val="Compact"/>
             </w:pPr>
             <w:r>
+              <w:rPr>
+                <w:rFonts w:eastAsia="黑体"/>
+              </w:rPr>
               <w:t xml:space="preserve">—</w:t>
             </w:r>
           </w:p>
@@ -1508,7 +1684,7 @@
       </w:pPr>
       <w:r>
         <w:rPr>
-          <w:rFonts w:hint="eastAsia"/>
+          <w:rFonts w:hint="eastAsia" w:eastAsia="黑体"/>
         </w:rPr>
         <w:t xml:space="preserve">元件调整影响</w:t>
       </w:r>
@@ -1523,21 +1699,27 @@
       </w:pPr>
       <w:r>
         <w:rPr>
-          <w:rFonts w:hint="eastAsia"/>
+          <w:rFonts w:hint="eastAsia" w:eastAsia="黑体"/>
           <w:b/>
           <w:bCs/>
         </w:rPr>
         <w:t xml:space="preserve">使能电平保持高</w:t>
       </w:r>
       <w:r>
+        <w:rPr>
+          <w:rFonts w:eastAsia="黑体"/>
+        </w:rPr>
         <w:t xml:space="preserve"> </w:t>
       </w:r>
       <w:r>
+        <w:rPr>
+          <w:rFonts w:eastAsia="黑体"/>
+        </w:rPr>
         <w:t xml:space="preserve">→ </w:t>
       </w:r>
       <w:r>
         <w:rPr>
-          <w:rFonts w:hint="eastAsia"/>
+          <w:rFonts w:hint="eastAsia" w:eastAsia="黑体"/>
         </w:rPr>
         <w:t xml:space="preserve">处于透明态，输出直接跟随输入，无存储功能。</w:t>
       </w:r>
@@ -1552,21 +1734,27 @@
       </w:pPr>
       <w:r>
         <w:rPr>
-          <w:rFonts w:hint="eastAsia"/>
+          <w:rFonts w:hint="eastAsia" w:eastAsia="黑体"/>
           <w:b/>
           <w:bCs/>
         </w:rPr>
         <w:t xml:space="preserve">使能变低</w:t>
       </w:r>
       <w:r>
+        <w:rPr>
+          <w:rFonts w:eastAsia="黑体"/>
+        </w:rPr>
         <w:t xml:space="preserve"> </w:t>
       </w:r>
       <w:r>
+        <w:rPr>
+          <w:rFonts w:eastAsia="黑体"/>
+        </w:rPr>
         <w:t xml:space="preserve">→ </w:t>
       </w:r>
       <w:r>
         <w:rPr>
-          <w:rFonts w:hint="eastAsia"/>
+          <w:rFonts w:hint="eastAsia" w:eastAsia="黑体"/>
         </w:rPr>
         <w:t xml:space="preserve">锁存当前数据，此后输入变化不再影响输出。</w:t>
       </w:r>
@@ -1581,21 +1769,27 @@
       </w:pPr>
       <w:r>
         <w:rPr>
-          <w:rFonts w:hint="eastAsia"/>
+          <w:rFonts w:hint="eastAsia" w:eastAsia="黑体"/>
           <w:b/>
           <w:bCs/>
         </w:rPr>
         <w:t xml:space="preserve">用作门控</w:t>
       </w:r>
       <w:r>
+        <w:rPr>
+          <w:rFonts w:eastAsia="黑体"/>
+        </w:rPr>
         <w:t xml:space="preserve"> </w:t>
       </w:r>
       <w:r>
+        <w:rPr>
+          <w:rFonts w:eastAsia="黑体"/>
+        </w:rPr>
         <w:t xml:space="preserve">→ </w:t>
       </w:r>
       <w:r>
         <w:rPr>
-          <w:rFonts w:hint="eastAsia"/>
+          <w:rFonts w:hint="eastAsia" w:eastAsia="黑体"/>
         </w:rPr>
         <w:t xml:space="preserve">与后级组合逻辑配合可消除毛刺，但需注意透明期输入必须稳定。</w:t>
       </w:r>
@@ -1610,21 +1804,27 @@
       </w:pPr>
       <w:r>
         <w:rPr>
-          <w:rFonts w:hint="eastAsia"/>
+          <w:rFonts w:hint="eastAsia" w:eastAsia="黑体"/>
           <w:b/>
           <w:bCs/>
         </w:rPr>
         <w:t xml:space="preserve">多个锁存器级联（主从）</w:t>
       </w:r>
       <w:r>
+        <w:rPr>
+          <w:rFonts w:eastAsia="黑体"/>
+        </w:rPr>
         <w:t xml:space="preserve"> </w:t>
       </w:r>
       <w:r>
+        <w:rPr>
+          <w:rFonts w:eastAsia="黑体"/>
+        </w:rPr>
         <w:t xml:space="preserve">→ </w:t>
       </w:r>
       <w:r>
         <w:rPr>
-          <w:rFonts w:hint="eastAsia"/>
+          <w:rFonts w:hint="eastAsia" w:eastAsia="黑体"/>
         </w:rPr>
         <w:t xml:space="preserve">可构成边沿触发器。</w:t>
       </w:r>
@@ -1637,7 +1837,7 @@
       </w:pPr>
       <w:r>
         <w:rPr>
-          <w:rFonts w:hint="eastAsia"/>
+          <w:rFonts w:hint="eastAsia" w:eastAsia="黑体"/>
         </w:rPr>
         <w:t xml:space="preserve">典型参数示例</w:t>
       </w:r>
@@ -1651,33 +1851,45 @@
         </w:numPr>
       </w:pPr>
       <w:r>
+        <w:rPr>
+          <w:rFonts w:eastAsia="黑体"/>
+        </w:rPr>
         <w:t xml:space="preserve">8 </w:t>
       </w:r>
       <w:r>
         <w:rPr>
-          <w:rFonts w:hint="eastAsia"/>
+          <w:rFonts w:hint="eastAsia" w:eastAsia="黑体"/>
         </w:rPr>
         <w:t xml:space="preserve">位透明锁存器</w:t>
       </w:r>
       <w:r>
+        <w:rPr>
+          <w:rFonts w:eastAsia="黑体"/>
+        </w:rPr>
         <w:t xml:space="preserve"> </w:t>
       </w:r>
       <w:r>
         <w:rPr>
-          <w:rFonts w:hint="eastAsia"/>
+          <w:rFonts w:hint="eastAsia" w:eastAsia="黑体"/>
         </w:rPr>
         <w:t xml:space="preserve">74HC373：当</w:t>
       </w:r>
       <w:r>
+        <w:rPr>
+          <w:rFonts w:eastAsia="黑体"/>
+        </w:rPr>
         <w:t xml:space="preserve"> LE=1 </w:t>
       </w:r>
       <w:r>
         <w:rPr>
-          <w:rFonts w:hint="eastAsia"/>
+          <w:rFonts w:hint="eastAsia" w:eastAsia="黑体"/>
         </w:rPr>
         <w:t xml:space="preserve">时</w:t>
       </w:r>
       <w:r>
+        <w:rPr>
+          <w:rFonts w:eastAsia="黑体"/>
+        </w:rPr>
         <w:t xml:space="preserve"> </w:t>
       </w:r>
       <m:oMath>
@@ -1696,20 +1908,26 @@
       </m:oMath>
       <w:r>
         <w:rPr>
-          <w:rFonts w:hint="eastAsia"/>
+          <w:rFonts w:hint="eastAsia" w:eastAsia="黑体"/>
         </w:rPr>
         <w:t xml:space="preserve">，LE</w:t>
       </w:r>
       <w:r>
+        <w:rPr>
+          <w:rFonts w:eastAsia="黑体"/>
+        </w:rPr>
         <w:t xml:space="preserve"> </w:t>
       </w:r>
       <w:r>
         <w:rPr>
-          <w:rFonts w:hint="eastAsia"/>
+          <w:rFonts w:hint="eastAsia" w:eastAsia="黑体"/>
         </w:rPr>
         <w:t xml:space="preserve">拉低后</w:t>
       </w:r>
       <w:r>
+        <w:rPr>
+          <w:rFonts w:eastAsia="黑体"/>
+        </w:rPr>
         <w:t xml:space="preserve"> </w:t>
       </w:r>
       <m:oMath>
@@ -1718,11 +1936,14 @@
         </m:r>
       </m:oMath>
       <w:r>
+        <w:rPr>
+          <w:rFonts w:eastAsia="黑体"/>
+        </w:rPr>
         <w:t xml:space="preserve"> </w:t>
       </w:r>
       <w:r>
         <w:rPr>
-          <w:rFonts w:hint="eastAsia"/>
+          <w:rFonts w:hint="eastAsia" w:eastAsia="黑体"/>
         </w:rPr>
         <w:t xml:space="preserve">保持拉低前数据。</w:t>
       </w:r>
@@ -1737,7 +1958,7 @@
       </w:pPr>
       <w:r>
         <w:rPr>
-          <w:rFonts w:hint="eastAsia"/>
+          <w:rFonts w:hint="eastAsia" w:eastAsia="黑体"/>
         </w:rPr>
         <w:t xml:space="preserve">特征方程验证：</w:t>
       </w:r>
@@ -1778,11 +1999,14 @@
       </m:oMath>
       <w:r>
         <w:rPr>
-          <w:rFonts w:hint="eastAsia"/>
+          <w:rFonts w:hint="eastAsia" w:eastAsia="黑体"/>
         </w:rPr>
         <w:t xml:space="preserve">，则</w:t>
       </w:r>
       <w:r>
+        <w:rPr>
+          <w:rFonts w:eastAsia="黑体"/>
+        </w:rPr>
         <w:t xml:space="preserve"> </w:t>
       </w:r>
       <m:oMath>
@@ -1864,7 +2088,7 @@
       </m:oMath>
       <w:r>
         <w:rPr>
-          <w:rFonts w:hint="eastAsia"/>
+          <w:rFonts w:hint="eastAsia" w:eastAsia="黑体"/>
         </w:rPr>
         <w:t xml:space="preserve">，透明跟随。</w:t>
       </w:r>
@@ -1877,7 +2101,7 @@
       </w:pPr>
       <w:r>
         <w:rPr>
-          <w:rFonts w:hint="eastAsia"/>
+          <w:rFonts w:hint="eastAsia" w:eastAsia="黑体"/>
         </w:rPr>
         <w:t xml:space="preserve">常见器件型号</w:t>
       </w:r>
@@ -1891,29 +2115,38 @@
         </w:numPr>
       </w:pPr>
       <w:r>
+        <w:rPr>
+          <w:rFonts w:eastAsia="黑体"/>
+        </w:rPr>
         <w:t xml:space="preserve">74HC373 / </w:t>
       </w:r>
       <w:r>
         <w:rPr>
-          <w:rFonts w:hint="eastAsia"/>
+          <w:rFonts w:hint="eastAsia" w:eastAsia="黑体"/>
         </w:rPr>
         <w:t xml:space="preserve">74HC573：8</w:t>
       </w:r>
       <w:r>
+        <w:rPr>
+          <w:rFonts w:eastAsia="黑体"/>
+        </w:rPr>
         <w:t xml:space="preserve"> </w:t>
       </w:r>
       <w:r>
         <w:rPr>
-          <w:rFonts w:hint="eastAsia"/>
+          <w:rFonts w:hint="eastAsia" w:eastAsia="黑体"/>
         </w:rPr>
         <w:t xml:space="preserve">位</w:t>
       </w:r>
       <w:r>
+        <w:rPr>
+          <w:rFonts w:eastAsia="黑体"/>
+        </w:rPr>
         <w:t xml:space="preserve"> D </w:t>
       </w:r>
       <w:r>
         <w:rPr>
-          <w:rFonts w:hint="eastAsia"/>
+          <w:rFonts w:hint="eastAsia" w:eastAsia="黑体"/>
         </w:rPr>
         <w:t xml:space="preserve">型透明锁存器（三态输出）。</w:t>
       </w:r>
@@ -1928,16 +2161,19 @@
       </w:pPr>
       <w:r>
         <w:rPr>
-          <w:rFonts w:hint="eastAsia"/>
+          <w:rFonts w:hint="eastAsia" w:eastAsia="黑体"/>
         </w:rPr>
         <w:t xml:space="preserve">74HC75：4</w:t>
       </w:r>
       <w:r>
+        <w:rPr>
+          <w:rFonts w:eastAsia="黑体"/>
+        </w:rPr>
         <w:t xml:space="preserve"> </w:t>
       </w:r>
       <w:r>
         <w:rPr>
-          <w:rFonts w:hint="eastAsia"/>
+          <w:rFonts w:hint="eastAsia" w:eastAsia="黑体"/>
         </w:rPr>
         <w:t xml:space="preserve">位双稳态透明锁存器。</w:t>
       </w:r>
@@ -1952,25 +2188,31 @@
       </w:pPr>
       <w:r>
         <w:rPr>
-          <w:rFonts w:hint="eastAsia"/>
+          <w:rFonts w:hint="eastAsia" w:eastAsia="黑体"/>
         </w:rPr>
         <w:t xml:space="preserve">CD4042：四</w:t>
       </w:r>
       <w:r>
+        <w:rPr>
+          <w:rFonts w:eastAsia="黑体"/>
+        </w:rPr>
         <w:t xml:space="preserve"> D </w:t>
       </w:r>
       <w:r>
         <w:rPr>
-          <w:rFonts w:hint="eastAsia"/>
+          <w:rFonts w:hint="eastAsia" w:eastAsia="黑体"/>
         </w:rPr>
         <w:t xml:space="preserve">锁存器（CMOS</w:t>
       </w:r>
       <w:r>
+        <w:rPr>
+          <w:rFonts w:eastAsia="黑体"/>
+        </w:rPr>
         <w:t xml:space="preserve"> 4000 </w:t>
       </w:r>
       <w:r>
         <w:rPr>
-          <w:rFonts w:hint="eastAsia"/>
+          <w:rFonts w:hint="eastAsia" w:eastAsia="黑体"/>
         </w:rPr>
         <w:t xml:space="preserve">系列）。</w:t>
       </w:r>
@@ -1983,7 +2225,7 @@
       </w:pPr>
       <w:r>
         <w:rPr>
-          <w:rFonts w:hint="eastAsia"/>
+          <w:rFonts w:hint="eastAsia" w:eastAsia="黑体"/>
         </w:rPr>
         <w:t xml:space="preserve">注意事项</w:t>
       </w:r>
@@ -1998,7 +2240,7 @@
       </w:pPr>
       <w:r>
         <w:rPr>
-          <w:rFonts w:hint="eastAsia"/>
+          <w:rFonts w:hint="eastAsia" w:eastAsia="黑体"/>
         </w:rPr>
         <w:t xml:space="preserve">透明期内输入抖动会被传递到输出，关键存储应用优先边沿触发器。</w:t>
       </w:r>
@@ -2013,7 +2255,7 @@
       </w:pPr>
       <w:r>
         <w:rPr>
-          <w:rFonts w:hint="eastAsia"/>
+          <w:rFonts w:hint="eastAsia" w:eastAsia="黑体"/>
         </w:rPr>
         <w:t xml:space="preserve">锁存器与触发器务必区分：锁存器电平敏感、触发器边沿敏感。</w:t>
       </w:r>
@@ -2028,7 +2270,7 @@
       </w:pPr>
       <w:r>
         <w:rPr>
-          <w:rFonts w:hint="eastAsia"/>
+          <w:rFonts w:hint="eastAsia" w:eastAsia="黑体"/>
         </w:rPr>
         <w:t xml:space="preserve">时序设计中锁存器需谨慎使用，避免与时钟同步逻辑混用产生竞争。</w:t>
       </w:r>
@@ -2041,7 +2283,7 @@
       </w:pPr>
       <w:r>
         <w:rPr>
-          <w:rFonts w:hint="eastAsia"/>
+          <w:rFonts w:hint="eastAsia" w:eastAsia="黑体"/>
         </w:rPr>
         <w:t xml:space="preserve">参考资料</w:t>
       </w:r>
@@ -2056,7 +2298,7 @@
       </w:pPr>
       <w:r>
         <w:rPr>
-          <w:rFonts w:hint="eastAsia"/>
+          <w:rFonts w:hint="eastAsia" w:eastAsia="黑体"/>
         </w:rPr>
         <w:t xml:space="preserve">《数字电子技术基础》（阎石）。</w:t>
       </w:r>
@@ -2070,6 +2312,9 @@
         </w:numPr>
       </w:pPr>
       <w:r>
+        <w:rPr>
+          <w:rFonts w:eastAsia="黑体"/>
+        </w:rPr>
         <w:t xml:space="preserve">Wikipedia: Latch (electronics)。</w:t>
       </w:r>
     </w:p>
@@ -2082,11 +2327,14 @@
         </w:numPr>
       </w:pPr>
       <w:r>
+        <w:rPr>
+          <w:rFonts w:eastAsia="黑体"/>
+        </w:rPr>
         <w:t xml:space="preserve">TI 74HC373 </w:t>
       </w:r>
       <w:r>
         <w:rPr>
-          <w:rFonts w:hint="eastAsia"/>
+          <w:rFonts w:hint="eastAsia" w:eastAsia="黑体"/>
         </w:rPr>
         <w:t xml:space="preserve">数据手册。</w:t>
       </w:r>
@@ -2100,11 +2348,11 @@
       </w:pPr>
       <w:r>
         <w:rPr>
-          <w:rFonts w:ascii="Times New Roman" w:hAnsi="Times New Roman"/>
+          <w:rFonts w:ascii="Times New Roman" w:hAnsi="Times New Roman" w:eastAsia="黑体"/>
           <w:color w:val="555555"/>
           <w:sz w:val="21"/>
         </w:rPr>
-        <w:t>材料收集者：杜文杰</w:t>
+        <w:t>材料收集者：杜文杰，WX手机：19519196569，QQ:3478827729</w:t>
       </w:r>
     </w:p>
     <w:sectPr>
@@ -2124,7 +2372,7 @@
 </file>
 
 <file path=word/footer1.xml><?xml version="1.0" encoding="utf-8"?>
-<w:ftr xmlns:m="http://schemas.openxmlformats.org/officeDocument/2006/math" xmlns:mc="http://schemas.openxmlformats.org/markup-compatibility/2006" xmlns:mo="http://schemas.microsoft.com/office/mac/office/2008/main" xmlns:mv="urn:schemas-microsoft-com:mac:vml" xmlns:o="urn:schemas-microsoft-com:office:office" xmlns:r="http://schemas.openxmlformats.org/officeDocument/2006/relationships" xmlns:v="urn:schemas-microsoft-com:vml" xmlns:w10="urn:schemas-microsoft-com:office:word" xmlns:w14="http://schemas.microsoft.com/office/word/2010/wordml" xmlns:w="http://schemas.openxmlformats.org/wordprocessingml/2006/main" xmlns:wne="http://schemas.microsoft.com/office/word/2006/wordml" xmlns:wp14="http://schemas.microsoft.com/office/word/2010/wordprocessingDrawing" xmlns:wp="http://schemas.openxmlformats.org/drawingml/2006/wordprocessingDrawing" xmlns:wpc="http://schemas.microsoft.com/office/word/2010/wordprocessingCanvas" xmlns:wpg="http://schemas.microsoft.com/office/word/2010/wordprocessingGroup" xmlns:wpi="http://schemas.microsoft.com/office/word/2010/wordprocessingInk" xmlns:wps="http://schemas.microsoft.com/office/word/2010/wordprocessingShape" mc:Ignorable="w14 wp14">
+<w:ftr xmlns:mc="http://schemas.openxmlformats.org/markup-compatibility/2006" xmlns:w="http://schemas.openxmlformats.org/wordprocessingml/2006/main" xmlns:m="http://schemas.openxmlformats.org/officeDocument/2006/math" xmlns:mo="http://schemas.microsoft.com/office/mac/office/2008/main" xmlns:mv="urn:schemas-microsoft-com:mac:vml" xmlns:o="urn:schemas-microsoft-com:office:office" xmlns:r="http://schemas.openxmlformats.org/officeDocument/2006/relationships" xmlns:v="urn:schemas-microsoft-com:vml" xmlns:w10="urn:schemas-microsoft-com:office:word" xmlns:w14="http://schemas.microsoft.com/office/word/2010/wordml" xmlns:wne="http://schemas.microsoft.com/office/word/2006/wordml" xmlns:wp14="http://schemas.microsoft.com/office/word/2010/wordprocessingDrawing" xmlns:wp="http://schemas.openxmlformats.org/drawingml/2006/wordprocessingDrawing" xmlns:wpc="http://schemas.microsoft.com/office/word/2010/wordprocessingCanvas" xmlns:wpg="http://schemas.microsoft.com/office/word/2010/wordprocessingGroup" xmlns:wpi="http://schemas.microsoft.com/office/word/2010/wordprocessingInk" xmlns:wps="http://schemas.microsoft.com/office/word/2010/wordprocessingShape" mc:Ignorable="w14 wp14">
   <w:p>
     <w:pPr>
       <w:pStyle w:val="Footer"/>
@@ -2132,12 +2380,14 @@
     </w:pPr>
     <w:r>
       <w:rPr>
+        <w:rFonts w:eastAsia="黑体"/>
         <w:sz w:val="18"/>
       </w:rPr>
       <w:t xml:space="preserve">第 </w:t>
     </w:r>
     <w:r>
       <w:rPr>
+        <w:rFonts w:eastAsia="黑体"/>
         <w:sz w:val="18"/>
       </w:rPr>
       <w:fldChar w:fldCharType="begin"/>
@@ -2146,6 +2396,7 @@
     </w:r>
     <w:r>
       <w:rPr>
+        <w:rFonts w:eastAsia="黑体"/>
         <w:sz w:val="18"/>
       </w:rPr>
       <w:t xml:space="preserve"> 页</w:t>
@@ -2159,6 +2410,9 @@
   <w:footnote w:type="continuationSeparator" w:id="0">
     <w:p>
       <w:r>
+        <w:rPr>
+          <w:rFonts w:eastAsia="黑体"/>
+        </w:rPr>
         <w:continuationSeparator/>
       </w:r>
     </w:p>
@@ -2166,6 +2420,9 @@
   <w:footnote w:type="separator" w:id="-1">
     <w:p>
       <w:r>
+        <w:rPr>
+          <w:rFonts w:eastAsia="黑体"/>
+        </w:rPr>
         <w:separator/>
       </w:r>
     </w:p>
@@ -2174,7 +2431,7 @@
 </file>
 
 <file path=word/header1.xml><?xml version="1.0" encoding="utf-8"?>
-<w:hdr xmlns:m="http://schemas.openxmlformats.org/officeDocument/2006/math" xmlns:mc="http://schemas.openxmlformats.org/markup-compatibility/2006" xmlns:mo="http://schemas.microsoft.com/office/mac/office/2008/main" xmlns:mv="urn:schemas-microsoft-com:mac:vml" xmlns:o="urn:schemas-microsoft-com:office:office" xmlns:r="http://schemas.openxmlformats.org/officeDocument/2006/relationships" xmlns:v="urn:schemas-microsoft-com:vml" xmlns:w10="urn:schemas-microsoft-com:office:word" xmlns:w14="http://schemas.microsoft.com/office/word/2010/wordml" xmlns:w="http://schemas.openxmlformats.org/wordprocessingml/2006/main" xmlns:wne="http://schemas.microsoft.com/office/word/2006/wordml" xmlns:wp14="http://schemas.microsoft.com/office/word/2010/wordprocessingDrawing" xmlns:wp="http://schemas.openxmlformats.org/drawingml/2006/wordprocessingDrawing" xmlns:wpc="http://schemas.microsoft.com/office/word/2010/wordprocessingCanvas" xmlns:wpg="http://schemas.microsoft.com/office/word/2010/wordprocessingGroup" xmlns:wpi="http://schemas.microsoft.com/office/word/2010/wordprocessingInk" xmlns:wps="http://schemas.microsoft.com/office/word/2010/wordprocessingShape" mc:Ignorable="w14 wp14">
+<w:hdr xmlns:mc="http://schemas.openxmlformats.org/markup-compatibility/2006" xmlns:w="http://schemas.openxmlformats.org/wordprocessingml/2006/main" xmlns:m="http://schemas.openxmlformats.org/officeDocument/2006/math" xmlns:mo="http://schemas.microsoft.com/office/mac/office/2008/main" xmlns:mv="urn:schemas-microsoft-com:mac:vml" xmlns:o="urn:schemas-microsoft-com:office:office" xmlns:r="http://schemas.openxmlformats.org/officeDocument/2006/relationships" xmlns:v="urn:schemas-microsoft-com:vml" xmlns:w10="urn:schemas-microsoft-com:office:word" xmlns:w14="http://schemas.microsoft.com/office/word/2010/wordml" xmlns:wne="http://schemas.microsoft.com/office/word/2006/wordml" xmlns:wp14="http://schemas.microsoft.com/office/word/2010/wordprocessingDrawing" xmlns:wp="http://schemas.openxmlformats.org/drawingml/2006/wordprocessingDrawing" xmlns:wpc="http://schemas.microsoft.com/office/word/2010/wordprocessingCanvas" xmlns:wpg="http://schemas.microsoft.com/office/word/2010/wordprocessingGroup" xmlns:wpi="http://schemas.microsoft.com/office/word/2010/wordprocessingInk" xmlns:wps="http://schemas.microsoft.com/office/word/2010/wordprocessingShape" mc:Ignorable="w14 wp14">
   <w:p>
     <w:pPr>
       <w:pStyle w:val="Header"/>
@@ -2182,7 +2439,7 @@
     </w:pPr>
     <w:r>
       <w:rPr>
-        <w:rFonts w:ascii="Times New Roman" w:hAnsi="Times New Roman"/>
+        <w:rFonts w:ascii="Times New Roman" w:hAnsi="Times New Roman" w:eastAsia="黑体"/>
         <w:sz w:val="18"/>
         <w:rFonts w:eastAsia="黑体"/>
         <w:rFonts w:eastAsia="黑体"/>
@@ -2194,7 +2451,7 @@
 </file>
 
 <file path=word/numbering.xml><?xml version="1.0" encoding="utf-8"?>
-<w:numbering xmlns:m="http://schemas.openxmlformats.org/officeDocument/2006/math" xmlns:mc="http://schemas.openxmlformats.org/markup-compatibility/2006" xmlns:mo="http://schemas.microsoft.com/office/mac/office/2008/main" xmlns:mv="urn:schemas-microsoft-com:mac:vml" xmlns:o="urn:schemas-microsoft-com:office:office" xmlns:r="http://schemas.openxmlformats.org/officeDocument/2006/relationships" xmlns:v="urn:schemas-microsoft-com:vml" xmlns:w="http://schemas.openxmlformats.org/wordprocessingml/2006/main" xmlns:w10="urn:schemas-microsoft-com:office:word" xmlns:w14="http://schemas.microsoft.com/office/word/2010/wordml" xmlns:wne="http://schemas.microsoft.com/office/word/2006/wordml" xmlns:wp="http://schemas.openxmlformats.org/drawingml/2006/wordprocessingDrawing" xmlns:wp14="http://schemas.microsoft.com/office/word/2010/wordprocessingDrawing" xmlns:wpc="http://schemas.microsoft.com/office/word/2010/wordprocessingCanvas" xmlns:wpg="http://schemas.microsoft.com/office/word/2010/wordprocessingGroup" xmlns:wpi="http://schemas.microsoft.com/office/word/2010/wordprocessingInk" xmlns:wps="http://schemas.microsoft.com/office/word/2010/wordprocessingShape" mc:Ignorable="w14 wp14">
+<w:numbering xmlns:mc="http://schemas.openxmlformats.org/markup-compatibility/2006" xmlns:w="http://schemas.openxmlformats.org/wordprocessingml/2006/main" xmlns:m="http://schemas.openxmlformats.org/officeDocument/2006/math" xmlns:mo="http://schemas.microsoft.com/office/mac/office/2008/main" xmlns:mv="urn:schemas-microsoft-com:mac:vml" xmlns:o="urn:schemas-microsoft-com:office:office" xmlns:r="http://schemas.openxmlformats.org/officeDocument/2006/relationships" xmlns:v="urn:schemas-microsoft-com:vml" xmlns:w10="urn:schemas-microsoft-com:office:word" xmlns:w14="http://schemas.microsoft.com/office/word/2010/wordml" xmlns:wne="http://schemas.microsoft.com/office/word/2006/wordml" xmlns:wp="http://schemas.openxmlformats.org/drawingml/2006/wordprocessingDrawing" xmlns:wp14="http://schemas.microsoft.com/office/word/2010/wordprocessingDrawing" xmlns:wpc="http://schemas.microsoft.com/office/word/2010/wordprocessingCanvas" xmlns:wpg="http://schemas.microsoft.com/office/word/2010/wordprocessingGroup" xmlns:wpi="http://schemas.microsoft.com/office/word/2010/wordprocessingInk" xmlns:wps="http://schemas.microsoft.com/office/word/2010/wordprocessingShape" mc:Ignorable="w14 wp14">
   <w:abstractNum w:abstractNumId="0">
     <w:nsid w:val="FFFFFF7C"/>
     <w:multiLevelType w:val="singleLevel"/>
@@ -2281,7 +2538,7 @@
         <w:ind w:hanging="360" w:left="1440"/>
       </w:pPr>
       <w:rPr>
-        <w:rFonts w:ascii="Symbol" w:hAnsi="Symbol" w:hint="default"/>
+        <w:rFonts w:ascii="Symbol" w:hAnsi="Symbol" w:hint="default" w:eastAsia="黑体"/>
       </w:rPr>
     </w:lvl>
   </w:abstractNum>
@@ -2302,7 +2559,7 @@
         <w:ind w:hanging="360" w:left="1080"/>
       </w:pPr>
       <w:rPr>
-        <w:rFonts w:ascii="Symbol" w:hAnsi="Symbol" w:hint="default"/>
+        <w:rFonts w:ascii="Symbol" w:hAnsi="Symbol" w:hint="default" w:eastAsia="黑体"/>
       </w:rPr>
     </w:lvl>
   </w:abstractNum>
@@ -2323,7 +2580,7 @@
         <w:ind w:hanging="360" w:left="720"/>
       </w:pPr>
       <w:rPr>
-        <w:rFonts w:ascii="Symbol" w:hAnsi="Symbol" w:hint="default"/>
+        <w:rFonts w:ascii="Symbol" w:hAnsi="Symbol" w:hint="default" w:eastAsia="黑体"/>
       </w:rPr>
     </w:lvl>
   </w:abstractNum>
@@ -2362,7 +2619,7 @@
         <w:ind w:hanging="360" w:left="360"/>
       </w:pPr>
       <w:rPr>
-        <w:rFonts w:ascii="Symbol" w:hAnsi="Symbol" w:hint="default"/>
+        <w:rFonts w:ascii="Symbol" w:hAnsi="Symbol" w:hint="default" w:eastAsia="黑体"/>
       </w:rPr>
     </w:lvl>
   </w:abstractNum>
@@ -2453,7 +2710,7 @@
         <w:ind w:left="720" w:hanging="360"/>
       </w:pPr>
       <w:rPr>
-        <w:rFonts w:ascii="Symbol" w:hAnsi="Symbol" w:cs="Symbol" w:hint="default"/>
+        <w:rFonts w:ascii="Symbol" w:hAnsi="Symbol" w:cs="Symbol" w:hint="default" w:eastAsia="黑体"/>
       </w:rPr>
     </w:lvl>
     <w:lvl w:ilvl="1">
@@ -2464,7 +2721,7 @@
         <w:ind w:left="1440" w:hanging="360"/>
       </w:pPr>
       <w:rPr>
-        <w:rFonts w:ascii="Courier New" w:hAnsi="Courier New" w:cs="Courier New" w:hint="default"/>
+        <w:rFonts w:ascii="Courier New" w:hAnsi="Courier New" w:cs="Courier New" w:hint="default" w:eastAsia="黑体"/>
       </w:rPr>
     </w:lvl>
     <w:lvl w:ilvl="2">
@@ -2475,7 +2732,7 @@
         <w:ind w:left="2160" w:hanging="360"/>
       </w:pPr>
       <w:rPr>
-        <w:rFonts w:ascii="Wingdings" w:hAnsi="Wingdings" w:cs="Wingdings" w:hint="default"/>
+        <w:rFonts w:ascii="Wingdings" w:hAnsi="Wingdings" w:cs="Wingdings" w:hint="default" w:eastAsia="黑体"/>
       </w:rPr>
     </w:lvl>
     <w:lvl w:ilvl="3">
@@ -2486,7 +2743,7 @@
         <w:ind w:left="2880" w:hanging="360"/>
       </w:pPr>
       <w:rPr>
-        <w:rFonts w:ascii="Symbol" w:hAnsi="Symbol" w:cs="Symbol" w:hint="default"/>
+        <w:rFonts w:ascii="Symbol" w:hAnsi="Symbol" w:cs="Symbol" w:hint="default" w:eastAsia="黑体"/>
       </w:rPr>
     </w:lvl>
     <w:lvl w:ilvl="4">
@@ -2497,7 +2754,7 @@
         <w:ind w:left="3600" w:hanging="360"/>
       </w:pPr>
       <w:rPr>
-        <w:rFonts w:ascii="Courier New" w:hAnsi="Courier New" w:cs="Courier New" w:hint="default"/>
+        <w:rFonts w:ascii="Courier New" w:hAnsi="Courier New" w:cs="Courier New" w:hint="default" w:eastAsia="黑体"/>
       </w:rPr>
     </w:lvl>
     <w:lvl w:ilvl="5">
@@ -2508,7 +2765,7 @@
         <w:ind w:left="4320" w:hanging="360"/>
       </w:pPr>
       <w:rPr>
-        <w:rFonts w:ascii="Wingdings" w:hAnsi="Wingdings" w:cs="Wingdings" w:hint="default"/>
+        <w:rFonts w:ascii="Wingdings" w:hAnsi="Wingdings" w:cs="Wingdings" w:hint="default" w:eastAsia="黑体"/>
       </w:rPr>
     </w:lvl>
     <w:lvl w:ilvl="6">
@@ -2519,7 +2776,7 @@
         <w:ind w:left="5040" w:hanging="360"/>
       </w:pPr>
       <w:rPr>
-        <w:rFonts w:ascii="Symbol" w:hAnsi="Symbol" w:cs="Symbol" w:hint="default"/>
+        <w:rFonts w:ascii="Symbol" w:hAnsi="Symbol" w:cs="Symbol" w:hint="default" w:eastAsia="黑体"/>
       </w:rPr>
     </w:lvl>
     <w:lvl w:ilvl="7">
@@ -2530,7 +2787,7 @@
         <w:ind w:left="5760" w:hanging="360"/>
       </w:pPr>
       <w:rPr>
-        <w:rFonts w:ascii="Courier New" w:hAnsi="Courier New" w:cs="Courier New" w:hint="default"/>
+        <w:rFonts w:ascii="Courier New" w:hAnsi="Courier New" w:cs="Courier New" w:hint="default" w:eastAsia="黑体"/>
       </w:rPr>
     </w:lvl>
     <w:lvl w:ilvl="8">
@@ -2541,7 +2798,7 @@
         <w:ind w:left="6480" w:hanging="360"/>
       </w:pPr>
       <w:rPr>
-        <w:rFonts w:ascii="Wingdings" w:hAnsi="Wingdings" w:cs="Wingdings" w:hint="default"/>
+        <w:rFonts w:ascii="Wingdings" w:hAnsi="Wingdings" w:cs="Wingdings" w:hint="default" w:eastAsia="黑体"/>
       </w:rPr>
     </w:lvl>
   </w:abstractNum>
@@ -2597,11 +2854,11 @@
 </file>
 
 <file path=word/styles.xml><?xml version="1.0" encoding="utf-8"?>
-<w:styles xmlns:mc="http://schemas.openxmlformats.org/markup-compatibility/2006" xmlns:r="http://schemas.openxmlformats.org/officeDocument/2006/relationships" xmlns:w="http://schemas.openxmlformats.org/wordprocessingml/2006/main" xmlns:w14="http://schemas.microsoft.com/office/word/2010/wordml" mc:Ignorable="w14">
+<w:styles xmlns:mc="http://schemas.openxmlformats.org/markup-compatibility/2006" xmlns:w="http://schemas.openxmlformats.org/wordprocessingml/2006/main" xmlns:r="http://schemas.openxmlformats.org/officeDocument/2006/relationships" xmlns:w14="http://schemas.microsoft.com/office/word/2010/wordml" mc:Ignorable="w14">
   <w:docDefaults>
     <w:rPrDefault>
       <w:rPr>
-        <w:rFonts w:asciiTheme="minorHAnsi" w:cstheme="minorBidi" w:eastAsiaTheme="minorEastAsia" w:hAnsiTheme="minorHAnsi"/>
+        <w:rFonts w:asciiTheme="minorHAnsi" w:cstheme="minorBidi" w:hAnsiTheme="minorHAnsi" w:eastAsia="黑体"/>
         <w:sz w:val="22"/>
         <w:szCs w:val="22"/>
         <w:lang w:bidi="ar-SA" w:eastAsia="en-US" w:val="en-US"/>
@@ -2823,7 +3080,7 @@
       <w:outlineLvl w:val="0"/>
     </w:pPr>
     <w:rPr>
-      <w:rFonts w:ascii="Times New Roman" w:asciiTheme="majorHAnsi" w:cstheme="majorBidi" w:eastAsia="黑体" w:eastAsiaTheme="majorEastAsia" w:hAnsi="Times New Roman" w:hAnsiTheme="majorHAnsi"/>
+      <w:rFonts w:ascii="Times New Roman" w:asciiTheme="majorHAnsi" w:cstheme="majorBidi" w:eastAsia="黑体" w:hAnsi="Times New Roman" w:hAnsiTheme="majorHAnsi"/>
       <w:b/>
       <w:bCs/>
       <w:color w:val="1F3864"/>
@@ -2847,7 +3104,7 @@
       <w:outlineLvl w:val="1"/>
     </w:pPr>
     <w:rPr>
-      <w:rFonts w:ascii="Times New Roman" w:asciiTheme="majorHAnsi" w:cstheme="majorBidi" w:eastAsia="黑体" w:eastAsiaTheme="majorEastAsia" w:hAnsi="Times New Roman" w:hAnsiTheme="majorHAnsi"/>
+      <w:rFonts w:ascii="Times New Roman" w:asciiTheme="majorHAnsi" w:cstheme="majorBidi" w:eastAsia="黑体" w:hAnsi="Times New Roman" w:hAnsiTheme="majorHAnsi"/>
       <w:b/>
       <w:bCs/>
       <w:color w:val="2E4E7E"/>
@@ -2871,7 +3128,7 @@
       <w:outlineLvl w:val="2"/>
     </w:pPr>
     <w:rPr>
-      <w:rFonts w:ascii="Times New Roman" w:asciiTheme="majorHAnsi" w:cstheme="majorBidi" w:eastAsia="黑体" w:eastAsiaTheme="majorEastAsia" w:hAnsi="Times New Roman" w:hAnsiTheme="majorHAnsi"/>
+      <w:rFonts w:ascii="Times New Roman" w:asciiTheme="majorHAnsi" w:cstheme="majorBidi" w:eastAsia="黑体" w:hAnsi="Times New Roman" w:hAnsiTheme="majorHAnsi"/>
       <w:b/>
       <w:bCs/>
       <w:color w:val="2E4E7E"/>
@@ -2895,7 +3152,7 @@
       <w:outlineLvl w:val="3"/>
     </w:pPr>
     <w:rPr>
-      <w:rFonts w:ascii="Times New Roman" w:asciiTheme="majorHAnsi" w:cstheme="majorBidi" w:eastAsia="黑体" w:eastAsiaTheme="majorEastAsia" w:hAnsi="Times New Roman" w:hAnsiTheme="majorHAnsi"/>
+      <w:rFonts w:ascii="Times New Roman" w:asciiTheme="majorHAnsi" w:cstheme="majorBidi" w:eastAsia="黑体" w:hAnsi="Times New Roman" w:hAnsiTheme="majorHAnsi"/>
       <w:b/>
       <w:bCs/>
       <w:i/>
@@ -2921,7 +3178,7 @@
       <w:outlineLvl w:val="4"/>
     </w:pPr>
     <w:rPr>
-      <w:rFonts w:ascii="Times New Roman" w:asciiTheme="majorHAnsi" w:cstheme="majorBidi" w:eastAsia="黑体" w:eastAsiaTheme="majorEastAsia" w:hAnsi="Times New Roman" w:hAnsiTheme="majorHAnsi"/>
+      <w:rFonts w:ascii="Times New Roman" w:asciiTheme="majorHAnsi" w:cstheme="majorBidi" w:eastAsia="黑体" w:hAnsi="Times New Roman" w:hAnsiTheme="majorHAnsi"/>
       <w:b/>
       <w:color w:val="333333"/>
       <w:sz w:val="22"/>
@@ -2944,7 +3201,7 @@
       <w:outlineLvl w:val="5"/>
     </w:pPr>
     <w:rPr>
-      <w:rFonts w:asciiTheme="majorHAnsi" w:cstheme="majorBidi" w:eastAsiaTheme="majorEastAsia" w:hAnsiTheme="majorHAnsi"/>
+      <w:rFonts w:asciiTheme="majorHAnsi" w:cstheme="majorBidi" w:hAnsiTheme="majorHAnsi" w:eastAsia="黑体"/>
       <w:i/>
       <w:iCs/>
       <w:color w:themeColor="accent1" w:themeShade="7F" w:val="243F60"/>
@@ -2967,7 +3224,7 @@
       <w:outlineLvl w:val="6"/>
     </w:pPr>
     <w:rPr>
-      <w:rFonts w:asciiTheme="majorHAnsi" w:cstheme="majorBidi" w:eastAsiaTheme="majorEastAsia" w:hAnsiTheme="majorHAnsi"/>
+      <w:rFonts w:asciiTheme="majorHAnsi" w:cstheme="majorBidi" w:hAnsiTheme="majorHAnsi" w:eastAsia="黑体"/>
       <w:i/>
       <w:iCs/>
       <w:color w:themeColor="text1" w:themeTint="BF" w:val="404040"/>
@@ -2990,7 +3247,7 @@
       <w:outlineLvl w:val="7"/>
     </w:pPr>
     <w:rPr>
-      <w:rFonts w:asciiTheme="majorHAnsi" w:cstheme="majorBidi" w:eastAsiaTheme="majorEastAsia" w:hAnsiTheme="majorHAnsi"/>
+      <w:rFonts w:asciiTheme="majorHAnsi" w:cstheme="majorBidi" w:hAnsiTheme="majorHAnsi" w:eastAsia="黑体"/>
       <w:color w:themeColor="accent1" w:val="4F81BD"/>
       <w:sz w:val="20"/>
       <w:szCs w:val="20"/>
@@ -3013,7 +3270,7 @@
       <w:outlineLvl w:val="8"/>
     </w:pPr>
     <w:rPr>
-      <w:rFonts w:asciiTheme="majorHAnsi" w:cstheme="majorBidi" w:eastAsiaTheme="majorEastAsia" w:hAnsiTheme="majorHAnsi"/>
+      <w:rFonts w:asciiTheme="majorHAnsi" w:cstheme="majorBidi" w:hAnsiTheme="majorHAnsi" w:eastAsia="黑体"/>
       <w:i/>
       <w:iCs/>
       <w:color w:themeColor="text1" w:themeTint="BF" w:val="404040"/>
@@ -3064,7 +3321,7 @@
     <w:uiPriority w:val="9"/>
     <w:rsid w:val="00FC693F"/>
     <w:rPr>
-      <w:rFonts w:asciiTheme="majorHAnsi" w:cstheme="majorBidi" w:eastAsiaTheme="majorEastAsia" w:hAnsiTheme="majorHAnsi"/>
+      <w:rFonts w:asciiTheme="majorHAnsi" w:cstheme="majorBidi" w:hAnsiTheme="majorHAnsi" w:eastAsia="黑体"/>
       <w:b/>
       <w:bCs/>
       <w:color w:themeColor="accent1" w:themeShade="BF" w:val="365F91"/>
@@ -3079,7 +3336,7 @@
     <w:uiPriority w:val="9"/>
     <w:rsid w:val="00FC693F"/>
     <w:rPr>
-      <w:rFonts w:asciiTheme="majorHAnsi" w:cstheme="majorBidi" w:eastAsiaTheme="majorEastAsia" w:hAnsiTheme="majorHAnsi"/>
+      <w:rFonts w:asciiTheme="majorHAnsi" w:cstheme="majorBidi" w:hAnsiTheme="majorHAnsi" w:eastAsia="黑体"/>
       <w:b/>
       <w:bCs/>
       <w:color w:themeColor="accent1" w:val="4F81BD"/>
@@ -3094,7 +3351,7 @@
     <w:uiPriority w:val="9"/>
     <w:rsid w:val="00FC693F"/>
     <w:rPr>
-      <w:rFonts w:asciiTheme="majorHAnsi" w:cstheme="majorBidi" w:eastAsiaTheme="majorEastAsia" w:hAnsiTheme="majorHAnsi"/>
+      <w:rFonts w:asciiTheme="majorHAnsi" w:cstheme="majorBidi" w:hAnsiTheme="majorHAnsi" w:eastAsia="黑体"/>
       <w:b/>
       <w:bCs/>
       <w:color w:themeColor="accent1" w:val="4F81BD"/>
@@ -3117,7 +3374,7 @@
       <w:contextualSpacing/>
     </w:pPr>
     <w:rPr>
-      <w:rFonts w:ascii="Times New Roman" w:asciiTheme="majorHAnsi" w:cstheme="majorBidi" w:eastAsia="黑体" w:eastAsiaTheme="majorEastAsia" w:hAnsi="Times New Roman" w:hAnsiTheme="majorHAnsi"/>
+      <w:rFonts w:ascii="Times New Roman" w:asciiTheme="majorHAnsi" w:cstheme="majorBidi" w:eastAsia="黑体" w:hAnsi="Times New Roman" w:hAnsiTheme="majorHAnsi"/>
       <w:b/>
       <w:color w:val="1F3864"/>
       <w:spacing w:val="5"/>
@@ -3133,7 +3390,7 @@
     <w:uiPriority w:val="10"/>
     <w:rsid w:val="00FC693F"/>
     <w:rPr>
-      <w:rFonts w:asciiTheme="majorHAnsi" w:cstheme="majorBidi" w:eastAsiaTheme="majorEastAsia" w:hAnsiTheme="majorHAnsi"/>
+      <w:rFonts w:asciiTheme="majorHAnsi" w:cstheme="majorBidi" w:hAnsiTheme="majorHAnsi" w:eastAsia="黑体"/>
       <w:color w:themeColor="text2" w:themeShade="BF" w:val="17365D"/>
       <w:spacing w:val="5"/>
       <w:kern w:val="28"/>
@@ -3155,7 +3412,7 @@
       </w:numPr>
     </w:pPr>
     <w:rPr>
-      <w:rFonts w:asciiTheme="majorHAnsi" w:cstheme="majorBidi" w:eastAsiaTheme="majorEastAsia" w:hAnsiTheme="majorHAnsi"/>
+      <w:rFonts w:asciiTheme="majorHAnsi" w:cstheme="majorBidi" w:hAnsiTheme="majorHAnsi" w:eastAsia="黑体"/>
       <w:i/>
       <w:iCs/>
       <w:color w:themeColor="accent1" w:val="4F81BD"/>
@@ -3171,7 +3428,7 @@
     <w:uiPriority w:val="11"/>
     <w:rsid w:val="00FC693F"/>
     <w:rPr>
-      <w:rFonts w:asciiTheme="majorHAnsi" w:cstheme="majorBidi" w:eastAsiaTheme="majorEastAsia" w:hAnsiTheme="majorHAnsi"/>
+      <w:rFonts w:asciiTheme="majorHAnsi" w:cstheme="majorBidi" w:hAnsiTheme="majorHAnsi" w:eastAsia="黑体"/>
       <w:i/>
       <w:iCs/>
       <w:color w:themeColor="accent1" w:val="4F81BD"/>
@@ -3238,6 +3495,7 @@
       <w:spacing w:after="120"/>
     </w:pPr>
     <w:rPr>
+      <w:rFonts w:eastAsia="黑体"/>
       <w:sz w:val="16"/>
       <w:szCs w:val="16"/>
     </w:rPr>
@@ -3249,6 +3507,7 @@
     <w:uiPriority w:val="99"/>
     <w:rsid w:val="00AA1D8D"/>
     <w:rPr>
+      <w:rFonts w:eastAsia="黑体"/>
       <w:sz w:val="16"/>
       <w:szCs w:val="16"/>
     </w:rPr>
@@ -3418,7 +3677,7 @@
       </w:tabs>
     </w:pPr>
     <w:rPr>
-      <w:rFonts w:ascii="Courier" w:hAnsi="Courier"/>
+      <w:rFonts w:ascii="Courier" w:hAnsi="Courier" w:eastAsia="黑体"/>
       <w:sz w:val="20"/>
       <w:szCs w:val="20"/>
     </w:rPr>
@@ -3430,7 +3689,7 @@
     <w:uiPriority w:val="99"/>
     <w:rsid w:val="0029639D"/>
     <w:rPr>
-      <w:rFonts w:ascii="Courier" w:hAnsi="Courier"/>
+      <w:rFonts w:ascii="Courier" w:hAnsi="Courier" w:eastAsia="黑体"/>
       <w:sz w:val="20"/>
       <w:szCs w:val="20"/>
     </w:rPr>
@@ -3466,6 +3725,7 @@
     <w:uiPriority w:val="29"/>
     <w:rsid w:val="00FC693F"/>
     <w:rPr>
+      <w:rFonts w:eastAsia="黑体"/>
       <w:i/>
       <w:iCs/>
       <w:color w:themeColor="text1" w:val="000000"/>
@@ -3479,7 +3739,7 @@
     <w:semiHidden/>
     <w:rsid w:val="00FC693F"/>
     <w:rPr>
-      <w:rFonts w:asciiTheme="majorHAnsi" w:cstheme="majorBidi" w:eastAsiaTheme="majorEastAsia" w:hAnsiTheme="majorHAnsi"/>
+      <w:rFonts w:asciiTheme="majorHAnsi" w:cstheme="majorBidi" w:hAnsiTheme="majorHAnsi" w:eastAsia="黑体"/>
       <w:b/>
       <w:bCs/>
       <w:i/>
@@ -3495,7 +3755,7 @@
     <w:semiHidden/>
     <w:rsid w:val="00FC693F"/>
     <w:rPr>
-      <w:rFonts w:asciiTheme="majorHAnsi" w:cstheme="majorBidi" w:eastAsiaTheme="majorEastAsia" w:hAnsiTheme="majorHAnsi"/>
+      <w:rFonts w:asciiTheme="majorHAnsi" w:cstheme="majorBidi" w:hAnsiTheme="majorHAnsi" w:eastAsia="黑体"/>
       <w:color w:themeColor="accent1" w:themeShade="7F" w:val="243F60"/>
     </w:rPr>
   </w:style>
@@ -3507,7 +3767,7 @@
     <w:semiHidden/>
     <w:rsid w:val="00FC693F"/>
     <w:rPr>
-      <w:rFonts w:asciiTheme="majorHAnsi" w:cstheme="majorBidi" w:eastAsiaTheme="majorEastAsia" w:hAnsiTheme="majorHAnsi"/>
+      <w:rFonts w:asciiTheme="majorHAnsi" w:cstheme="majorBidi" w:hAnsiTheme="majorHAnsi" w:eastAsia="黑体"/>
       <w:i/>
       <w:iCs/>
       <w:color w:themeColor="accent1" w:themeShade="7F" w:val="243F60"/>
@@ -3521,7 +3781,7 @@
     <w:semiHidden/>
     <w:rsid w:val="00FC693F"/>
     <w:rPr>
-      <w:rFonts w:asciiTheme="majorHAnsi" w:cstheme="majorBidi" w:eastAsiaTheme="majorEastAsia" w:hAnsiTheme="majorHAnsi"/>
+      <w:rFonts w:asciiTheme="majorHAnsi" w:cstheme="majorBidi" w:hAnsiTheme="majorHAnsi" w:eastAsia="黑体"/>
       <w:i/>
       <w:iCs/>
       <w:color w:themeColor="text1" w:themeTint="BF" w:val="404040"/>
@@ -3535,7 +3795,7 @@
     <w:semiHidden/>
     <w:rsid w:val="00FC693F"/>
     <w:rPr>
-      <w:rFonts w:asciiTheme="majorHAnsi" w:cstheme="majorBidi" w:eastAsiaTheme="majorEastAsia" w:hAnsiTheme="majorHAnsi"/>
+      <w:rFonts w:asciiTheme="majorHAnsi" w:cstheme="majorBidi" w:hAnsiTheme="majorHAnsi" w:eastAsia="黑体"/>
       <w:color w:themeColor="accent1" w:val="4F81BD"/>
       <w:sz w:val="20"/>
       <w:szCs w:val="20"/>
@@ -3549,7 +3809,7 @@
     <w:semiHidden/>
     <w:rsid w:val="00FC693F"/>
     <w:rPr>
-      <w:rFonts w:asciiTheme="majorHAnsi" w:cstheme="majorBidi" w:eastAsiaTheme="majorEastAsia" w:hAnsiTheme="majorHAnsi"/>
+      <w:rFonts w:asciiTheme="majorHAnsi" w:cstheme="majorBidi" w:hAnsiTheme="majorHAnsi" w:eastAsia="黑体"/>
       <w:i/>
       <w:iCs/>
       <w:color w:themeColor="text1" w:themeTint="BF" w:val="404040"/>
@@ -3570,6 +3830,7 @@
       <w:spacing w:line="240" w:lineRule="auto"/>
     </w:pPr>
     <w:rPr>
+      <w:rFonts w:eastAsia="黑体"/>
       <w:b/>
       <w:bCs/>
       <w:color w:themeColor="accent1" w:val="4F81BD"/>
@@ -3584,6 +3845,7 @@
     <w:qFormat/>
     <w:rsid w:val="00FC693F"/>
     <w:rPr>
+      <w:rFonts w:eastAsia="黑体"/>
       <w:b/>
       <w:bCs/>
     </w:rPr>
@@ -3595,6 +3857,7 @@
     <w:qFormat/>
     <w:rsid w:val="00FC693F"/>
     <w:rPr>
+      <w:rFonts w:eastAsia="黑体"/>
       <w:i/>
       <w:iCs/>
     </w:rPr>
@@ -3615,6 +3878,7 @@
       <w:ind w:left="936" w:right="936"/>
     </w:pPr>
     <w:rPr>
+      <w:rFonts w:eastAsia="黑体"/>
       <w:b/>
       <w:bCs/>
       <w:i/>
@@ -3629,6 +3893,7 @@
     <w:uiPriority w:val="30"/>
     <w:rsid w:val="00FC693F"/>
     <w:rPr>
+      <w:rFonts w:eastAsia="黑体"/>
       <w:b/>
       <w:bCs/>
       <w:i/>
@@ -3643,6 +3908,7 @@
     <w:qFormat/>
     <w:rsid w:val="00FC693F"/>
     <w:rPr>
+      <w:rFonts w:eastAsia="黑体"/>
       <w:i/>
       <w:iCs/>
       <w:color w:themeColor="text1" w:themeTint="7F" w:val="808080"/>
@@ -3655,6 +3921,7 @@
     <w:qFormat/>
     <w:rsid w:val="00FC693F"/>
     <w:rPr>
+      <w:rFonts w:eastAsia="黑体"/>
       <w:b/>
       <w:bCs/>
       <w:i/>
@@ -3669,6 +3936,7 @@
     <w:qFormat/>
     <w:rsid w:val="00FC693F"/>
     <w:rPr>
+      <w:rFonts w:eastAsia="黑体"/>
       <w:smallCaps/>
       <w:color w:themeColor="accent2" w:val="C0504D"/>
       <w:u w:val="single"/>
@@ -3681,6 +3949,7 @@
     <w:qFormat/>
     <w:rsid w:val="00FC693F"/>
     <w:rPr>
+      <w:rFonts w:eastAsia="黑体"/>
       <w:b/>
       <w:bCs/>
       <w:smallCaps/>
@@ -3696,6 +3965,7 @@
     <w:qFormat/>
     <w:rsid w:val="00FC693F"/>
     <w:rPr>
+      <w:rFonts w:eastAsia="黑体"/>
       <w:b/>
       <w:bCs/>
       <w:smallCaps/>
@@ -3750,6 +4020,7 @@
       <w:spacing w:after="0" w:line="240" w:lineRule="auto"/>
     </w:pPr>
     <w:rPr>
+      <w:rFonts w:eastAsia="黑体"/>
       <w:color w:themeColor="text1" w:themeShade="BF" w:val="000000"/>
     </w:rPr>
     <w:tblPr>
@@ -3772,6 +4043,7 @@
         <w:spacing w:after="0" w:before="0" w:line="240" w:lineRule="auto"/>
       </w:pPr>
       <w:rPr>
+        <w:rFonts w:eastAsia="黑体"/>
         <w:b/>
         <w:bCs/>
       </w:rPr>
@@ -3792,6 +4064,7 @@
         <w:spacing w:after="0" w:before="0" w:line="240" w:lineRule="auto"/>
       </w:pPr>
       <w:rPr>
+        <w:rFonts w:eastAsia="黑体"/>
         <w:b/>
         <w:bCs/>
       </w:rPr>
@@ -3809,12 +4082,14 @@
     </w:tblStylePr>
     <w:tblStylePr w:type="firstCol">
       <w:rPr>
+        <w:rFonts w:eastAsia="黑体"/>
         <w:b/>
         <w:bCs/>
       </w:rPr>
     </w:tblStylePr>
     <w:tblStylePr w:type="lastCol">
       <w:rPr>
+        <w:rFonts w:eastAsia="黑体"/>
         <w:b/>
         <w:bCs/>
       </w:rPr>
@@ -3853,6 +4128,7 @@
       <w:spacing w:after="0" w:line="240" w:lineRule="auto"/>
     </w:pPr>
     <w:rPr>
+      <w:rFonts w:eastAsia="黑体"/>
       <w:color w:themeColor="accent1" w:themeShade="BF" w:val="365F91"/>
     </w:rPr>
     <w:tblPr>
@@ -3875,6 +4151,7 @@
         <w:spacing w:after="0" w:before="0" w:line="240" w:lineRule="auto"/>
       </w:pPr>
       <w:rPr>
+        <w:rFonts w:eastAsia="黑体"/>
         <w:b/>
         <w:bCs/>
       </w:rPr>
@@ -3895,6 +4172,7 @@
         <w:spacing w:after="0" w:before="0" w:line="240" w:lineRule="auto"/>
       </w:pPr>
       <w:rPr>
+        <w:rFonts w:eastAsia="黑体"/>
         <w:b/>
         <w:bCs/>
       </w:rPr>
@@ -3912,12 +4190,14 @@
     </w:tblStylePr>
     <w:tblStylePr w:type="firstCol">
       <w:rPr>
+        <w:rFonts w:eastAsia="黑体"/>
         <w:b/>
         <w:bCs/>
       </w:rPr>
     </w:tblStylePr>
     <w:tblStylePr w:type="lastCol">
       <w:rPr>
+        <w:rFonts w:eastAsia="黑体"/>
         <w:b/>
         <w:bCs/>
       </w:rPr>
@@ -3956,6 +4236,7 @@
       <w:spacing w:after="0" w:line="240" w:lineRule="auto"/>
     </w:pPr>
     <w:rPr>
+      <w:rFonts w:eastAsia="黑体"/>
       <w:color w:themeColor="accent2" w:themeShade="BF" w:val="943634"/>
     </w:rPr>
     <w:tblPr>
@@ -3978,6 +4259,7 @@
         <w:spacing w:after="0" w:before="0" w:line="240" w:lineRule="auto"/>
       </w:pPr>
       <w:rPr>
+        <w:rFonts w:eastAsia="黑体"/>
         <w:b/>
         <w:bCs/>
       </w:rPr>
@@ -3998,6 +4280,7 @@
         <w:spacing w:after="0" w:before="0" w:line="240" w:lineRule="auto"/>
       </w:pPr>
       <w:rPr>
+        <w:rFonts w:eastAsia="黑体"/>
         <w:b/>
         <w:bCs/>
       </w:rPr>
@@ -4015,12 +4298,14 @@
     </w:tblStylePr>
     <w:tblStylePr w:type="firstCol">
       <w:rPr>
+        <w:rFonts w:eastAsia="黑体"/>
         <w:b/>
         <w:bCs/>
       </w:rPr>
     </w:tblStylePr>
     <w:tblStylePr w:type="lastCol">
       <w:rPr>
+        <w:rFonts w:eastAsia="黑体"/>
         <w:b/>
         <w:bCs/>
       </w:rPr>
@@ -4059,6 +4344,7 @@
       <w:spacing w:after="0" w:line="240" w:lineRule="auto"/>
     </w:pPr>
     <w:rPr>
+      <w:rFonts w:eastAsia="黑体"/>
       <w:color w:themeColor="accent3" w:themeShade="BF" w:val="76923C"/>
     </w:rPr>
     <w:tblPr>
@@ -4081,6 +4367,7 @@
         <w:spacing w:after="0" w:before="0" w:line="240" w:lineRule="auto"/>
       </w:pPr>
       <w:rPr>
+        <w:rFonts w:eastAsia="黑体"/>
         <w:b/>
         <w:bCs/>
       </w:rPr>
@@ -4101,6 +4388,7 @@
         <w:spacing w:after="0" w:before="0" w:line="240" w:lineRule="auto"/>
       </w:pPr>
       <w:rPr>
+        <w:rFonts w:eastAsia="黑体"/>
         <w:b/>
         <w:bCs/>
       </w:rPr>
@@ -4118,12 +4406,14 @@
     </w:tblStylePr>
     <w:tblStylePr w:type="firstCol">
       <w:rPr>
+        <w:rFonts w:eastAsia="黑体"/>
         <w:b/>
         <w:bCs/>
       </w:rPr>
     </w:tblStylePr>
     <w:tblStylePr w:type="lastCol">
       <w:rPr>
+        <w:rFonts w:eastAsia="黑体"/>
         <w:b/>
         <w:bCs/>
       </w:rPr>
@@ -4162,6 +4452,7 @@
       <w:spacing w:after="0" w:line="240" w:lineRule="auto"/>
     </w:pPr>
     <w:rPr>
+      <w:rFonts w:eastAsia="黑体"/>
       <w:color w:themeColor="accent4" w:themeShade="BF" w:val="5F497A"/>
     </w:rPr>
     <w:tblPr>
@@ -4184,6 +4475,7 @@
         <w:spacing w:after="0" w:before="0" w:line="240" w:lineRule="auto"/>
       </w:pPr>
       <w:rPr>
+        <w:rFonts w:eastAsia="黑体"/>
         <w:b/>
         <w:bCs/>
       </w:rPr>
@@ -4204,6 +4496,7 @@
         <w:spacing w:after="0" w:before="0" w:line="240" w:lineRule="auto"/>
       </w:pPr>
       <w:rPr>
+        <w:rFonts w:eastAsia="黑体"/>
         <w:b/>
         <w:bCs/>
       </w:rPr>
@@ -4221,12 +4514,14 @@
     </w:tblStylePr>
     <w:tblStylePr w:type="firstCol">
       <w:rPr>
+        <w:rFonts w:eastAsia="黑体"/>
         <w:b/>
         <w:bCs/>
       </w:rPr>
     </w:tblStylePr>
     <w:tblStylePr w:type="lastCol">
       <w:rPr>
+        <w:rFonts w:eastAsia="黑体"/>
         <w:b/>
         <w:bCs/>
       </w:rPr>
@@ -4265,6 +4560,7 @@
       <w:spacing w:after="0" w:line="240" w:lineRule="auto"/>
     </w:pPr>
     <w:rPr>
+      <w:rFonts w:eastAsia="黑体"/>
       <w:color w:themeColor="accent5" w:themeShade="BF" w:val="31849B"/>
     </w:rPr>
     <w:tblPr>
@@ -4287,6 +4583,7 @@
         <w:spacing w:after="0" w:before="0" w:line="240" w:lineRule="auto"/>
       </w:pPr>
       <w:rPr>
+        <w:rFonts w:eastAsia="黑体"/>
         <w:b/>
         <w:bCs/>
       </w:rPr>
@@ -4307,6 +4604,7 @@
         <w:spacing w:after="0" w:before="0" w:line="240" w:lineRule="auto"/>
       </w:pPr>
       <w:rPr>
+        <w:rFonts w:eastAsia="黑体"/>
         <w:b/>
         <w:bCs/>
       </w:rPr>
@@ -4324,12 +4622,14 @@
     </w:tblStylePr>
     <w:tblStylePr w:type="firstCol">
       <w:rPr>
+        <w:rFonts w:eastAsia="黑体"/>
         <w:b/>
         <w:bCs/>
       </w:rPr>
     </w:tblStylePr>
     <w:tblStylePr w:type="lastCol">
       <w:rPr>
+        <w:rFonts w:eastAsia="黑体"/>
         <w:b/>
         <w:bCs/>
       </w:rPr>
@@ -4368,6 +4668,7 @@
       <w:spacing w:after="0" w:line="240" w:lineRule="auto"/>
     </w:pPr>
     <w:rPr>
+      <w:rFonts w:eastAsia="黑体"/>
       <w:color w:themeColor="accent6" w:themeShade="BF" w:val="E36C0A"/>
     </w:rPr>
     <w:tblPr>
@@ -4390,6 +4691,7 @@
         <w:spacing w:after="0" w:before="0" w:line="240" w:lineRule="auto"/>
       </w:pPr>
       <w:rPr>
+        <w:rFonts w:eastAsia="黑体"/>
         <w:b/>
         <w:bCs/>
       </w:rPr>
@@ -4410,6 +4712,7 @@
         <w:spacing w:after="0" w:before="0" w:line="240" w:lineRule="auto"/>
       </w:pPr>
       <w:rPr>
+        <w:rFonts w:eastAsia="黑体"/>
         <w:b/>
         <w:bCs/>
       </w:rPr>
@@ -4427,12 +4730,14 @@
     </w:tblStylePr>
     <w:tblStylePr w:type="firstCol">
       <w:rPr>
+        <w:rFonts w:eastAsia="黑体"/>
         <w:b/>
         <w:bCs/>
       </w:rPr>
     </w:tblStylePr>
     <w:tblStylePr w:type="lastCol">
       <w:rPr>
+        <w:rFonts w:eastAsia="黑体"/>
         <w:b/>
         <w:bCs/>
       </w:rPr>
@@ -4492,6 +4797,7 @@
         <w:spacing w:after="0" w:before="0" w:line="240" w:lineRule="auto"/>
       </w:pPr>
       <w:rPr>
+        <w:rFonts w:eastAsia="黑体"/>
         <w:b/>
         <w:bCs/>
         <w:color w:themeColor="background1" w:val="FFFFFF"/>
@@ -4506,6 +4812,7 @@
         <w:spacing w:after="0" w:before="0" w:line="240" w:lineRule="auto"/>
       </w:pPr>
       <w:rPr>
+        <w:rFonts w:eastAsia="黑体"/>
         <w:b/>
         <w:bCs/>
       </w:rPr>
@@ -4521,12 +4828,14 @@
     </w:tblStylePr>
     <w:tblStylePr w:type="firstCol">
       <w:rPr>
+        <w:rFonts w:eastAsia="黑体"/>
         <w:b/>
         <w:bCs/>
       </w:rPr>
     </w:tblStylePr>
     <w:tblStylePr w:type="lastCol">
       <w:rPr>
+        <w:rFonts w:eastAsia="黑体"/>
         <w:b/>
         <w:bCs/>
       </w:rPr>
@@ -4584,6 +4893,7 @@
         <w:spacing w:after="0" w:before="0" w:line="240" w:lineRule="auto"/>
       </w:pPr>
       <w:rPr>
+        <w:rFonts w:eastAsia="黑体"/>
         <w:b/>
         <w:bCs/>
         <w:color w:themeColor="background1" w:val="FFFFFF"/>
@@ -4598,6 +4908,7 @@
         <w:spacing w:after="0" w:before="0" w:line="240" w:lineRule="auto"/>
       </w:pPr>
       <w:rPr>
+        <w:rFonts w:eastAsia="黑体"/>
         <w:b/>
         <w:bCs/>
       </w:rPr>
@@ -4613,12 +4924,14 @@
     </w:tblStylePr>
     <w:tblStylePr w:type="firstCol">
       <w:rPr>
+        <w:rFonts w:eastAsia="黑体"/>
         <w:b/>
         <w:bCs/>
       </w:rPr>
     </w:tblStylePr>
     <w:tblStylePr w:type="lastCol">
       <w:rPr>
+        <w:rFonts w:eastAsia="黑体"/>
         <w:b/>
         <w:bCs/>
       </w:rPr>
@@ -4676,6 +4989,7 @@
         <w:spacing w:after="0" w:before="0" w:line="240" w:lineRule="auto"/>
       </w:pPr>
       <w:rPr>
+        <w:rFonts w:eastAsia="黑体"/>
         <w:b/>
         <w:bCs/>
         <w:color w:themeColor="background1" w:val="FFFFFF"/>
@@ -4690,6 +5004,7 @@
         <w:spacing w:after="0" w:before="0" w:line="240" w:lineRule="auto"/>
       </w:pPr>
       <w:rPr>
+        <w:rFonts w:eastAsia="黑体"/>
         <w:b/>
         <w:bCs/>
       </w:rPr>
@@ -4705,12 +5020,14 @@
     </w:tblStylePr>
     <w:tblStylePr w:type="firstCol">
       <w:rPr>
+        <w:rFonts w:eastAsia="黑体"/>
         <w:b/>
         <w:bCs/>
       </w:rPr>
     </w:tblStylePr>
     <w:tblStylePr w:type="lastCol">
       <w:rPr>
+        <w:rFonts w:eastAsia="黑体"/>
         <w:b/>
         <w:bCs/>
       </w:rPr>
@@ -4768,6 +5085,7 @@
         <w:spacing w:after="0" w:before="0" w:line="240" w:lineRule="auto"/>
       </w:pPr>
       <w:rPr>
+        <w:rFonts w:eastAsia="黑体"/>
         <w:b/>
         <w:bCs/>
         <w:color w:themeColor="background1" w:val="FFFFFF"/>
@@ -4782,6 +5100,7 @@
         <w:spacing w:after="0" w:before="0" w:line="240" w:lineRule="auto"/>
       </w:pPr>
       <w:rPr>
+        <w:rFonts w:eastAsia="黑体"/>
         <w:b/>
         <w:bCs/>
       </w:rPr>
@@ -4797,12 +5116,14 @@
     </w:tblStylePr>
     <w:tblStylePr w:type="firstCol">
       <w:rPr>
+        <w:rFonts w:eastAsia="黑体"/>
         <w:b/>
         <w:bCs/>
       </w:rPr>
     </w:tblStylePr>
     <w:tblStylePr w:type="lastCol">
       <w:rPr>
+        <w:rFonts w:eastAsia="黑体"/>
         <w:b/>
         <w:bCs/>
       </w:rPr>
@@ -4860,6 +5181,7 @@
         <w:spacing w:after="0" w:before="0" w:line="240" w:lineRule="auto"/>
       </w:pPr>
       <w:rPr>
+        <w:rFonts w:eastAsia="黑体"/>
         <w:b/>
         <w:bCs/>
         <w:color w:themeColor="background1" w:val="FFFFFF"/>
@@ -4874,6 +5196,7 @@
         <w:spacing w:after="0" w:before="0" w:line="240" w:lineRule="auto"/>
       </w:pPr>
       <w:rPr>
+        <w:rFonts w:eastAsia="黑体"/>
         <w:b/>
         <w:bCs/>
       </w:rPr>
@@ -4889,12 +5212,14 @@
     </w:tblStylePr>
     <w:tblStylePr w:type="firstCol">
       <w:rPr>
+        <w:rFonts w:eastAsia="黑体"/>
         <w:b/>
         <w:bCs/>
       </w:rPr>
     </w:tblStylePr>
     <w:tblStylePr w:type="lastCol">
       <w:rPr>
+        <w:rFonts w:eastAsia="黑体"/>
         <w:b/>
         <w:bCs/>
       </w:rPr>
@@ -4952,6 +5277,7 @@
         <w:spacing w:after="0" w:before="0" w:line="240" w:lineRule="auto"/>
       </w:pPr>
       <w:rPr>
+        <w:rFonts w:eastAsia="黑体"/>
         <w:b/>
         <w:bCs/>
         <w:color w:themeColor="background1" w:val="FFFFFF"/>
@@ -4966,6 +5292,7 @@
         <w:spacing w:after="0" w:before="0" w:line="240" w:lineRule="auto"/>
       </w:pPr>
       <w:rPr>
+        <w:rFonts w:eastAsia="黑体"/>
         <w:b/>
         <w:bCs/>
       </w:rPr>
@@ -4981,12 +5308,14 @@
     </w:tblStylePr>
     <w:tblStylePr w:type="firstCol">
       <w:rPr>
+        <w:rFonts w:eastAsia="黑体"/>
         <w:b/>
         <w:bCs/>
       </w:rPr>
     </w:tblStylePr>
     <w:tblStylePr w:type="lastCol">
       <w:rPr>
+        <w:rFonts w:eastAsia="黑体"/>
         <w:b/>
         <w:bCs/>
       </w:rPr>
@@ -5044,6 +5373,7 @@
         <w:spacing w:after="0" w:before="0" w:line="240" w:lineRule="auto"/>
       </w:pPr>
       <w:rPr>
+        <w:rFonts w:eastAsia="黑体"/>
         <w:b/>
         <w:bCs/>
         <w:color w:themeColor="background1" w:val="FFFFFF"/>
@@ -5058,6 +5388,7 @@
         <w:spacing w:after="0" w:before="0" w:line="240" w:lineRule="auto"/>
       </w:pPr>
       <w:rPr>
+        <w:rFonts w:eastAsia="黑体"/>
         <w:b/>
         <w:bCs/>
       </w:rPr>
@@ -5073,12 +5404,14 @@
     </w:tblStylePr>
     <w:tblStylePr w:type="firstCol">
       <w:rPr>
+        <w:rFonts w:eastAsia="黑体"/>
         <w:b/>
         <w:bCs/>
       </w:rPr>
     </w:tblStylePr>
     <w:tblStylePr w:type="lastCol">
       <w:rPr>
+        <w:rFonts w:eastAsia="黑体"/>
         <w:b/>
         <w:bCs/>
       </w:rPr>
@@ -5138,7 +5471,7 @@
         <w:spacing w:after="0" w:before="0" w:line="240" w:lineRule="auto"/>
       </w:pPr>
       <w:rPr>
-        <w:rFonts w:asciiTheme="majorHAnsi" w:cstheme="majorBidi" w:eastAsiaTheme="majorEastAsia" w:hAnsiTheme="majorHAnsi"/>
+        <w:rFonts w:asciiTheme="majorHAnsi" w:cstheme="majorBidi" w:hAnsiTheme="majorHAnsi" w:eastAsia="黑体"/>
         <w:b/>
         <w:bCs/>
       </w:rPr>
@@ -5159,7 +5492,7 @@
         <w:spacing w:after="0" w:before="0" w:line="240" w:lineRule="auto"/>
       </w:pPr>
       <w:rPr>
-        <w:rFonts w:asciiTheme="majorHAnsi" w:cstheme="majorBidi" w:eastAsiaTheme="majorEastAsia" w:hAnsiTheme="majorHAnsi"/>
+        <w:rFonts w:asciiTheme="majorHAnsi" w:cstheme="majorBidi" w:hAnsiTheme="majorHAnsi" w:eastAsia="黑体"/>
         <w:b/>
         <w:bCs/>
       </w:rPr>
@@ -5177,14 +5510,14 @@
     </w:tblStylePr>
     <w:tblStylePr w:type="firstCol">
       <w:rPr>
-        <w:rFonts w:asciiTheme="majorHAnsi" w:cstheme="majorBidi" w:eastAsiaTheme="majorEastAsia" w:hAnsiTheme="majorHAnsi"/>
+        <w:rFonts w:asciiTheme="majorHAnsi" w:cstheme="majorBidi" w:hAnsiTheme="majorHAnsi" w:eastAsia="黑体"/>
         <w:b/>
         <w:bCs/>
       </w:rPr>
     </w:tblStylePr>
     <w:tblStylePr w:type="lastCol">
       <w:rPr>
-        <w:rFonts w:asciiTheme="majorHAnsi" w:cstheme="majorBidi" w:eastAsiaTheme="majorEastAsia" w:hAnsiTheme="majorHAnsi"/>
+        <w:rFonts w:asciiTheme="majorHAnsi" w:cstheme="majorBidi" w:hAnsiTheme="majorHAnsi" w:eastAsia="黑体"/>
         <w:b/>
         <w:bCs/>
       </w:rPr>
@@ -5268,7 +5601,7 @@
         <w:spacing w:after="0" w:before="0" w:line="240" w:lineRule="auto"/>
       </w:pPr>
       <w:rPr>
-        <w:rFonts w:asciiTheme="majorHAnsi" w:cstheme="majorBidi" w:eastAsiaTheme="majorEastAsia" w:hAnsiTheme="majorHAnsi"/>
+        <w:rFonts w:asciiTheme="majorHAnsi" w:cstheme="majorBidi" w:hAnsiTheme="majorHAnsi" w:eastAsia="黑体"/>
         <w:b/>
         <w:bCs/>
       </w:rPr>
@@ -5289,7 +5622,7 @@
         <w:spacing w:after="0" w:before="0" w:line="240" w:lineRule="auto"/>
       </w:pPr>
       <w:rPr>
-        <w:rFonts w:asciiTheme="majorHAnsi" w:cstheme="majorBidi" w:eastAsiaTheme="majorEastAsia" w:hAnsiTheme="majorHAnsi"/>
+        <w:rFonts w:asciiTheme="majorHAnsi" w:cstheme="majorBidi" w:hAnsiTheme="majorHAnsi" w:eastAsia="黑体"/>
         <w:b/>
         <w:bCs/>
       </w:rPr>
@@ -5307,14 +5640,14 @@
     </w:tblStylePr>
     <w:tblStylePr w:type="firstCol">
       <w:rPr>
-        <w:rFonts w:asciiTheme="majorHAnsi" w:cstheme="majorBidi" w:eastAsiaTheme="majorEastAsia" w:hAnsiTheme="majorHAnsi"/>
+        <w:rFonts w:asciiTheme="majorHAnsi" w:cstheme="majorBidi" w:hAnsiTheme="majorHAnsi" w:eastAsia="黑体"/>
         <w:b/>
         <w:bCs/>
       </w:rPr>
     </w:tblStylePr>
     <w:tblStylePr w:type="lastCol">
       <w:rPr>
-        <w:rFonts w:asciiTheme="majorHAnsi" w:cstheme="majorBidi" w:eastAsiaTheme="majorEastAsia" w:hAnsiTheme="majorHAnsi"/>
+        <w:rFonts w:asciiTheme="majorHAnsi" w:cstheme="majorBidi" w:hAnsiTheme="majorHAnsi" w:eastAsia="黑体"/>
         <w:b/>
         <w:bCs/>
       </w:rPr>
@@ -5398,7 +5731,7 @@
         <w:spacing w:after="0" w:before="0" w:line="240" w:lineRule="auto"/>
       </w:pPr>
       <w:rPr>
-        <w:rFonts w:asciiTheme="majorHAnsi" w:cstheme="majorBidi" w:eastAsiaTheme="majorEastAsia" w:hAnsiTheme="majorHAnsi"/>
+        <w:rFonts w:asciiTheme="majorHAnsi" w:cstheme="majorBidi" w:hAnsiTheme="majorHAnsi" w:eastAsia="黑体"/>
         <w:b/>
         <w:bCs/>
       </w:rPr>
@@ -5419,7 +5752,7 @@
         <w:spacing w:after="0" w:before="0" w:line="240" w:lineRule="auto"/>
       </w:pPr>
       <w:rPr>
-        <w:rFonts w:asciiTheme="majorHAnsi" w:cstheme="majorBidi" w:eastAsiaTheme="majorEastAsia" w:hAnsiTheme="majorHAnsi"/>
+        <w:rFonts w:asciiTheme="majorHAnsi" w:cstheme="majorBidi" w:hAnsiTheme="majorHAnsi" w:eastAsia="黑体"/>
         <w:b/>
         <w:bCs/>
       </w:rPr>
@@ -5437,14 +5770,14 @@
     </w:tblStylePr>
     <w:tblStylePr w:type="firstCol">
       <w:rPr>
-        <w:rFonts w:asciiTheme="majorHAnsi" w:cstheme="majorBidi" w:eastAsiaTheme="majorEastAsia" w:hAnsiTheme="majorHAnsi"/>
+        <w:rFonts w:asciiTheme="majorHAnsi" w:cstheme="majorBidi" w:hAnsiTheme="majorHAnsi" w:eastAsia="黑体"/>
         <w:b/>
         <w:bCs/>
       </w:rPr>
     </w:tblStylePr>
     <w:tblStylePr w:type="lastCol">
       <w:rPr>
-        <w:rFonts w:asciiTheme="majorHAnsi" w:cstheme="majorBidi" w:eastAsiaTheme="majorEastAsia" w:hAnsiTheme="majorHAnsi"/>
+        <w:rFonts w:asciiTheme="majorHAnsi" w:cstheme="majorBidi" w:hAnsiTheme="majorHAnsi" w:eastAsia="黑体"/>
         <w:b/>
         <w:bCs/>
       </w:rPr>
@@ -5528,7 +5861,7 @@
         <w:spacing w:after="0" w:before="0" w:line="240" w:lineRule="auto"/>
       </w:pPr>
       <w:rPr>
-        <w:rFonts w:asciiTheme="majorHAnsi" w:cstheme="majorBidi" w:eastAsiaTheme="majorEastAsia" w:hAnsiTheme="majorHAnsi"/>
+        <w:rFonts w:asciiTheme="majorHAnsi" w:cstheme="majorBidi" w:hAnsiTheme="majorHAnsi" w:eastAsia="黑体"/>
         <w:b/>
         <w:bCs/>
       </w:rPr>
@@ -5549,7 +5882,7 @@
         <w:spacing w:after="0" w:before="0" w:line="240" w:lineRule="auto"/>
       </w:pPr>
       <w:rPr>
-        <w:rFonts w:asciiTheme="majorHAnsi" w:cstheme="majorBidi" w:eastAsiaTheme="majorEastAsia" w:hAnsiTheme="majorHAnsi"/>
+        <w:rFonts w:asciiTheme="majorHAnsi" w:cstheme="majorBidi" w:hAnsiTheme="majorHAnsi" w:eastAsia="黑体"/>
         <w:b/>
         <w:bCs/>
       </w:rPr>
@@ -5567,14 +5900,14 @@
     </w:tblStylePr>
     <w:tblStylePr w:type="firstCol">
       <w:rPr>
-        <w:rFonts w:asciiTheme="majorHAnsi" w:cstheme="majorBidi" w:eastAsiaTheme="majorEastAsia" w:hAnsiTheme="majorHAnsi"/>
+        <w:rFonts w:asciiTheme="majorHAnsi" w:cstheme="majorBidi" w:hAnsiTheme="majorHAnsi" w:eastAsia="黑体"/>
         <w:b/>
         <w:bCs/>
       </w:rPr>
     </w:tblStylePr>
     <w:tblStylePr w:type="lastCol">
       <w:rPr>
-        <w:rFonts w:asciiTheme="majorHAnsi" w:cstheme="majorBidi" w:eastAsiaTheme="majorEastAsia" w:hAnsiTheme="majorHAnsi"/>
+        <w:rFonts w:asciiTheme="majorHAnsi" w:cstheme="majorBidi" w:hAnsiTheme="majorHAnsi" w:eastAsia="黑体"/>
         <w:b/>
         <w:bCs/>
       </w:rPr>
@@ -5658,7 +5991,7 @@
         <w:spacing w:after="0" w:before="0" w:line="240" w:lineRule="auto"/>
       </w:pPr>
       <w:rPr>
-        <w:rFonts w:asciiTheme="majorHAnsi" w:cstheme="majorBidi" w:eastAsiaTheme="majorEastAsia" w:hAnsiTheme="majorHAnsi"/>
+        <w:rFonts w:asciiTheme="majorHAnsi" w:cstheme="majorBidi" w:hAnsiTheme="majorHAnsi" w:eastAsia="黑体"/>
         <w:b/>
         <w:bCs/>
       </w:rPr>
@@ -5679,7 +6012,7 @@
         <w:spacing w:after="0" w:before="0" w:line="240" w:lineRule="auto"/>
       </w:pPr>
       <w:rPr>
-        <w:rFonts w:asciiTheme="majorHAnsi" w:cstheme="majorBidi" w:eastAsiaTheme="majorEastAsia" w:hAnsiTheme="majorHAnsi"/>
+        <w:rFonts w:asciiTheme="majorHAnsi" w:cstheme="majorBidi" w:hAnsiTheme="majorHAnsi" w:eastAsia="黑体"/>
         <w:b/>
         <w:bCs/>
       </w:rPr>
@@ -5697,14 +6030,14 @@
     </w:tblStylePr>
     <w:tblStylePr w:type="firstCol">
       <w:rPr>
-        <w:rFonts w:asciiTheme="majorHAnsi" w:cstheme="majorBidi" w:eastAsiaTheme="majorEastAsia" w:hAnsiTheme="majorHAnsi"/>
+        <w:rFonts w:asciiTheme="majorHAnsi" w:cstheme="majorBidi" w:hAnsiTheme="majorHAnsi" w:eastAsia="黑体"/>
         <w:b/>
         <w:bCs/>
       </w:rPr>
     </w:tblStylePr>
     <w:tblStylePr w:type="lastCol">
       <w:rPr>
-        <w:rFonts w:asciiTheme="majorHAnsi" w:cstheme="majorBidi" w:eastAsiaTheme="majorEastAsia" w:hAnsiTheme="majorHAnsi"/>
+        <w:rFonts w:asciiTheme="majorHAnsi" w:cstheme="majorBidi" w:hAnsiTheme="majorHAnsi" w:eastAsia="黑体"/>
         <w:b/>
         <w:bCs/>
       </w:rPr>
@@ -5788,7 +6121,7 @@
         <w:spacing w:after="0" w:before="0" w:line="240" w:lineRule="auto"/>
       </w:pPr>
       <w:rPr>
-        <w:rFonts w:asciiTheme="majorHAnsi" w:cstheme="majorBidi" w:eastAsiaTheme="majorEastAsia" w:hAnsiTheme="majorHAnsi"/>
+        <w:rFonts w:asciiTheme="majorHAnsi" w:cstheme="majorBidi" w:hAnsiTheme="majorHAnsi" w:eastAsia="黑体"/>
         <w:b/>
         <w:bCs/>
       </w:rPr>
@@ -5809,7 +6142,7 @@
         <w:spacing w:after="0" w:before="0" w:line="240" w:lineRule="auto"/>
       </w:pPr>
       <w:rPr>
-        <w:rFonts w:asciiTheme="majorHAnsi" w:cstheme="majorBidi" w:eastAsiaTheme="majorEastAsia" w:hAnsiTheme="majorHAnsi"/>
+        <w:rFonts w:asciiTheme="majorHAnsi" w:cstheme="majorBidi" w:hAnsiTheme="majorHAnsi" w:eastAsia="黑体"/>
         <w:b/>
         <w:bCs/>
       </w:rPr>
@@ -5827,14 +6160,14 @@
     </w:tblStylePr>
     <w:tblStylePr w:type="firstCol">
       <w:rPr>
-        <w:rFonts w:asciiTheme="majorHAnsi" w:cstheme="majorBidi" w:eastAsiaTheme="majorEastAsia" w:hAnsiTheme="majorHAnsi"/>
+        <w:rFonts w:asciiTheme="majorHAnsi" w:cstheme="majorBidi" w:hAnsiTheme="majorHAnsi" w:eastAsia="黑体"/>
         <w:b/>
         <w:bCs/>
       </w:rPr>
     </w:tblStylePr>
     <w:tblStylePr w:type="lastCol">
       <w:rPr>
-        <w:rFonts w:asciiTheme="majorHAnsi" w:cstheme="majorBidi" w:eastAsiaTheme="majorEastAsia" w:hAnsiTheme="majorHAnsi"/>
+        <w:rFonts w:asciiTheme="majorHAnsi" w:cstheme="majorBidi" w:hAnsiTheme="majorHAnsi" w:eastAsia="黑体"/>
         <w:b/>
         <w:bCs/>
       </w:rPr>
@@ -5918,7 +6251,7 @@
         <w:spacing w:after="0" w:before="0" w:line="240" w:lineRule="auto"/>
       </w:pPr>
       <w:rPr>
-        <w:rFonts w:asciiTheme="majorHAnsi" w:cstheme="majorBidi" w:eastAsiaTheme="majorEastAsia" w:hAnsiTheme="majorHAnsi"/>
+        <w:rFonts w:asciiTheme="majorHAnsi" w:cstheme="majorBidi" w:hAnsiTheme="majorHAnsi" w:eastAsia="黑体"/>
         <w:b/>
         <w:bCs/>
       </w:rPr>
@@ -5939,7 +6272,7 @@
         <w:spacing w:after="0" w:before="0" w:line="240" w:lineRule="auto"/>
       </w:pPr>
       <w:rPr>
-        <w:rFonts w:asciiTheme="majorHAnsi" w:cstheme="majorBidi" w:eastAsiaTheme="majorEastAsia" w:hAnsiTheme="majorHAnsi"/>
+        <w:rFonts w:asciiTheme="majorHAnsi" w:cstheme="majorBidi" w:hAnsiTheme="majorHAnsi" w:eastAsia="黑体"/>
         <w:b/>
         <w:bCs/>
       </w:rPr>
@@ -5957,14 +6290,14 @@
     </w:tblStylePr>
     <w:tblStylePr w:type="firstCol">
       <w:rPr>
-        <w:rFonts w:asciiTheme="majorHAnsi" w:cstheme="majorBidi" w:eastAsiaTheme="majorEastAsia" w:hAnsiTheme="majorHAnsi"/>
+        <w:rFonts w:asciiTheme="majorHAnsi" w:cstheme="majorBidi" w:hAnsiTheme="majorHAnsi" w:eastAsia="黑体"/>
         <w:b/>
         <w:bCs/>
       </w:rPr>
     </w:tblStylePr>
     <w:tblStylePr w:type="lastCol">
       <w:rPr>
-        <w:rFonts w:asciiTheme="majorHAnsi" w:cstheme="majorBidi" w:eastAsiaTheme="majorEastAsia" w:hAnsiTheme="majorHAnsi"/>
+        <w:rFonts w:asciiTheme="majorHAnsi" w:cstheme="majorBidi" w:hAnsiTheme="majorHAnsi" w:eastAsia="黑体"/>
         <w:b/>
         <w:bCs/>
       </w:rPr>
@@ -6047,6 +6380,7 @@
         <w:spacing w:after="0" w:before="0" w:line="240" w:lineRule="auto"/>
       </w:pPr>
       <w:rPr>
+        <w:rFonts w:eastAsia="黑体"/>
         <w:b/>
         <w:bCs/>
         <w:color w:themeColor="background1" w:val="FFFFFF"/>
@@ -6069,6 +6403,7 @@
         <w:spacing w:after="0" w:before="0" w:line="240" w:lineRule="auto"/>
       </w:pPr>
       <w:rPr>
+        <w:rFonts w:eastAsia="黑体"/>
         <w:b/>
         <w:bCs/>
       </w:rPr>
@@ -6086,12 +6421,14 @@
     </w:tblStylePr>
     <w:tblStylePr w:type="firstCol">
       <w:rPr>
+        <w:rFonts w:eastAsia="黑体"/>
         <w:b/>
         <w:bCs/>
       </w:rPr>
     </w:tblStylePr>
     <w:tblStylePr w:type="lastCol">
       <w:rPr>
+        <w:rFonts w:eastAsia="黑体"/>
         <w:b/>
         <w:bCs/>
       </w:rPr>
@@ -6153,6 +6490,7 @@
         <w:spacing w:after="0" w:before="0" w:line="240" w:lineRule="auto"/>
       </w:pPr>
       <w:rPr>
+        <w:rFonts w:eastAsia="黑体"/>
         <w:b/>
         <w:bCs/>
         <w:color w:themeColor="background1" w:val="FFFFFF"/>
@@ -6175,6 +6513,7 @@
         <w:spacing w:after="0" w:before="0" w:line="240" w:lineRule="auto"/>
       </w:pPr>
       <w:rPr>
+        <w:rFonts w:eastAsia="黑体"/>
         <w:b/>
         <w:bCs/>
       </w:rPr>
@@ -6192,12 +6531,14 @@
     </w:tblStylePr>
     <w:tblStylePr w:type="firstCol">
       <w:rPr>
+        <w:rFonts w:eastAsia="黑体"/>
         <w:b/>
         <w:bCs/>
       </w:rPr>
     </w:tblStylePr>
     <w:tblStylePr w:type="lastCol">
       <w:rPr>
+        <w:rFonts w:eastAsia="黑体"/>
         <w:b/>
         <w:bCs/>
       </w:rPr>
@@ -6259,6 +6600,7 @@
         <w:spacing w:after="0" w:before="0" w:line="240" w:lineRule="auto"/>
       </w:pPr>
       <w:rPr>
+        <w:rFonts w:eastAsia="黑体"/>
         <w:b/>
         <w:bCs/>
         <w:color w:themeColor="background1" w:val="FFFFFF"/>
@@ -6281,6 +6623,7 @@
         <w:spacing w:after="0" w:before="0" w:line="240" w:lineRule="auto"/>
       </w:pPr>
       <w:rPr>
+        <w:rFonts w:eastAsia="黑体"/>
         <w:b/>
         <w:bCs/>
       </w:rPr>
@@ -6298,12 +6641,14 @@
     </w:tblStylePr>
     <w:tblStylePr w:type="firstCol">
       <w:rPr>
+        <w:rFonts w:eastAsia="黑体"/>
         <w:b/>
         <w:bCs/>
       </w:rPr>
     </w:tblStylePr>
     <w:tblStylePr w:type="lastCol">
       <w:rPr>
+        <w:rFonts w:eastAsia="黑体"/>
         <w:b/>
         <w:bCs/>
       </w:rPr>
@@ -6365,6 +6710,7 @@
         <w:spacing w:after="0" w:before="0" w:line="240" w:lineRule="auto"/>
       </w:pPr>
       <w:rPr>
+        <w:rFonts w:eastAsia="黑体"/>
         <w:b/>
         <w:bCs/>
         <w:color w:themeColor="background1" w:val="FFFFFF"/>
@@ -6387,6 +6733,7 @@
         <w:spacing w:after="0" w:before="0" w:line="240" w:lineRule="auto"/>
       </w:pPr>
       <w:rPr>
+        <w:rFonts w:eastAsia="黑体"/>
         <w:b/>
         <w:bCs/>
       </w:rPr>
@@ -6404,12 +6751,14 @@
     </w:tblStylePr>
     <w:tblStylePr w:type="firstCol">
       <w:rPr>
+        <w:rFonts w:eastAsia="黑体"/>
         <w:b/>
         <w:bCs/>
       </w:rPr>
     </w:tblStylePr>
     <w:tblStylePr w:type="lastCol">
       <w:rPr>
+        <w:rFonts w:eastAsia="黑体"/>
         <w:b/>
         <w:bCs/>
       </w:rPr>
@@ -6471,6 +6820,7 @@
         <w:spacing w:after="0" w:before="0" w:line="240" w:lineRule="auto"/>
       </w:pPr>
       <w:rPr>
+        <w:rFonts w:eastAsia="黑体"/>
         <w:b/>
         <w:bCs/>
         <w:color w:themeColor="background1" w:val="FFFFFF"/>
@@ -6493,6 +6843,7 @@
         <w:spacing w:after="0" w:before="0" w:line="240" w:lineRule="auto"/>
       </w:pPr>
       <w:rPr>
+        <w:rFonts w:eastAsia="黑体"/>
         <w:b/>
         <w:bCs/>
       </w:rPr>
@@ -6510,12 +6861,14 @@
     </w:tblStylePr>
     <w:tblStylePr w:type="firstCol">
       <w:rPr>
+        <w:rFonts w:eastAsia="黑体"/>
         <w:b/>
         <w:bCs/>
       </w:rPr>
     </w:tblStylePr>
     <w:tblStylePr w:type="lastCol">
       <w:rPr>
+        <w:rFonts w:eastAsia="黑体"/>
         <w:b/>
         <w:bCs/>
       </w:rPr>
@@ -6577,6 +6930,7 @@
         <w:spacing w:after="0" w:before="0" w:line="240" w:lineRule="auto"/>
       </w:pPr>
       <w:rPr>
+        <w:rFonts w:eastAsia="黑体"/>
         <w:b/>
         <w:bCs/>
         <w:color w:themeColor="background1" w:val="FFFFFF"/>
@@ -6599,6 +6953,7 @@
         <w:spacing w:after="0" w:before="0" w:line="240" w:lineRule="auto"/>
       </w:pPr>
       <w:rPr>
+        <w:rFonts w:eastAsia="黑体"/>
         <w:b/>
         <w:bCs/>
       </w:rPr>
@@ -6616,12 +6971,14 @@
     </w:tblStylePr>
     <w:tblStylePr w:type="firstCol">
       <w:rPr>
+        <w:rFonts w:eastAsia="黑体"/>
         <w:b/>
         <w:bCs/>
       </w:rPr>
     </w:tblStylePr>
     <w:tblStylePr w:type="lastCol">
       <w:rPr>
+        <w:rFonts w:eastAsia="黑体"/>
         <w:b/>
         <w:bCs/>
       </w:rPr>
@@ -6683,6 +7040,7 @@
         <w:spacing w:after="0" w:before="0" w:line="240" w:lineRule="auto"/>
       </w:pPr>
       <w:rPr>
+        <w:rFonts w:eastAsia="黑体"/>
         <w:b/>
         <w:bCs/>
         <w:color w:themeColor="background1" w:val="FFFFFF"/>
@@ -6705,6 +7063,7 @@
         <w:spacing w:after="0" w:before="0" w:line="240" w:lineRule="auto"/>
       </w:pPr>
       <w:rPr>
+        <w:rFonts w:eastAsia="黑体"/>
         <w:b/>
         <w:bCs/>
       </w:rPr>
@@ -6722,12 +7081,14 @@
     </w:tblStylePr>
     <w:tblStylePr w:type="firstCol">
       <w:rPr>
+        <w:rFonts w:eastAsia="黑体"/>
         <w:b/>
         <w:bCs/>
       </w:rPr>
     </w:tblStylePr>
     <w:tblStylePr w:type="lastCol">
       <w:rPr>
+        <w:rFonts w:eastAsia="黑体"/>
         <w:b/>
         <w:bCs/>
       </w:rPr>
@@ -6786,6 +7147,7 @@
         <w:spacing w:after="0" w:before="0" w:line="240" w:lineRule="auto"/>
       </w:pPr>
       <w:rPr>
+        <w:rFonts w:eastAsia="黑体"/>
         <w:b/>
         <w:bCs/>
         <w:color w:themeColor="background1" w:val="FFFFFF"/>
@@ -6808,6 +7170,7 @@
         <w:spacing w:after="0" w:before="0" w:line="240" w:lineRule="auto"/>
       </w:pPr>
       <w:rPr>
+        <w:rFonts w:eastAsia="黑体"/>
         <w:color w:val="auto"/>
       </w:rPr>
       <w:tblPr/>
@@ -6825,6 +7188,7 @@
     </w:tblStylePr>
     <w:tblStylePr w:type="firstCol">
       <w:rPr>
+        <w:rFonts w:eastAsia="黑体"/>
         <w:b/>
         <w:bCs/>
         <w:color w:themeColor="background1" w:val="FFFFFF"/>
@@ -6844,6 +7208,7 @@
     </w:tblStylePr>
     <w:tblStylePr w:type="lastCol">
       <w:rPr>
+        <w:rFonts w:eastAsia="黑体"/>
         <w:b/>
         <w:bCs/>
         <w:color w:themeColor="background1" w:val="FFFFFF"/>
@@ -6892,6 +7257,7 @@
     </w:tblStylePr>
     <w:tblStylePr w:type="nwCell">
       <w:rPr>
+        <w:rFonts w:eastAsia="黑体"/>
         <w:color w:themeColor="background1" w:val="FFFFFF"/>
       </w:rPr>
       <w:tblPr/>
@@ -6935,6 +7301,7 @@
         <w:spacing w:after="0" w:before="0" w:line="240" w:lineRule="auto"/>
       </w:pPr>
       <w:rPr>
+        <w:rFonts w:eastAsia="黑体"/>
         <w:b/>
         <w:bCs/>
         <w:color w:themeColor="background1" w:val="FFFFFF"/>
@@ -6957,6 +7324,7 @@
         <w:spacing w:after="0" w:before="0" w:line="240" w:lineRule="auto"/>
       </w:pPr>
       <w:rPr>
+        <w:rFonts w:eastAsia="黑体"/>
         <w:color w:val="auto"/>
       </w:rPr>
       <w:tblPr/>
@@ -6974,6 +7342,7 @@
     </w:tblStylePr>
     <w:tblStylePr w:type="firstCol">
       <w:rPr>
+        <w:rFonts w:eastAsia="黑体"/>
         <w:b/>
         <w:bCs/>
         <w:color w:themeColor="background1" w:val="FFFFFF"/>
@@ -6993,6 +7362,7 @@
     </w:tblStylePr>
     <w:tblStylePr w:type="lastCol">
       <w:rPr>
+        <w:rFonts w:eastAsia="黑体"/>
         <w:b/>
         <w:bCs/>
         <w:color w:themeColor="background1" w:val="FFFFFF"/>
@@ -7041,6 +7411,7 @@
     </w:tblStylePr>
     <w:tblStylePr w:type="nwCell">
       <w:rPr>
+        <w:rFonts w:eastAsia="黑体"/>
         <w:color w:themeColor="background1" w:val="FFFFFF"/>
       </w:rPr>
       <w:tblPr/>
@@ -7084,6 +7455,7 @@
         <w:spacing w:after="0" w:before="0" w:line="240" w:lineRule="auto"/>
       </w:pPr>
       <w:rPr>
+        <w:rFonts w:eastAsia="黑体"/>
         <w:b/>
         <w:bCs/>
         <w:color w:themeColor="background1" w:val="FFFFFF"/>
@@ -7106,6 +7478,7 @@
         <w:spacing w:after="0" w:before="0" w:line="240" w:lineRule="auto"/>
       </w:pPr>
       <w:rPr>
+        <w:rFonts w:eastAsia="黑体"/>
         <w:color w:val="auto"/>
       </w:rPr>
       <w:tblPr/>
@@ -7123,6 +7496,7 @@
     </w:tblStylePr>
     <w:tblStylePr w:type="firstCol">
       <w:rPr>
+        <w:rFonts w:eastAsia="黑体"/>
         <w:b/>
         <w:bCs/>
         <w:color w:themeColor="background1" w:val="FFFFFF"/>
@@ -7142,6 +7516,7 @@
     </w:tblStylePr>
     <w:tblStylePr w:type="lastCol">
       <w:rPr>
+        <w:rFonts w:eastAsia="黑体"/>
         <w:b/>
         <w:bCs/>
         <w:color w:themeColor="background1" w:val="FFFFFF"/>
@@ -7190,6 +7565,7 @@
     </w:tblStylePr>
     <w:tblStylePr w:type="nwCell">
       <w:rPr>
+        <w:rFonts w:eastAsia="黑体"/>
         <w:color w:themeColor="background1" w:val="FFFFFF"/>
       </w:rPr>
       <w:tblPr/>
@@ -7233,6 +7609,7 @@
         <w:spacing w:after="0" w:before="0" w:line="240" w:lineRule="auto"/>
       </w:pPr>
       <w:rPr>
+        <w:rFonts w:eastAsia="黑体"/>
         <w:b/>
         <w:bCs/>
         <w:color w:themeColor="background1" w:val="FFFFFF"/>
@@ -7255,6 +7632,7 @@
         <w:spacing w:after="0" w:before="0" w:line="240" w:lineRule="auto"/>
       </w:pPr>
       <w:rPr>
+        <w:rFonts w:eastAsia="黑体"/>
         <w:color w:val="auto"/>
       </w:rPr>
       <w:tblPr/>
@@ -7272,6 +7650,7 @@
     </w:tblStylePr>
     <w:tblStylePr w:type="firstCol">
       <w:rPr>
+        <w:rFonts w:eastAsia="黑体"/>
         <w:b/>
         <w:bCs/>
         <w:color w:themeColor="background1" w:val="FFFFFF"/>
@@ -7291,6 +7670,7 @@
     </w:tblStylePr>
     <w:tblStylePr w:type="lastCol">
       <w:rPr>
+        <w:rFonts w:eastAsia="黑体"/>
         <w:b/>
         <w:bCs/>
         <w:color w:themeColor="background1" w:val="FFFFFF"/>
@@ -7339,6 +7719,7 @@
     </w:tblStylePr>
     <w:tblStylePr w:type="nwCell">
       <w:rPr>
+        <w:rFonts w:eastAsia="黑体"/>
         <w:color w:themeColor="background1" w:val="FFFFFF"/>
       </w:rPr>
       <w:tblPr/>
@@ -7382,6 +7763,7 @@
         <w:spacing w:after="0" w:before="0" w:line="240" w:lineRule="auto"/>
       </w:pPr>
       <w:rPr>
+        <w:rFonts w:eastAsia="黑体"/>
         <w:b/>
         <w:bCs/>
         <w:color w:themeColor="background1" w:val="FFFFFF"/>
@@ -7404,6 +7786,7 @@
         <w:spacing w:after="0" w:before="0" w:line="240" w:lineRule="auto"/>
       </w:pPr>
       <w:rPr>
+        <w:rFonts w:eastAsia="黑体"/>
         <w:color w:val="auto"/>
       </w:rPr>
       <w:tblPr/>
@@ -7421,6 +7804,7 @@
     </w:tblStylePr>
     <w:tblStylePr w:type="firstCol">
       <w:rPr>
+        <w:rFonts w:eastAsia="黑体"/>
         <w:b/>
         <w:bCs/>
         <w:color w:themeColor="background1" w:val="FFFFFF"/>
@@ -7440,6 +7824,7 @@
     </w:tblStylePr>
     <w:tblStylePr w:type="lastCol">
       <w:rPr>
+        <w:rFonts w:eastAsia="黑体"/>
         <w:b/>
         <w:bCs/>
         <w:color w:themeColor="background1" w:val="FFFFFF"/>
@@ -7488,6 +7873,7 @@
     </w:tblStylePr>
     <w:tblStylePr w:type="nwCell">
       <w:rPr>
+        <w:rFonts w:eastAsia="黑体"/>
         <w:color w:themeColor="background1" w:val="FFFFFF"/>
       </w:rPr>
       <w:tblPr/>
@@ -7531,6 +7917,7 @@
         <w:spacing w:after="0" w:before="0" w:line="240" w:lineRule="auto"/>
       </w:pPr>
       <w:rPr>
+        <w:rFonts w:eastAsia="黑体"/>
         <w:b/>
         <w:bCs/>
         <w:color w:themeColor="background1" w:val="FFFFFF"/>
@@ -7553,6 +7940,7 @@
         <w:spacing w:after="0" w:before="0" w:line="240" w:lineRule="auto"/>
       </w:pPr>
       <w:rPr>
+        <w:rFonts w:eastAsia="黑体"/>
         <w:color w:val="auto"/>
       </w:rPr>
       <w:tblPr/>
@@ -7570,6 +7958,7 @@
     </w:tblStylePr>
     <w:tblStylePr w:type="firstCol">
       <w:rPr>
+        <w:rFonts w:eastAsia="黑体"/>
         <w:b/>
         <w:bCs/>
         <w:color w:themeColor="background1" w:val="FFFFFF"/>
@@ -7589,6 +7978,7 @@
     </w:tblStylePr>
     <w:tblStylePr w:type="lastCol">
       <w:rPr>
+        <w:rFonts w:eastAsia="黑体"/>
         <w:b/>
         <w:bCs/>
         <w:color w:themeColor="background1" w:val="FFFFFF"/>
@@ -7637,6 +8027,7 @@
     </w:tblStylePr>
     <w:tblStylePr w:type="nwCell">
       <w:rPr>
+        <w:rFonts w:eastAsia="黑体"/>
         <w:color w:themeColor="background1" w:val="FFFFFF"/>
       </w:rPr>
       <w:tblPr/>
@@ -7680,6 +8071,7 @@
         <w:spacing w:after="0" w:before="0" w:line="240" w:lineRule="auto"/>
       </w:pPr>
       <w:rPr>
+        <w:rFonts w:eastAsia="黑体"/>
         <w:b/>
         <w:bCs/>
         <w:color w:themeColor="background1" w:val="FFFFFF"/>
@@ -7702,6 +8094,7 @@
         <w:spacing w:after="0" w:before="0" w:line="240" w:lineRule="auto"/>
       </w:pPr>
       <w:rPr>
+        <w:rFonts w:eastAsia="黑体"/>
         <w:color w:val="auto"/>
       </w:rPr>
       <w:tblPr/>
@@ -7719,6 +8112,7 @@
     </w:tblStylePr>
     <w:tblStylePr w:type="firstCol">
       <w:rPr>
+        <w:rFonts w:eastAsia="黑体"/>
         <w:b/>
         <w:bCs/>
         <w:color w:themeColor="background1" w:val="FFFFFF"/>
@@ -7738,6 +8132,7 @@
     </w:tblStylePr>
     <w:tblStylePr w:type="lastCol">
       <w:rPr>
+        <w:rFonts w:eastAsia="黑体"/>
         <w:b/>
         <w:bCs/>
         <w:color w:themeColor="background1" w:val="FFFFFF"/>
@@ -7786,6 +8181,7 @@
     </w:tblStylePr>
     <w:tblStylePr w:type="nwCell">
       <w:rPr>
+        <w:rFonts w:eastAsia="黑体"/>
         <w:color w:themeColor="background1" w:val="FFFFFF"/>
       </w:rPr>
       <w:tblPr/>
@@ -7810,6 +8206,7 @@
       <w:spacing w:after="0" w:line="240" w:lineRule="auto"/>
     </w:pPr>
     <w:rPr>
+      <w:rFonts w:eastAsia="黑体"/>
       <w:color w:themeColor="text1" w:val="000000"/>
     </w:rPr>
     <w:tblPr>
@@ -7829,7 +8226,7 @@
     </w:tblPr>
     <w:tblStylePr w:type="firstRow">
       <w:rPr>
-        <w:rFonts w:asciiTheme="majorHAnsi" w:cstheme="majorBidi" w:eastAsiaTheme="majorEastAsia" w:hAnsiTheme="majorHAnsi"/>
+        <w:rFonts w:asciiTheme="majorHAnsi" w:cstheme="majorBidi" w:hAnsiTheme="majorHAnsi" w:eastAsia="黑体"/>
       </w:rPr>
       <w:tblPr/>
       <w:tcPr>
@@ -7841,6 +8238,7 @@
     </w:tblStylePr>
     <w:tblStylePr w:type="lastRow">
       <w:rPr>
+        <w:rFonts w:eastAsia="黑体"/>
         <w:b/>
         <w:bCs/>
         <w:color w:themeColor="text2" w:val="1F497D"/>
@@ -7855,12 +8253,14 @@
     </w:tblStylePr>
     <w:tblStylePr w:type="firstCol">
       <w:rPr>
+        <w:rFonts w:eastAsia="黑体"/>
         <w:b/>
         <w:bCs/>
       </w:rPr>
     </w:tblStylePr>
     <w:tblStylePr w:type="lastCol">
       <w:rPr>
+        <w:rFonts w:eastAsia="黑体"/>
         <w:b/>
         <w:bCs/>
       </w:rPr>
@@ -7894,6 +8294,7 @@
       <w:spacing w:after="0" w:line="240" w:lineRule="auto"/>
     </w:pPr>
     <w:rPr>
+      <w:rFonts w:eastAsia="黑体"/>
       <w:color w:themeColor="text1" w:val="000000"/>
     </w:rPr>
     <w:tblPr>
@@ -7913,7 +8314,7 @@
     </w:tblPr>
     <w:tblStylePr w:type="firstRow">
       <w:rPr>
-        <w:rFonts w:asciiTheme="majorHAnsi" w:cstheme="majorBidi" w:eastAsiaTheme="majorEastAsia" w:hAnsiTheme="majorHAnsi"/>
+        <w:rFonts w:asciiTheme="majorHAnsi" w:cstheme="majorBidi" w:hAnsiTheme="majorHAnsi" w:eastAsia="黑体"/>
       </w:rPr>
       <w:tblPr/>
       <w:tcPr>
@@ -7925,6 +8326,7 @@
     </w:tblStylePr>
     <w:tblStylePr w:type="lastRow">
       <w:rPr>
+        <w:rFonts w:eastAsia="黑体"/>
         <w:b/>
         <w:bCs/>
         <w:color w:themeColor="text2" w:val="1F497D"/>
@@ -7939,12 +8341,14 @@
     </w:tblStylePr>
     <w:tblStylePr w:type="firstCol">
       <w:rPr>
+        <w:rFonts w:eastAsia="黑体"/>
         <w:b/>
         <w:bCs/>
       </w:rPr>
     </w:tblStylePr>
     <w:tblStylePr w:type="lastCol">
       <w:rPr>
+        <w:rFonts w:eastAsia="黑体"/>
         <w:b/>
         <w:bCs/>
       </w:rPr>
@@ -7978,6 +8382,7 @@
       <w:spacing w:after="0" w:line="240" w:lineRule="auto"/>
     </w:pPr>
     <w:rPr>
+      <w:rFonts w:eastAsia="黑体"/>
       <w:color w:themeColor="text1" w:val="000000"/>
     </w:rPr>
     <w:tblPr>
@@ -7997,7 +8402,7 @@
     </w:tblPr>
     <w:tblStylePr w:type="firstRow">
       <w:rPr>
-        <w:rFonts w:asciiTheme="majorHAnsi" w:cstheme="majorBidi" w:eastAsiaTheme="majorEastAsia" w:hAnsiTheme="majorHAnsi"/>
+        <w:rFonts w:asciiTheme="majorHAnsi" w:cstheme="majorBidi" w:hAnsiTheme="majorHAnsi" w:eastAsia="黑体"/>
       </w:rPr>
       <w:tblPr/>
       <w:tcPr>
@@ -8009,6 +8414,7 @@
     </w:tblStylePr>
     <w:tblStylePr w:type="lastRow">
       <w:rPr>
+        <w:rFonts w:eastAsia="黑体"/>
         <w:b/>
         <w:bCs/>
         <w:color w:themeColor="text2" w:val="1F497D"/>
@@ -8023,12 +8429,14 @@
     </w:tblStylePr>
     <w:tblStylePr w:type="firstCol">
       <w:rPr>
+        <w:rFonts w:eastAsia="黑体"/>
         <w:b/>
         <w:bCs/>
       </w:rPr>
     </w:tblStylePr>
     <w:tblStylePr w:type="lastCol">
       <w:rPr>
+        <w:rFonts w:eastAsia="黑体"/>
         <w:b/>
         <w:bCs/>
       </w:rPr>
@@ -8062,6 +8470,7 @@
       <w:spacing w:after="0" w:line="240" w:lineRule="auto"/>
     </w:pPr>
     <w:rPr>
+      <w:rFonts w:eastAsia="黑体"/>
       <w:color w:themeColor="text1" w:val="000000"/>
     </w:rPr>
     <w:tblPr>
@@ -8081,7 +8490,7 @@
     </w:tblPr>
     <w:tblStylePr w:type="firstRow">
       <w:rPr>
-        <w:rFonts w:asciiTheme="majorHAnsi" w:cstheme="majorBidi" w:eastAsiaTheme="majorEastAsia" w:hAnsiTheme="majorHAnsi"/>
+        <w:rFonts w:asciiTheme="majorHAnsi" w:cstheme="majorBidi" w:hAnsiTheme="majorHAnsi" w:eastAsia="黑体"/>
       </w:rPr>
       <w:tblPr/>
       <w:tcPr>
@@ -8093,6 +8502,7 @@
     </w:tblStylePr>
     <w:tblStylePr w:type="lastRow">
       <w:rPr>
+        <w:rFonts w:eastAsia="黑体"/>
         <w:b/>
         <w:bCs/>
         <w:color w:themeColor="text2" w:val="1F497D"/>
@@ -8107,12 +8517,14 @@
     </w:tblStylePr>
     <w:tblStylePr w:type="firstCol">
       <w:rPr>
+        <w:rFonts w:eastAsia="黑体"/>
         <w:b/>
         <w:bCs/>
       </w:rPr>
     </w:tblStylePr>
     <w:tblStylePr w:type="lastCol">
       <w:rPr>
+        <w:rFonts w:eastAsia="黑体"/>
         <w:b/>
         <w:bCs/>
       </w:rPr>
@@ -8146,6 +8558,7 @@
       <w:spacing w:after="0" w:line="240" w:lineRule="auto"/>
     </w:pPr>
     <w:rPr>
+      <w:rFonts w:eastAsia="黑体"/>
       <w:color w:themeColor="text1" w:val="000000"/>
     </w:rPr>
     <w:tblPr>
@@ -8165,7 +8578,7 @@
     </w:tblPr>
     <w:tblStylePr w:type="firstRow">
       <w:rPr>
-        <w:rFonts w:asciiTheme="majorHAnsi" w:cstheme="majorBidi" w:eastAsiaTheme="majorEastAsia" w:hAnsiTheme="majorHAnsi"/>
+        <w:rFonts w:asciiTheme="majorHAnsi" w:cstheme="majorBidi" w:hAnsiTheme="majorHAnsi" w:eastAsia="黑体"/>
       </w:rPr>
       <w:tblPr/>
       <w:tcPr>
@@ -8177,6 +8590,7 @@
     </w:tblStylePr>
     <w:tblStylePr w:type="lastRow">
       <w:rPr>
+        <w:rFonts w:eastAsia="黑体"/>
         <w:b/>
         <w:bCs/>
         <w:color w:themeColor="text2" w:val="1F497D"/>
@@ -8191,12 +8605,14 @@
     </w:tblStylePr>
     <w:tblStylePr w:type="firstCol">
       <w:rPr>
+        <w:rFonts w:eastAsia="黑体"/>
         <w:b/>
         <w:bCs/>
       </w:rPr>
     </w:tblStylePr>
     <w:tblStylePr w:type="lastCol">
       <w:rPr>
+        <w:rFonts w:eastAsia="黑体"/>
         <w:b/>
         <w:bCs/>
       </w:rPr>
@@ -8230,6 +8646,7 @@
       <w:spacing w:after="0" w:line="240" w:lineRule="auto"/>
     </w:pPr>
     <w:rPr>
+      <w:rFonts w:eastAsia="黑体"/>
       <w:color w:themeColor="text1" w:val="000000"/>
     </w:rPr>
     <w:tblPr>
@@ -8249,7 +8666,7 @@
     </w:tblPr>
     <w:tblStylePr w:type="firstRow">
       <w:rPr>
-        <w:rFonts w:asciiTheme="majorHAnsi" w:cstheme="majorBidi" w:eastAsiaTheme="majorEastAsia" w:hAnsiTheme="majorHAnsi"/>
+        <w:rFonts w:asciiTheme="majorHAnsi" w:cstheme="majorBidi" w:hAnsiTheme="majorHAnsi" w:eastAsia="黑体"/>
       </w:rPr>
       <w:tblPr/>
       <w:tcPr>
@@ -8261,6 +8678,7 @@
     </w:tblStylePr>
     <w:tblStylePr w:type="lastRow">
       <w:rPr>
+        <w:rFonts w:eastAsia="黑体"/>
         <w:b/>
         <w:bCs/>
         <w:color w:themeColor="text2" w:val="1F497D"/>
@@ -8275,12 +8693,14 @@
     </w:tblStylePr>
     <w:tblStylePr w:type="firstCol">
       <w:rPr>
+        <w:rFonts w:eastAsia="黑体"/>
         <w:b/>
         <w:bCs/>
       </w:rPr>
     </w:tblStylePr>
     <w:tblStylePr w:type="lastCol">
       <w:rPr>
+        <w:rFonts w:eastAsia="黑体"/>
         <w:b/>
         <w:bCs/>
       </w:rPr>
@@ -8314,6 +8734,7 @@
       <w:spacing w:after="0" w:line="240" w:lineRule="auto"/>
     </w:pPr>
     <w:rPr>
+      <w:rFonts w:eastAsia="黑体"/>
       <w:color w:themeColor="text1" w:val="000000"/>
     </w:rPr>
     <w:tblPr>
@@ -8333,7 +8754,7 @@
     </w:tblPr>
     <w:tblStylePr w:type="firstRow">
       <w:rPr>
-        <w:rFonts w:asciiTheme="majorHAnsi" w:cstheme="majorBidi" w:eastAsiaTheme="majorEastAsia" w:hAnsiTheme="majorHAnsi"/>
+        <w:rFonts w:asciiTheme="majorHAnsi" w:cstheme="majorBidi" w:hAnsiTheme="majorHAnsi" w:eastAsia="黑体"/>
       </w:rPr>
       <w:tblPr/>
       <w:tcPr>
@@ -8345,6 +8766,7 @@
     </w:tblStylePr>
     <w:tblStylePr w:type="lastRow">
       <w:rPr>
+        <w:rFonts w:eastAsia="黑体"/>
         <w:b/>
         <w:bCs/>
         <w:color w:themeColor="text2" w:val="1F497D"/>
@@ -8359,12 +8781,14 @@
     </w:tblStylePr>
     <w:tblStylePr w:type="firstCol">
       <w:rPr>
+        <w:rFonts w:eastAsia="黑体"/>
         <w:b/>
         <w:bCs/>
       </w:rPr>
     </w:tblStylePr>
     <w:tblStylePr w:type="lastCol">
       <w:rPr>
+        <w:rFonts w:eastAsia="黑体"/>
         <w:b/>
         <w:bCs/>
       </w:rPr>
@@ -8398,7 +8822,7 @@
       <w:spacing w:after="0" w:line="240" w:lineRule="auto"/>
     </w:pPr>
     <w:rPr>
-      <w:rFonts w:asciiTheme="majorHAnsi" w:cstheme="majorBidi" w:eastAsiaTheme="majorEastAsia" w:hAnsiTheme="majorHAnsi"/>
+      <w:rFonts w:asciiTheme="majorHAnsi" w:cstheme="majorBidi" w:hAnsiTheme="majorHAnsi" w:eastAsia="黑体"/>
       <w:color w:themeColor="text1" w:val="000000"/>
     </w:rPr>
     <w:tblPr>
@@ -8420,6 +8844,7 @@
     </w:tblPr>
     <w:tblStylePr w:type="firstRow">
       <w:rPr>
+        <w:rFonts w:eastAsia="黑体"/>
         <w:sz w:val="24"/>
         <w:szCs w:val="24"/>
       </w:rPr>
@@ -8526,7 +8951,7 @@
       <w:spacing w:after="0" w:line="240" w:lineRule="auto"/>
     </w:pPr>
     <w:rPr>
-      <w:rFonts w:asciiTheme="majorHAnsi" w:cstheme="majorBidi" w:eastAsiaTheme="majorEastAsia" w:hAnsiTheme="majorHAnsi"/>
+      <w:rFonts w:asciiTheme="majorHAnsi" w:cstheme="majorBidi" w:hAnsiTheme="majorHAnsi" w:eastAsia="黑体"/>
       <w:color w:themeColor="text1" w:val="000000"/>
     </w:rPr>
     <w:tblPr>
@@ -8548,6 +8973,7 @@
     </w:tblPr>
     <w:tblStylePr w:type="firstRow">
       <w:rPr>
+        <w:rFonts w:eastAsia="黑体"/>
         <w:sz w:val="24"/>
         <w:szCs w:val="24"/>
       </w:rPr>
@@ -8654,7 +9080,7 @@
       <w:spacing w:after="0" w:line="240" w:lineRule="auto"/>
     </w:pPr>
     <w:rPr>
-      <w:rFonts w:asciiTheme="majorHAnsi" w:cstheme="majorBidi" w:eastAsiaTheme="majorEastAsia" w:hAnsiTheme="majorHAnsi"/>
+      <w:rFonts w:asciiTheme="majorHAnsi" w:cstheme="majorBidi" w:hAnsiTheme="majorHAnsi" w:eastAsia="黑体"/>
       <w:color w:themeColor="text1" w:val="000000"/>
     </w:rPr>
     <w:tblPr>
@@ -8676,6 +9102,7 @@
     </w:tblPr>
     <w:tblStylePr w:type="firstRow">
       <w:rPr>
+        <w:rFonts w:eastAsia="黑体"/>
         <w:sz w:val="24"/>
         <w:szCs w:val="24"/>
       </w:rPr>
@@ -8782,7 +9209,7 @@
       <w:spacing w:after="0" w:line="240" w:lineRule="auto"/>
     </w:pPr>
     <w:rPr>
-      <w:rFonts w:asciiTheme="majorHAnsi" w:cstheme="majorBidi" w:eastAsiaTheme="majorEastAsia" w:hAnsiTheme="majorHAnsi"/>
+      <w:rFonts w:asciiTheme="majorHAnsi" w:cstheme="majorBidi" w:hAnsiTheme="majorHAnsi" w:eastAsia="黑体"/>
       <w:color w:themeColor="text1" w:val="000000"/>
     </w:rPr>
     <w:tblPr>
@@ -8804,6 +9231,7 @@
     </w:tblPr>
     <w:tblStylePr w:type="firstRow">
       <w:rPr>
+        <w:rFonts w:eastAsia="黑体"/>
         <w:sz w:val="24"/>
         <w:szCs w:val="24"/>
       </w:rPr>
@@ -8910,7 +9338,7 @@
       <w:spacing w:after="0" w:line="240" w:lineRule="auto"/>
     </w:pPr>
     <w:rPr>
-      <w:rFonts w:asciiTheme="majorHAnsi" w:cstheme="majorBidi" w:eastAsiaTheme="majorEastAsia" w:hAnsiTheme="majorHAnsi"/>
+      <w:rFonts w:asciiTheme="majorHAnsi" w:cstheme="majorBidi" w:hAnsiTheme="majorHAnsi" w:eastAsia="黑体"/>
       <w:color w:themeColor="text1" w:val="000000"/>
     </w:rPr>
     <w:tblPr>
@@ -8932,6 +9360,7 @@
     </w:tblPr>
     <w:tblStylePr w:type="firstRow">
       <w:rPr>
+        <w:rFonts w:eastAsia="黑体"/>
         <w:sz w:val="24"/>
         <w:szCs w:val="24"/>
       </w:rPr>
@@ -9038,7 +9467,7 @@
       <w:spacing w:after="0" w:line="240" w:lineRule="auto"/>
     </w:pPr>
     <w:rPr>
-      <w:rFonts w:asciiTheme="majorHAnsi" w:cstheme="majorBidi" w:eastAsiaTheme="majorEastAsia" w:hAnsiTheme="majorHAnsi"/>
+      <w:rFonts w:asciiTheme="majorHAnsi" w:cstheme="majorBidi" w:hAnsiTheme="majorHAnsi" w:eastAsia="黑体"/>
       <w:color w:themeColor="text1" w:val="000000"/>
     </w:rPr>
     <w:tblPr>
@@ -9060,6 +9489,7 @@
     </w:tblPr>
     <w:tblStylePr w:type="firstRow">
       <w:rPr>
+        <w:rFonts w:eastAsia="黑体"/>
         <w:sz w:val="24"/>
         <w:szCs w:val="24"/>
       </w:rPr>
@@ -9166,7 +9596,7 @@
       <w:spacing w:after="0" w:line="240" w:lineRule="auto"/>
     </w:pPr>
     <w:rPr>
-      <w:rFonts w:asciiTheme="majorHAnsi" w:cstheme="majorBidi" w:eastAsiaTheme="majorEastAsia" w:hAnsiTheme="majorHAnsi"/>
+      <w:rFonts w:asciiTheme="majorHAnsi" w:cstheme="majorBidi" w:hAnsiTheme="majorHAnsi" w:eastAsia="黑体"/>
       <w:color w:themeColor="text1" w:val="000000"/>
     </w:rPr>
     <w:tblPr>
@@ -9188,6 +9618,7 @@
     </w:tblPr>
     <w:tblStylePr w:type="firstRow">
       <w:rPr>
+        <w:rFonts w:eastAsia="黑体"/>
         <w:sz w:val="24"/>
         <w:szCs w:val="24"/>
       </w:rPr>
@@ -9317,12 +9748,14 @@
     </w:tcPr>
     <w:tblStylePr w:type="firstRow">
       <w:rPr>
+        <w:rFonts w:eastAsia="黑体"/>
         <w:b/>
         <w:bCs/>
       </w:rPr>
     </w:tblStylePr>
     <w:tblStylePr w:type="lastRow">
       <w:rPr>
+        <w:rFonts w:eastAsia="黑体"/>
         <w:b/>
         <w:bCs/>
       </w:rPr>
@@ -9335,12 +9768,14 @@
     </w:tblStylePr>
     <w:tblStylePr w:type="firstCol">
       <w:rPr>
+        <w:rFonts w:eastAsia="黑体"/>
         <w:b/>
         <w:bCs/>
       </w:rPr>
     </w:tblStylePr>
     <w:tblStylePr w:type="lastCol">
       <w:rPr>
+        <w:rFonts w:eastAsia="黑体"/>
         <w:b/>
         <w:bCs/>
       </w:rPr>
@@ -9390,12 +9825,14 @@
     </w:tcPr>
     <w:tblStylePr w:type="firstRow">
       <w:rPr>
+        <w:rFonts w:eastAsia="黑体"/>
         <w:b/>
         <w:bCs/>
       </w:rPr>
     </w:tblStylePr>
     <w:tblStylePr w:type="lastRow">
       <w:rPr>
+        <w:rFonts w:eastAsia="黑体"/>
         <w:b/>
         <w:bCs/>
       </w:rPr>
@@ -9408,12 +9845,14 @@
     </w:tblStylePr>
     <w:tblStylePr w:type="firstCol">
       <w:rPr>
+        <w:rFonts w:eastAsia="黑体"/>
         <w:b/>
         <w:bCs/>
       </w:rPr>
     </w:tblStylePr>
     <w:tblStylePr w:type="lastCol">
       <w:rPr>
+        <w:rFonts w:eastAsia="黑体"/>
         <w:b/>
         <w:bCs/>
       </w:rPr>
@@ -9463,12 +9902,14 @@
     </w:tcPr>
     <w:tblStylePr w:type="firstRow">
       <w:rPr>
+        <w:rFonts w:eastAsia="黑体"/>
         <w:b/>
         <w:bCs/>
       </w:rPr>
     </w:tblStylePr>
     <w:tblStylePr w:type="lastRow">
       <w:rPr>
+        <w:rFonts w:eastAsia="黑体"/>
         <w:b/>
         <w:bCs/>
       </w:rPr>
@@ -9481,12 +9922,14 @@
     </w:tblStylePr>
     <w:tblStylePr w:type="firstCol">
       <w:rPr>
+        <w:rFonts w:eastAsia="黑体"/>
         <w:b/>
         <w:bCs/>
       </w:rPr>
     </w:tblStylePr>
     <w:tblStylePr w:type="lastCol">
       <w:rPr>
+        <w:rFonts w:eastAsia="黑体"/>
         <w:b/>
         <w:bCs/>
       </w:rPr>
@@ -9536,12 +9979,14 @@
     </w:tcPr>
     <w:tblStylePr w:type="firstRow">
       <w:rPr>
+        <w:rFonts w:eastAsia="黑体"/>
         <w:b/>
         <w:bCs/>
       </w:rPr>
     </w:tblStylePr>
     <w:tblStylePr w:type="lastRow">
       <w:rPr>
+        <w:rFonts w:eastAsia="黑体"/>
         <w:b/>
         <w:bCs/>
       </w:rPr>
@@ -9554,12 +9999,14 @@
     </w:tblStylePr>
     <w:tblStylePr w:type="firstCol">
       <w:rPr>
+        <w:rFonts w:eastAsia="黑体"/>
         <w:b/>
         <w:bCs/>
       </w:rPr>
     </w:tblStylePr>
     <w:tblStylePr w:type="lastCol">
       <w:rPr>
+        <w:rFonts w:eastAsia="黑体"/>
         <w:b/>
         <w:bCs/>
       </w:rPr>
@@ -9609,12 +10056,14 @@
     </w:tcPr>
     <w:tblStylePr w:type="firstRow">
       <w:rPr>
+        <w:rFonts w:eastAsia="黑体"/>
         <w:b/>
         <w:bCs/>
       </w:rPr>
     </w:tblStylePr>
     <w:tblStylePr w:type="lastRow">
       <w:rPr>
+        <w:rFonts w:eastAsia="黑体"/>
         <w:b/>
         <w:bCs/>
       </w:rPr>
@@ -9627,12 +10076,14 @@
     </w:tblStylePr>
     <w:tblStylePr w:type="firstCol">
       <w:rPr>
+        <w:rFonts w:eastAsia="黑体"/>
         <w:b/>
         <w:bCs/>
       </w:rPr>
     </w:tblStylePr>
     <w:tblStylePr w:type="lastCol">
       <w:rPr>
+        <w:rFonts w:eastAsia="黑体"/>
         <w:b/>
         <w:bCs/>
       </w:rPr>
@@ -9682,12 +10133,14 @@
     </w:tcPr>
     <w:tblStylePr w:type="firstRow">
       <w:rPr>
+        <w:rFonts w:eastAsia="黑体"/>
         <w:b/>
         <w:bCs/>
       </w:rPr>
     </w:tblStylePr>
     <w:tblStylePr w:type="lastRow">
       <w:rPr>
+        <w:rFonts w:eastAsia="黑体"/>
         <w:b/>
         <w:bCs/>
       </w:rPr>
@@ -9700,12 +10153,14 @@
     </w:tblStylePr>
     <w:tblStylePr w:type="firstCol">
       <w:rPr>
+        <w:rFonts w:eastAsia="黑体"/>
         <w:b/>
         <w:bCs/>
       </w:rPr>
     </w:tblStylePr>
     <w:tblStylePr w:type="lastCol">
       <w:rPr>
+        <w:rFonts w:eastAsia="黑体"/>
         <w:b/>
         <w:bCs/>
       </w:rPr>
@@ -9755,12 +10210,14 @@
     </w:tcPr>
     <w:tblStylePr w:type="firstRow">
       <w:rPr>
+        <w:rFonts w:eastAsia="黑体"/>
         <w:b/>
         <w:bCs/>
       </w:rPr>
     </w:tblStylePr>
     <w:tblStylePr w:type="lastRow">
       <w:rPr>
+        <w:rFonts w:eastAsia="黑体"/>
         <w:b/>
         <w:bCs/>
       </w:rPr>
@@ -9773,12 +10230,14 @@
     </w:tblStylePr>
     <w:tblStylePr w:type="firstCol">
       <w:rPr>
+        <w:rFonts w:eastAsia="黑体"/>
         <w:b/>
         <w:bCs/>
       </w:rPr>
     </w:tblStylePr>
     <w:tblStylePr w:type="lastCol">
       <w:rPr>
+        <w:rFonts w:eastAsia="黑体"/>
         <w:b/>
         <w:bCs/>
       </w:rPr>
@@ -9805,7 +10264,7 @@
       <w:spacing w:after="0" w:line="240" w:lineRule="auto"/>
     </w:pPr>
     <w:rPr>
-      <w:rFonts w:asciiTheme="majorHAnsi" w:cstheme="majorBidi" w:eastAsiaTheme="majorEastAsia" w:hAnsiTheme="majorHAnsi"/>
+      <w:rFonts w:asciiTheme="majorHAnsi" w:cstheme="majorBidi" w:hAnsiTheme="majorHAnsi" w:eastAsia="黑体"/>
       <w:color w:themeColor="text1" w:val="000000"/>
     </w:rPr>
     <w:tblPr>
@@ -9832,6 +10291,7 @@
     </w:tcPr>
     <w:tblStylePr w:type="firstRow">
       <w:rPr>
+        <w:rFonts w:eastAsia="黑体"/>
         <w:b/>
         <w:bCs/>
         <w:color w:themeColor="text1" w:val="000000"/>
@@ -9843,6 +10303,7 @@
     </w:tblStylePr>
     <w:tblStylePr w:type="lastRow">
       <w:rPr>
+        <w:rFonts w:eastAsia="黑体"/>
         <w:b/>
         <w:bCs/>
         <w:color w:themeColor="text1" w:val="000000"/>
@@ -9862,6 +10323,7 @@
     </w:tblStylePr>
     <w:tblStylePr w:type="firstCol">
       <w:rPr>
+        <w:rFonts w:eastAsia="黑体"/>
         <w:b/>
         <w:bCs/>
         <w:color w:themeColor="text1" w:val="000000"/>
@@ -9881,6 +10343,7 @@
     </w:tblStylePr>
     <w:tblStylePr w:type="lastCol">
       <w:rPr>
+        <w:rFonts w:eastAsia="黑体"/>
         <w:b w:val="0"/>
         <w:bCs w:val="0"/>
         <w:color w:themeColor="text1" w:val="000000"/>
@@ -9930,7 +10393,7 @@
       <w:spacing w:after="0" w:line="240" w:lineRule="auto"/>
     </w:pPr>
     <w:rPr>
-      <w:rFonts w:asciiTheme="majorHAnsi" w:cstheme="majorBidi" w:eastAsiaTheme="majorEastAsia" w:hAnsiTheme="majorHAnsi"/>
+      <w:rFonts w:asciiTheme="majorHAnsi" w:cstheme="majorBidi" w:hAnsiTheme="majorHAnsi" w:eastAsia="黑体"/>
       <w:color w:themeColor="text1" w:val="000000"/>
     </w:rPr>
     <w:tblPr>
@@ -9957,6 +10420,7 @@
     </w:tcPr>
     <w:tblStylePr w:type="firstRow">
       <w:rPr>
+        <w:rFonts w:eastAsia="黑体"/>
         <w:b/>
         <w:bCs/>
         <w:color w:themeColor="text1" w:val="000000"/>
@@ -9968,6 +10432,7 @@
     </w:tblStylePr>
     <w:tblStylePr w:type="lastRow">
       <w:rPr>
+        <w:rFonts w:eastAsia="黑体"/>
         <w:b/>
         <w:bCs/>
         <w:color w:themeColor="text1" w:val="000000"/>
@@ -9987,6 +10452,7 @@
     </w:tblStylePr>
     <w:tblStylePr w:type="firstCol">
       <w:rPr>
+        <w:rFonts w:eastAsia="黑体"/>
         <w:b/>
         <w:bCs/>
         <w:color w:themeColor="text1" w:val="000000"/>
@@ -10006,6 +10472,7 @@
     </w:tblStylePr>
     <w:tblStylePr w:type="lastCol">
       <w:rPr>
+        <w:rFonts w:eastAsia="黑体"/>
         <w:b w:val="0"/>
         <w:bCs w:val="0"/>
         <w:color w:themeColor="text1" w:val="000000"/>
@@ -10055,7 +10522,7 @@
       <w:spacing w:after="0" w:line="240" w:lineRule="auto"/>
     </w:pPr>
     <w:rPr>
-      <w:rFonts w:asciiTheme="majorHAnsi" w:cstheme="majorBidi" w:eastAsiaTheme="majorEastAsia" w:hAnsiTheme="majorHAnsi"/>
+      <w:rFonts w:asciiTheme="majorHAnsi" w:cstheme="majorBidi" w:hAnsiTheme="majorHAnsi" w:eastAsia="黑体"/>
       <w:color w:themeColor="text1" w:val="000000"/>
     </w:rPr>
     <w:tblPr>
@@ -10082,6 +10549,7 @@
     </w:tcPr>
     <w:tblStylePr w:type="firstRow">
       <w:rPr>
+        <w:rFonts w:eastAsia="黑体"/>
         <w:b/>
         <w:bCs/>
         <w:color w:themeColor="text1" w:val="000000"/>
@@ -10093,6 +10561,7 @@
     </w:tblStylePr>
     <w:tblStylePr w:type="lastRow">
       <w:rPr>
+        <w:rFonts w:eastAsia="黑体"/>
         <w:b/>
         <w:bCs/>
         <w:color w:themeColor="text1" w:val="000000"/>
@@ -10112,6 +10581,7 @@
     </w:tblStylePr>
     <w:tblStylePr w:type="firstCol">
       <w:rPr>
+        <w:rFonts w:eastAsia="黑体"/>
         <w:b/>
         <w:bCs/>
         <w:color w:themeColor="text1" w:val="000000"/>
@@ -10131,6 +10601,7 @@
     </w:tblStylePr>
     <w:tblStylePr w:type="lastCol">
       <w:rPr>
+        <w:rFonts w:eastAsia="黑体"/>
         <w:b w:val="0"/>
         <w:bCs w:val="0"/>
         <w:color w:themeColor="text1" w:val="000000"/>
@@ -10180,7 +10651,7 @@
       <w:spacing w:after="0" w:line="240" w:lineRule="auto"/>
     </w:pPr>
     <w:rPr>
-      <w:rFonts w:asciiTheme="majorHAnsi" w:cstheme="majorBidi" w:eastAsiaTheme="majorEastAsia" w:hAnsiTheme="majorHAnsi"/>
+      <w:rFonts w:asciiTheme="majorHAnsi" w:cstheme="majorBidi" w:hAnsiTheme="majorHAnsi" w:eastAsia="黑体"/>
       <w:color w:themeColor="text1" w:val="000000"/>
     </w:rPr>
     <w:tblPr>
@@ -10207,6 +10678,7 @@
     </w:tcPr>
     <w:tblStylePr w:type="firstRow">
       <w:rPr>
+        <w:rFonts w:eastAsia="黑体"/>
         <w:b/>
         <w:bCs/>
         <w:color w:themeColor="text1" w:val="000000"/>
@@ -10218,6 +10690,7 @@
     </w:tblStylePr>
     <w:tblStylePr w:type="lastRow">
       <w:rPr>
+        <w:rFonts w:eastAsia="黑体"/>
         <w:b/>
         <w:bCs/>
         <w:color w:themeColor="text1" w:val="000000"/>
@@ -10237,6 +10710,7 @@
     </w:tblStylePr>
     <w:tblStylePr w:type="firstCol">
       <w:rPr>
+        <w:rFonts w:eastAsia="黑体"/>
         <w:b/>
         <w:bCs/>
         <w:color w:themeColor="text1" w:val="000000"/>
@@ -10256,6 +10730,7 @@
     </w:tblStylePr>
     <w:tblStylePr w:type="lastCol">
       <w:rPr>
+        <w:rFonts w:eastAsia="黑体"/>
         <w:b w:val="0"/>
         <w:bCs w:val="0"/>
         <w:color w:themeColor="text1" w:val="000000"/>
@@ -10305,7 +10780,7 @@
       <w:spacing w:after="0" w:line="240" w:lineRule="auto"/>
     </w:pPr>
     <w:rPr>
-      <w:rFonts w:asciiTheme="majorHAnsi" w:cstheme="majorBidi" w:eastAsiaTheme="majorEastAsia" w:hAnsiTheme="majorHAnsi"/>
+      <w:rFonts w:asciiTheme="majorHAnsi" w:cstheme="majorBidi" w:hAnsiTheme="majorHAnsi" w:eastAsia="黑体"/>
       <w:color w:themeColor="text1" w:val="000000"/>
     </w:rPr>
     <w:tblPr>
@@ -10332,6 +10807,7 @@
     </w:tcPr>
     <w:tblStylePr w:type="firstRow">
       <w:rPr>
+        <w:rFonts w:eastAsia="黑体"/>
         <w:b/>
         <w:bCs/>
         <w:color w:themeColor="text1" w:val="000000"/>
@@ -10343,6 +10819,7 @@
     </w:tblStylePr>
     <w:tblStylePr w:type="lastRow">
       <w:rPr>
+        <w:rFonts w:eastAsia="黑体"/>
         <w:b/>
         <w:bCs/>
         <w:color w:themeColor="text1" w:val="000000"/>
@@ -10362,6 +10839,7 @@
     </w:tblStylePr>
     <w:tblStylePr w:type="firstCol">
       <w:rPr>
+        <w:rFonts w:eastAsia="黑体"/>
         <w:b/>
         <w:bCs/>
         <w:color w:themeColor="text1" w:val="000000"/>
@@ -10381,6 +10859,7 @@
     </w:tblStylePr>
     <w:tblStylePr w:type="lastCol">
       <w:rPr>
+        <w:rFonts w:eastAsia="黑体"/>
         <w:b w:val="0"/>
         <w:bCs w:val="0"/>
         <w:color w:themeColor="text1" w:val="000000"/>
@@ -10430,7 +10909,7 @@
       <w:spacing w:after="0" w:line="240" w:lineRule="auto"/>
     </w:pPr>
     <w:rPr>
-      <w:rFonts w:asciiTheme="majorHAnsi" w:cstheme="majorBidi" w:eastAsiaTheme="majorEastAsia" w:hAnsiTheme="majorHAnsi"/>
+      <w:rFonts w:asciiTheme="majorHAnsi" w:cstheme="majorBidi" w:hAnsiTheme="majorHAnsi" w:eastAsia="黑体"/>
       <w:color w:themeColor="text1" w:val="000000"/>
     </w:rPr>
     <w:tblPr>
@@ -10457,6 +10936,7 @@
     </w:tcPr>
     <w:tblStylePr w:type="firstRow">
       <w:rPr>
+        <w:rFonts w:eastAsia="黑体"/>
         <w:b/>
         <w:bCs/>
         <w:color w:themeColor="text1" w:val="000000"/>
@@ -10468,6 +10948,7 @@
     </w:tblStylePr>
     <w:tblStylePr w:type="lastRow">
       <w:rPr>
+        <w:rFonts w:eastAsia="黑体"/>
         <w:b/>
         <w:bCs/>
         <w:color w:themeColor="text1" w:val="000000"/>
@@ -10487,6 +10968,7 @@
     </w:tblStylePr>
     <w:tblStylePr w:type="firstCol">
       <w:rPr>
+        <w:rFonts w:eastAsia="黑体"/>
         <w:b/>
         <w:bCs/>
         <w:color w:themeColor="text1" w:val="000000"/>
@@ -10506,6 +10988,7 @@
     </w:tblStylePr>
     <w:tblStylePr w:type="lastCol">
       <w:rPr>
+        <w:rFonts w:eastAsia="黑体"/>
         <w:b w:val="0"/>
         <w:bCs w:val="0"/>
         <w:color w:themeColor="text1" w:val="000000"/>
@@ -10555,7 +11038,7 @@
       <w:spacing w:after="0" w:line="240" w:lineRule="auto"/>
     </w:pPr>
     <w:rPr>
-      <w:rFonts w:asciiTheme="majorHAnsi" w:cstheme="majorBidi" w:eastAsiaTheme="majorEastAsia" w:hAnsiTheme="majorHAnsi"/>
+      <w:rFonts w:asciiTheme="majorHAnsi" w:cstheme="majorBidi" w:hAnsiTheme="majorHAnsi" w:eastAsia="黑体"/>
       <w:color w:themeColor="text1" w:val="000000"/>
     </w:rPr>
     <w:tblPr>
@@ -10582,6 +11065,7 @@
     </w:tcPr>
     <w:tblStylePr w:type="firstRow">
       <w:rPr>
+        <w:rFonts w:eastAsia="黑体"/>
         <w:b/>
         <w:bCs/>
         <w:color w:themeColor="text1" w:val="000000"/>
@@ -10593,6 +11077,7 @@
     </w:tblStylePr>
     <w:tblStylePr w:type="lastRow">
       <w:rPr>
+        <w:rFonts w:eastAsia="黑体"/>
         <w:b/>
         <w:bCs/>
         <w:color w:themeColor="text1" w:val="000000"/>
@@ -10612,6 +11097,7 @@
     </w:tblStylePr>
     <w:tblStylePr w:type="firstCol">
       <w:rPr>
+        <w:rFonts w:eastAsia="黑体"/>
         <w:b/>
         <w:bCs/>
         <w:color w:themeColor="text1" w:val="000000"/>
@@ -10631,6 +11117,7 @@
     </w:tblStylePr>
     <w:tblStylePr w:type="lastCol">
       <w:rPr>
+        <w:rFonts w:eastAsia="黑体"/>
         <w:b w:val="0"/>
         <w:bCs w:val="0"/>
         <w:color w:themeColor="text1" w:val="000000"/>
@@ -10703,6 +11190,7 @@
     </w:tcPr>
     <w:tblStylePr w:type="firstRow">
       <w:rPr>
+        <w:rFonts w:eastAsia="黑体"/>
         <w:b/>
         <w:bCs/>
         <w:i w:val="0"/>
@@ -10724,6 +11212,7 @@
     </w:tblStylePr>
     <w:tblStylePr w:type="lastRow">
       <w:rPr>
+        <w:rFonts w:eastAsia="黑体"/>
         <w:b/>
         <w:bCs/>
         <w:i w:val="0"/>
@@ -10745,6 +11234,7 @@
     </w:tblStylePr>
     <w:tblStylePr w:type="firstCol">
       <w:rPr>
+        <w:rFonts w:eastAsia="黑体"/>
         <w:b/>
         <w:bCs/>
         <w:i w:val="0"/>
@@ -10764,6 +11254,7 @@
     </w:tblStylePr>
     <w:tblStylePr w:type="lastCol">
       <w:rPr>
+        <w:rFonts w:eastAsia="黑体"/>
         <w:b/>
         <w:bCs/>
         <w:i w:val="0"/>
@@ -10844,6 +11335,7 @@
     </w:tcPr>
     <w:tblStylePr w:type="firstRow">
       <w:rPr>
+        <w:rFonts w:eastAsia="黑体"/>
         <w:b/>
         <w:bCs/>
         <w:i w:val="0"/>
@@ -10865,6 +11357,7 @@
     </w:tblStylePr>
     <w:tblStylePr w:type="lastRow">
       <w:rPr>
+        <w:rFonts w:eastAsia="黑体"/>
         <w:b/>
         <w:bCs/>
         <w:i w:val="0"/>
@@ -10886,6 +11379,7 @@
     </w:tblStylePr>
     <w:tblStylePr w:type="firstCol">
       <w:rPr>
+        <w:rFonts w:eastAsia="黑体"/>
         <w:b/>
         <w:bCs/>
         <w:i w:val="0"/>
@@ -10905,6 +11399,7 @@
     </w:tblStylePr>
     <w:tblStylePr w:type="lastCol">
       <w:rPr>
+        <w:rFonts w:eastAsia="黑体"/>
         <w:b/>
         <w:bCs/>
         <w:i w:val="0"/>
@@ -10985,6 +11480,7 @@
     </w:tcPr>
     <w:tblStylePr w:type="firstRow">
       <w:rPr>
+        <w:rFonts w:eastAsia="黑体"/>
         <w:b/>
         <w:bCs/>
         <w:i w:val="0"/>
@@ -11006,6 +11502,7 @@
     </w:tblStylePr>
     <w:tblStylePr w:type="lastRow">
       <w:rPr>
+        <w:rFonts w:eastAsia="黑体"/>
         <w:b/>
         <w:bCs/>
         <w:i w:val="0"/>
@@ -11027,6 +11524,7 @@
     </w:tblStylePr>
     <w:tblStylePr w:type="firstCol">
       <w:rPr>
+        <w:rFonts w:eastAsia="黑体"/>
         <w:b/>
         <w:bCs/>
         <w:i w:val="0"/>
@@ -11046,6 +11544,7 @@
     </w:tblStylePr>
     <w:tblStylePr w:type="lastCol">
       <w:rPr>
+        <w:rFonts w:eastAsia="黑体"/>
         <w:b/>
         <w:bCs/>
         <w:i w:val="0"/>
@@ -11126,6 +11625,7 @@
     </w:tcPr>
     <w:tblStylePr w:type="firstRow">
       <w:rPr>
+        <w:rFonts w:eastAsia="黑体"/>
         <w:b/>
         <w:bCs/>
         <w:i w:val="0"/>
@@ -11147,6 +11647,7 @@
     </w:tblStylePr>
     <w:tblStylePr w:type="lastRow">
       <w:rPr>
+        <w:rFonts w:eastAsia="黑体"/>
         <w:b/>
         <w:bCs/>
         <w:i w:val="0"/>
@@ -11168,6 +11669,7 @@
     </w:tblStylePr>
     <w:tblStylePr w:type="firstCol">
       <w:rPr>
+        <w:rFonts w:eastAsia="黑体"/>
         <w:b/>
         <w:bCs/>
         <w:i w:val="0"/>
@@ -11187,6 +11689,7 @@
     </w:tblStylePr>
     <w:tblStylePr w:type="lastCol">
       <w:rPr>
+        <w:rFonts w:eastAsia="黑体"/>
         <w:b/>
         <w:bCs/>
         <w:i w:val="0"/>
@@ -11267,6 +11770,7 @@
     </w:tcPr>
     <w:tblStylePr w:type="firstRow">
       <w:rPr>
+        <w:rFonts w:eastAsia="黑体"/>
         <w:b/>
         <w:bCs/>
         <w:i w:val="0"/>
@@ -11288,6 +11792,7 @@
     </w:tblStylePr>
     <w:tblStylePr w:type="lastRow">
       <w:rPr>
+        <w:rFonts w:eastAsia="黑体"/>
         <w:b/>
         <w:bCs/>
         <w:i w:val="0"/>
@@ -11309,6 +11814,7 @@
     </w:tblStylePr>
     <w:tblStylePr w:type="firstCol">
       <w:rPr>
+        <w:rFonts w:eastAsia="黑体"/>
         <w:b/>
         <w:bCs/>
         <w:i w:val="0"/>
@@ -11328,6 +11834,7 @@
     </w:tblStylePr>
     <w:tblStylePr w:type="lastCol">
       <w:rPr>
+        <w:rFonts w:eastAsia="黑体"/>
         <w:b/>
         <w:bCs/>
         <w:i w:val="0"/>
@@ -11408,6 +11915,7 @@
     </w:tcPr>
     <w:tblStylePr w:type="firstRow">
       <w:rPr>
+        <w:rFonts w:eastAsia="黑体"/>
         <w:b/>
         <w:bCs/>
         <w:i w:val="0"/>
@@ -11429,6 +11937,7 @@
     </w:tblStylePr>
     <w:tblStylePr w:type="lastRow">
       <w:rPr>
+        <w:rFonts w:eastAsia="黑体"/>
         <w:b/>
         <w:bCs/>
         <w:i w:val="0"/>
@@ -11450,6 +11959,7 @@
     </w:tblStylePr>
     <w:tblStylePr w:type="firstCol">
       <w:rPr>
+        <w:rFonts w:eastAsia="黑体"/>
         <w:b/>
         <w:bCs/>
         <w:i w:val="0"/>
@@ -11469,6 +11979,7 @@
     </w:tblStylePr>
     <w:tblStylePr w:type="lastCol">
       <w:rPr>
+        <w:rFonts w:eastAsia="黑体"/>
         <w:b/>
         <w:bCs/>
         <w:i w:val="0"/>
@@ -11549,6 +12060,7 @@
     </w:tcPr>
     <w:tblStylePr w:type="firstRow">
       <w:rPr>
+        <w:rFonts w:eastAsia="黑体"/>
         <w:b/>
         <w:bCs/>
         <w:i w:val="0"/>
@@ -11570,6 +12082,7 @@
     </w:tblStylePr>
     <w:tblStylePr w:type="lastRow">
       <w:rPr>
+        <w:rFonts w:eastAsia="黑体"/>
         <w:b/>
         <w:bCs/>
         <w:i w:val="0"/>
@@ -11591,6 +12104,7 @@
     </w:tblStylePr>
     <w:tblStylePr w:type="firstCol">
       <w:rPr>
+        <w:rFonts w:eastAsia="黑体"/>
         <w:b/>
         <w:bCs/>
         <w:i w:val="0"/>
@@ -11610,6 +12124,7 @@
     </w:tblStylePr>
     <w:tblStylePr w:type="lastCol">
       <w:rPr>
+        <w:rFonts w:eastAsia="黑体"/>
         <w:b/>
         <w:bCs/>
         <w:i w:val="0"/>
@@ -11667,6 +12182,7 @@
       <w:spacing w:after="0" w:line="240" w:lineRule="auto"/>
     </w:pPr>
     <w:rPr>
+      <w:rFonts w:eastAsia="黑体"/>
       <w:color w:themeColor="background1" w:val="FFFFFF"/>
     </w:rPr>
     <w:tblPr>
@@ -11685,6 +12201,7 @@
     </w:tcPr>
     <w:tblStylePr w:type="firstRow">
       <w:rPr>
+        <w:rFonts w:eastAsia="黑体"/>
         <w:b/>
         <w:bCs/>
       </w:rPr>
@@ -11781,6 +12298,7 @@
       <w:spacing w:after="0" w:line="240" w:lineRule="auto"/>
     </w:pPr>
     <w:rPr>
+      <w:rFonts w:eastAsia="黑体"/>
       <w:color w:themeColor="background1" w:val="FFFFFF"/>
     </w:rPr>
     <w:tblPr>
@@ -11799,6 +12317,7 @@
     </w:tcPr>
     <w:tblStylePr w:type="firstRow">
       <w:rPr>
+        <w:rFonts w:eastAsia="黑体"/>
         <w:b/>
         <w:bCs/>
       </w:rPr>
@@ -11895,6 +12414,7 @@
       <w:spacing w:after="0" w:line="240" w:lineRule="auto"/>
     </w:pPr>
     <w:rPr>
+      <w:rFonts w:eastAsia="黑体"/>
       <w:color w:themeColor="background1" w:val="FFFFFF"/>
     </w:rPr>
     <w:tblPr>
@@ -11913,6 +12433,7 @@
     </w:tcPr>
     <w:tblStylePr w:type="firstRow">
       <w:rPr>
+        <w:rFonts w:eastAsia="黑体"/>
         <w:b/>
         <w:bCs/>
       </w:rPr>
@@ -12009,6 +12530,7 @@
       <w:spacing w:after="0" w:line="240" w:lineRule="auto"/>
     </w:pPr>
     <w:rPr>
+      <w:rFonts w:eastAsia="黑体"/>
       <w:color w:themeColor="background1" w:val="FFFFFF"/>
     </w:rPr>
     <w:tblPr>
@@ -12027,6 +12549,7 @@
     </w:tcPr>
     <w:tblStylePr w:type="firstRow">
       <w:rPr>
+        <w:rFonts w:eastAsia="黑体"/>
         <w:b/>
         <w:bCs/>
       </w:rPr>
@@ -12123,6 +12646,7 @@
       <w:spacing w:after="0" w:line="240" w:lineRule="auto"/>
     </w:pPr>
     <w:rPr>
+      <w:rFonts w:eastAsia="黑体"/>
       <w:color w:themeColor="background1" w:val="FFFFFF"/>
     </w:rPr>
     <w:tblPr>
@@ -12141,6 +12665,7 @@
     </w:tcPr>
     <w:tblStylePr w:type="firstRow">
       <w:rPr>
+        <w:rFonts w:eastAsia="黑体"/>
         <w:b/>
         <w:bCs/>
       </w:rPr>
@@ -12237,6 +12762,7 @@
       <w:spacing w:after="0" w:line="240" w:lineRule="auto"/>
     </w:pPr>
     <w:rPr>
+      <w:rFonts w:eastAsia="黑体"/>
       <w:color w:themeColor="background1" w:val="FFFFFF"/>
     </w:rPr>
     <w:tblPr>
@@ -12255,6 +12781,7 @@
     </w:tcPr>
     <w:tblStylePr w:type="firstRow">
       <w:rPr>
+        <w:rFonts w:eastAsia="黑体"/>
         <w:b/>
         <w:bCs/>
       </w:rPr>
@@ -12351,6 +12878,7 @@
       <w:spacing w:after="0" w:line="240" w:lineRule="auto"/>
     </w:pPr>
     <w:rPr>
+      <w:rFonts w:eastAsia="黑体"/>
       <w:color w:themeColor="background1" w:val="FFFFFF"/>
     </w:rPr>
     <w:tblPr>
@@ -12369,6 +12897,7 @@
     </w:tcPr>
     <w:tblStylePr w:type="firstRow">
       <w:rPr>
+        <w:rFonts w:eastAsia="黑体"/>
         <w:b/>
         <w:bCs/>
       </w:rPr>
@@ -12465,6 +12994,7 @@
       <w:spacing w:after="0" w:line="240" w:lineRule="auto"/>
     </w:pPr>
     <w:rPr>
+      <w:rFonts w:eastAsia="黑体"/>
       <w:color w:themeColor="text1" w:val="000000"/>
     </w:rPr>
     <w:tblPr>
@@ -12491,6 +13021,7 @@
     </w:tcPr>
     <w:tblStylePr w:type="firstRow">
       <w:rPr>
+        <w:rFonts w:eastAsia="黑体"/>
         <w:b/>
         <w:bCs/>
       </w:rPr>
@@ -12509,6 +13040,7 @@
     </w:tblStylePr>
     <w:tblStylePr w:type="lastRow">
       <w:rPr>
+        <w:rFonts w:eastAsia="黑体"/>
         <w:b/>
         <w:bCs/>
         <w:color w:themeColor="background1" w:val="FFFFFF"/>
@@ -12523,6 +13055,7 @@
     </w:tblStylePr>
     <w:tblStylePr w:type="firstCol">
       <w:rPr>
+        <w:rFonts w:eastAsia="黑体"/>
         <w:color w:themeColor="background1" w:val="FFFFFF"/>
       </w:rPr>
       <w:tblPr/>
@@ -12540,6 +13073,7 @@
     </w:tblStylePr>
     <w:tblStylePr w:type="lastCol">
       <w:rPr>
+        <w:rFonts w:eastAsia="黑体"/>
         <w:color w:themeColor="background1" w:val="FFFFFF"/>
       </w:rPr>
       <w:tblPr/>
@@ -12569,11 +13103,13 @@
     </w:tblStylePr>
     <w:tblStylePr w:type="neCell">
       <w:rPr>
+        <w:rFonts w:eastAsia="黑体"/>
         <w:color w:themeColor="text1" w:val="000000"/>
       </w:rPr>
     </w:tblStylePr>
     <w:tblStylePr w:type="nwCell">
       <w:rPr>
+        <w:rFonts w:eastAsia="黑体"/>
         <w:color w:themeColor="text1" w:val="000000"/>
       </w:rPr>
     </w:tblStylePr>
@@ -12587,6 +13123,7 @@
       <w:spacing w:after="0" w:line="240" w:lineRule="auto"/>
     </w:pPr>
     <w:rPr>
+      <w:rFonts w:eastAsia="黑体"/>
       <w:color w:themeColor="text1" w:val="000000"/>
     </w:rPr>
     <w:tblPr>
@@ -12613,6 +13150,7 @@
     </w:tcPr>
     <w:tblStylePr w:type="firstRow">
       <w:rPr>
+        <w:rFonts w:eastAsia="黑体"/>
         <w:b/>
         <w:bCs/>
       </w:rPr>
@@ -12631,6 +13169,7 @@
     </w:tblStylePr>
     <w:tblStylePr w:type="lastRow">
       <w:rPr>
+        <w:rFonts w:eastAsia="黑体"/>
         <w:b/>
         <w:bCs/>
         <w:color w:themeColor="background1" w:val="FFFFFF"/>
@@ -12645,6 +13184,7 @@
     </w:tblStylePr>
     <w:tblStylePr w:type="firstCol">
       <w:rPr>
+        <w:rFonts w:eastAsia="黑体"/>
         <w:color w:themeColor="background1" w:val="FFFFFF"/>
       </w:rPr>
       <w:tblPr/>
@@ -12662,6 +13202,7 @@
     </w:tblStylePr>
     <w:tblStylePr w:type="lastCol">
       <w:rPr>
+        <w:rFonts w:eastAsia="黑体"/>
         <w:color w:themeColor="background1" w:val="FFFFFF"/>
       </w:rPr>
       <w:tblPr/>
@@ -12691,11 +13232,13 @@
     </w:tblStylePr>
     <w:tblStylePr w:type="neCell">
       <w:rPr>
+        <w:rFonts w:eastAsia="黑体"/>
         <w:color w:themeColor="text1" w:val="000000"/>
       </w:rPr>
     </w:tblStylePr>
     <w:tblStylePr w:type="nwCell">
       <w:rPr>
+        <w:rFonts w:eastAsia="黑体"/>
         <w:color w:themeColor="text1" w:val="000000"/>
       </w:rPr>
     </w:tblStylePr>
@@ -12709,6 +13252,7 @@
       <w:spacing w:after="0" w:line="240" w:lineRule="auto"/>
     </w:pPr>
     <w:rPr>
+      <w:rFonts w:eastAsia="黑体"/>
       <w:color w:themeColor="text1" w:val="000000"/>
     </w:rPr>
     <w:tblPr>
@@ -12735,6 +13279,7 @@
     </w:tcPr>
     <w:tblStylePr w:type="firstRow">
       <w:rPr>
+        <w:rFonts w:eastAsia="黑体"/>
         <w:b/>
         <w:bCs/>
       </w:rPr>
@@ -12753,6 +13298,7 @@
     </w:tblStylePr>
     <w:tblStylePr w:type="lastRow">
       <w:rPr>
+        <w:rFonts w:eastAsia="黑体"/>
         <w:b/>
         <w:bCs/>
         <w:color w:themeColor="background1" w:val="FFFFFF"/>
@@ -12767,6 +13313,7 @@
     </w:tblStylePr>
     <w:tblStylePr w:type="firstCol">
       <w:rPr>
+        <w:rFonts w:eastAsia="黑体"/>
         <w:color w:themeColor="background1" w:val="FFFFFF"/>
       </w:rPr>
       <w:tblPr/>
@@ -12784,6 +13331,7 @@
     </w:tblStylePr>
     <w:tblStylePr w:type="lastCol">
       <w:rPr>
+        <w:rFonts w:eastAsia="黑体"/>
         <w:color w:themeColor="background1" w:val="FFFFFF"/>
       </w:rPr>
       <w:tblPr/>
@@ -12813,11 +13361,13 @@
     </w:tblStylePr>
     <w:tblStylePr w:type="neCell">
       <w:rPr>
+        <w:rFonts w:eastAsia="黑体"/>
         <w:color w:themeColor="text1" w:val="000000"/>
       </w:rPr>
     </w:tblStylePr>
     <w:tblStylePr w:type="nwCell">
       <w:rPr>
+        <w:rFonts w:eastAsia="黑体"/>
         <w:color w:themeColor="text1" w:val="000000"/>
       </w:rPr>
     </w:tblStylePr>
@@ -12831,6 +13381,7 @@
       <w:spacing w:after="0" w:line="240" w:lineRule="auto"/>
     </w:pPr>
     <w:rPr>
+      <w:rFonts w:eastAsia="黑体"/>
       <w:color w:themeColor="text1" w:val="000000"/>
     </w:rPr>
     <w:tblPr>
@@ -12857,6 +13408,7 @@
     </w:tcPr>
     <w:tblStylePr w:type="firstRow">
       <w:rPr>
+        <w:rFonts w:eastAsia="黑体"/>
         <w:b/>
         <w:bCs/>
       </w:rPr>
@@ -12875,6 +13427,7 @@
     </w:tblStylePr>
     <w:tblStylePr w:type="lastRow">
       <w:rPr>
+        <w:rFonts w:eastAsia="黑体"/>
         <w:b/>
         <w:bCs/>
         <w:color w:themeColor="background1" w:val="FFFFFF"/>
@@ -12889,6 +13442,7 @@
     </w:tblStylePr>
     <w:tblStylePr w:type="firstCol">
       <w:rPr>
+        <w:rFonts w:eastAsia="黑体"/>
         <w:color w:themeColor="background1" w:val="FFFFFF"/>
       </w:rPr>
       <w:tblPr/>
@@ -12906,6 +13460,7 @@
     </w:tblStylePr>
     <w:tblStylePr w:type="lastCol">
       <w:rPr>
+        <w:rFonts w:eastAsia="黑体"/>
         <w:color w:themeColor="background1" w:val="FFFFFF"/>
       </w:rPr>
       <w:tblPr/>
@@ -12943,6 +13498,7 @@
       <w:spacing w:after="0" w:line="240" w:lineRule="auto"/>
     </w:pPr>
     <w:rPr>
+      <w:rFonts w:eastAsia="黑体"/>
       <w:color w:themeColor="text1" w:val="000000"/>
     </w:rPr>
     <w:tblPr>
@@ -12969,6 +13525,7 @@
     </w:tcPr>
     <w:tblStylePr w:type="firstRow">
       <w:rPr>
+        <w:rFonts w:eastAsia="黑体"/>
         <w:b/>
         <w:bCs/>
       </w:rPr>
@@ -12987,6 +13544,7 @@
     </w:tblStylePr>
     <w:tblStylePr w:type="lastRow">
       <w:rPr>
+        <w:rFonts w:eastAsia="黑体"/>
         <w:b/>
         <w:bCs/>
         <w:color w:themeColor="background1" w:val="FFFFFF"/>
@@ -13001,6 +13559,7 @@
     </w:tblStylePr>
     <w:tblStylePr w:type="firstCol">
       <w:rPr>
+        <w:rFonts w:eastAsia="黑体"/>
         <w:color w:themeColor="background1" w:val="FFFFFF"/>
       </w:rPr>
       <w:tblPr/>
@@ -13018,6 +13577,7 @@
     </w:tblStylePr>
     <w:tblStylePr w:type="lastCol">
       <w:rPr>
+        <w:rFonts w:eastAsia="黑体"/>
         <w:color w:themeColor="background1" w:val="FFFFFF"/>
       </w:rPr>
       <w:tblPr/>
@@ -13047,11 +13607,13 @@
     </w:tblStylePr>
     <w:tblStylePr w:type="neCell">
       <w:rPr>
+        <w:rFonts w:eastAsia="黑体"/>
         <w:color w:themeColor="text1" w:val="000000"/>
       </w:rPr>
     </w:tblStylePr>
     <w:tblStylePr w:type="nwCell">
       <w:rPr>
+        <w:rFonts w:eastAsia="黑体"/>
         <w:color w:themeColor="text1" w:val="000000"/>
       </w:rPr>
     </w:tblStylePr>
@@ -13065,6 +13627,7 @@
       <w:spacing w:after="0" w:line="240" w:lineRule="auto"/>
     </w:pPr>
     <w:rPr>
+      <w:rFonts w:eastAsia="黑体"/>
       <w:color w:themeColor="text1" w:val="000000"/>
     </w:rPr>
     <w:tblPr>
@@ -13091,6 +13654,7 @@
     </w:tcPr>
     <w:tblStylePr w:type="firstRow">
       <w:rPr>
+        <w:rFonts w:eastAsia="黑体"/>
         <w:b/>
         <w:bCs/>
       </w:rPr>
@@ -13109,6 +13673,7 @@
     </w:tblStylePr>
     <w:tblStylePr w:type="lastRow">
       <w:rPr>
+        <w:rFonts w:eastAsia="黑体"/>
         <w:b/>
         <w:bCs/>
         <w:color w:themeColor="background1" w:val="FFFFFF"/>
@@ -13123,6 +13688,7 @@
     </w:tblStylePr>
     <w:tblStylePr w:type="firstCol">
       <w:rPr>
+        <w:rFonts w:eastAsia="黑体"/>
         <w:color w:themeColor="background1" w:val="FFFFFF"/>
       </w:rPr>
       <w:tblPr/>
@@ -13140,6 +13706,7 @@
     </w:tblStylePr>
     <w:tblStylePr w:type="lastCol">
       <w:rPr>
+        <w:rFonts w:eastAsia="黑体"/>
         <w:color w:themeColor="background1" w:val="FFFFFF"/>
       </w:rPr>
       <w:tblPr/>
@@ -13169,11 +13736,13 @@
     </w:tblStylePr>
     <w:tblStylePr w:type="neCell">
       <w:rPr>
+        <w:rFonts w:eastAsia="黑体"/>
         <w:color w:themeColor="text1" w:val="000000"/>
       </w:rPr>
     </w:tblStylePr>
     <w:tblStylePr w:type="nwCell">
       <w:rPr>
+        <w:rFonts w:eastAsia="黑体"/>
         <w:color w:themeColor="text1" w:val="000000"/>
       </w:rPr>
     </w:tblStylePr>
@@ -13187,6 +13756,7 @@
       <w:spacing w:after="0" w:line="240" w:lineRule="auto"/>
     </w:pPr>
     <w:rPr>
+      <w:rFonts w:eastAsia="黑体"/>
       <w:color w:themeColor="text1" w:val="000000"/>
     </w:rPr>
     <w:tblPr>
@@ -13213,6 +13783,7 @@
     </w:tcPr>
     <w:tblStylePr w:type="firstRow">
       <w:rPr>
+        <w:rFonts w:eastAsia="黑体"/>
         <w:b/>
         <w:bCs/>
       </w:rPr>
@@ -13231,6 +13802,7 @@
     </w:tblStylePr>
     <w:tblStylePr w:type="lastRow">
       <w:rPr>
+        <w:rFonts w:eastAsia="黑体"/>
         <w:b/>
         <w:bCs/>
         <w:color w:themeColor="background1" w:val="FFFFFF"/>
@@ -13245,6 +13817,7 @@
     </w:tblStylePr>
     <w:tblStylePr w:type="firstCol">
       <w:rPr>
+        <w:rFonts w:eastAsia="黑体"/>
         <w:color w:themeColor="background1" w:val="FFFFFF"/>
       </w:rPr>
       <w:tblPr/>
@@ -13262,6 +13835,7 @@
     </w:tblStylePr>
     <w:tblStylePr w:type="lastCol">
       <w:rPr>
+        <w:rFonts w:eastAsia="黑体"/>
         <w:color w:themeColor="background1" w:val="FFFFFF"/>
       </w:rPr>
       <w:tblPr/>
@@ -13291,11 +13865,13 @@
     </w:tblStylePr>
     <w:tblStylePr w:type="neCell">
       <w:rPr>
+        <w:rFonts w:eastAsia="黑体"/>
         <w:color w:themeColor="text1" w:val="000000"/>
       </w:rPr>
     </w:tblStylePr>
     <w:tblStylePr w:type="nwCell">
       <w:rPr>
+        <w:rFonts w:eastAsia="黑体"/>
         <w:color w:themeColor="text1" w:val="000000"/>
       </w:rPr>
     </w:tblStylePr>
@@ -13309,6 +13885,7 @@
       <w:spacing w:after="0" w:line="240" w:lineRule="auto"/>
     </w:pPr>
     <w:rPr>
+      <w:rFonts w:eastAsia="黑体"/>
       <w:color w:themeColor="text1" w:val="000000"/>
     </w:rPr>
     <w:tblPr>
@@ -13327,6 +13904,7 @@
     </w:tcPr>
     <w:tblStylePr w:type="firstRow">
       <w:rPr>
+        <w:rFonts w:eastAsia="黑体"/>
         <w:b/>
         <w:bCs/>
         <w:color w:themeColor="background1" w:val="FFFFFF"/>
@@ -13341,6 +13919,7 @@
     </w:tblStylePr>
     <w:tblStylePr w:type="lastRow">
       <w:rPr>
+        <w:rFonts w:eastAsia="黑体"/>
         <w:b/>
         <w:bCs/>
         <w:color w:themeColor="accent2" w:themeShade="CC" w:val="9E3A38"/>
@@ -13355,12 +13934,14 @@
     </w:tblStylePr>
     <w:tblStylePr w:type="firstCol">
       <w:rPr>
+        <w:rFonts w:eastAsia="黑体"/>
         <w:b/>
         <w:bCs/>
       </w:rPr>
     </w:tblStylePr>
     <w:tblStylePr w:type="lastCol">
       <w:rPr>
+        <w:rFonts w:eastAsia="黑体"/>
         <w:b/>
         <w:bCs/>
       </w:rPr>
@@ -13395,6 +13976,7 @@
       <w:spacing w:after="0" w:line="240" w:lineRule="auto"/>
     </w:pPr>
     <w:rPr>
+      <w:rFonts w:eastAsia="黑体"/>
       <w:color w:themeColor="text1" w:val="000000"/>
     </w:rPr>
     <w:tblPr>
@@ -13413,6 +13995,7 @@
     </w:tcPr>
     <w:tblStylePr w:type="firstRow">
       <w:rPr>
+        <w:rFonts w:eastAsia="黑体"/>
         <w:b/>
         <w:bCs/>
         <w:color w:themeColor="background1" w:val="FFFFFF"/>
@@ -13427,6 +14010,7 @@
     </w:tblStylePr>
     <w:tblStylePr w:type="lastRow">
       <w:rPr>
+        <w:rFonts w:eastAsia="黑体"/>
         <w:b/>
         <w:bCs/>
         <w:color w:themeColor="accent2" w:themeShade="CC" w:val="9E3A38"/>
@@ -13441,12 +14025,14 @@
     </w:tblStylePr>
     <w:tblStylePr w:type="firstCol">
       <w:rPr>
+        <w:rFonts w:eastAsia="黑体"/>
         <w:b/>
         <w:bCs/>
       </w:rPr>
     </w:tblStylePr>
     <w:tblStylePr w:type="lastCol">
       <w:rPr>
+        <w:rFonts w:eastAsia="黑体"/>
         <w:b/>
         <w:bCs/>
       </w:rPr>
@@ -13481,6 +14067,7 @@
       <w:spacing w:after="0" w:line="240" w:lineRule="auto"/>
     </w:pPr>
     <w:rPr>
+      <w:rFonts w:eastAsia="黑体"/>
       <w:color w:themeColor="text1" w:val="000000"/>
     </w:rPr>
     <w:tblPr>
@@ -13499,6 +14086,7 @@
     </w:tcPr>
     <w:tblStylePr w:type="firstRow">
       <w:rPr>
+        <w:rFonts w:eastAsia="黑体"/>
         <w:b/>
         <w:bCs/>
         <w:color w:themeColor="background1" w:val="FFFFFF"/>
@@ -13513,6 +14101,7 @@
     </w:tblStylePr>
     <w:tblStylePr w:type="lastRow">
       <w:rPr>
+        <w:rFonts w:eastAsia="黑体"/>
         <w:b/>
         <w:bCs/>
         <w:color w:themeColor="accent2" w:themeShade="CC" w:val="9E3A38"/>
@@ -13527,12 +14116,14 @@
     </w:tblStylePr>
     <w:tblStylePr w:type="firstCol">
       <w:rPr>
+        <w:rFonts w:eastAsia="黑体"/>
         <w:b/>
         <w:bCs/>
       </w:rPr>
     </w:tblStylePr>
     <w:tblStylePr w:type="lastCol">
       <w:rPr>
+        <w:rFonts w:eastAsia="黑体"/>
         <w:b/>
         <w:bCs/>
       </w:rPr>
@@ -13567,6 +14158,7 @@
       <w:spacing w:after="0" w:line="240" w:lineRule="auto"/>
     </w:pPr>
     <w:rPr>
+      <w:rFonts w:eastAsia="黑体"/>
       <w:color w:themeColor="text1" w:val="000000"/>
     </w:rPr>
     <w:tblPr>
@@ -13585,6 +14177,7 @@
     </w:tcPr>
     <w:tblStylePr w:type="firstRow">
       <w:rPr>
+        <w:rFonts w:eastAsia="黑体"/>
         <w:b/>
         <w:bCs/>
         <w:color w:themeColor="background1" w:val="FFFFFF"/>
@@ -13599,6 +14192,7 @@
     </w:tblStylePr>
     <w:tblStylePr w:type="lastRow">
       <w:rPr>
+        <w:rFonts w:eastAsia="黑体"/>
         <w:b/>
         <w:bCs/>
         <w:color w:themeColor="accent4" w:themeShade="CC" w:val="664E82"/>
@@ -13613,12 +14207,14 @@
     </w:tblStylePr>
     <w:tblStylePr w:type="firstCol">
       <w:rPr>
+        <w:rFonts w:eastAsia="黑体"/>
         <w:b/>
         <w:bCs/>
       </w:rPr>
     </w:tblStylePr>
     <w:tblStylePr w:type="lastCol">
       <w:rPr>
+        <w:rFonts w:eastAsia="黑体"/>
         <w:b/>
         <w:bCs/>
       </w:rPr>
@@ -13653,6 +14249,7 @@
       <w:spacing w:after="0" w:line="240" w:lineRule="auto"/>
     </w:pPr>
     <w:rPr>
+      <w:rFonts w:eastAsia="黑体"/>
       <w:color w:themeColor="text1" w:val="000000"/>
     </w:rPr>
     <w:tblPr>
@@ -13671,6 +14268,7 @@
     </w:tcPr>
     <w:tblStylePr w:type="firstRow">
       <w:rPr>
+        <w:rFonts w:eastAsia="黑体"/>
         <w:b/>
         <w:bCs/>
         <w:color w:themeColor="background1" w:val="FFFFFF"/>
@@ -13685,6 +14283,7 @@
     </w:tblStylePr>
     <w:tblStylePr w:type="lastRow">
       <w:rPr>
+        <w:rFonts w:eastAsia="黑体"/>
         <w:b/>
         <w:bCs/>
         <w:color w:themeColor="accent3" w:themeShade="CC" w:val="7E9C40"/>
@@ -13699,12 +14298,14 @@
     </w:tblStylePr>
     <w:tblStylePr w:type="firstCol">
       <w:rPr>
+        <w:rFonts w:eastAsia="黑体"/>
         <w:b/>
         <w:bCs/>
       </w:rPr>
     </w:tblStylePr>
     <w:tblStylePr w:type="lastCol">
       <w:rPr>
+        <w:rFonts w:eastAsia="黑体"/>
         <w:b/>
         <w:bCs/>
       </w:rPr>
@@ -13739,6 +14340,7 @@
       <w:spacing w:after="0" w:line="240" w:lineRule="auto"/>
     </w:pPr>
     <w:rPr>
+      <w:rFonts w:eastAsia="黑体"/>
       <w:color w:themeColor="text1" w:val="000000"/>
     </w:rPr>
     <w:tblPr>
@@ -13757,6 +14359,7 @@
     </w:tcPr>
     <w:tblStylePr w:type="firstRow">
       <w:rPr>
+        <w:rFonts w:eastAsia="黑体"/>
         <w:b/>
         <w:bCs/>
         <w:color w:themeColor="background1" w:val="FFFFFF"/>
@@ -13771,6 +14374,7 @@
     </w:tblStylePr>
     <w:tblStylePr w:type="lastRow">
       <w:rPr>
+        <w:rFonts w:eastAsia="黑体"/>
         <w:b/>
         <w:bCs/>
         <w:color w:themeColor="accent6" w:themeShade="CC" w:val="F2730A"/>
@@ -13785,12 +14389,14 @@
     </w:tblStylePr>
     <w:tblStylePr w:type="firstCol">
       <w:rPr>
+        <w:rFonts w:eastAsia="黑体"/>
         <w:b/>
         <w:bCs/>
       </w:rPr>
     </w:tblStylePr>
     <w:tblStylePr w:type="lastCol">
       <w:rPr>
+        <w:rFonts w:eastAsia="黑体"/>
         <w:b/>
         <w:bCs/>
       </w:rPr>
@@ -13825,6 +14431,7 @@
       <w:spacing w:after="0" w:line="240" w:lineRule="auto"/>
     </w:pPr>
     <w:rPr>
+      <w:rFonts w:eastAsia="黑体"/>
       <w:color w:themeColor="text1" w:val="000000"/>
     </w:rPr>
     <w:tblPr>
@@ -13843,6 +14450,7 @@
     </w:tcPr>
     <w:tblStylePr w:type="firstRow">
       <w:rPr>
+        <w:rFonts w:eastAsia="黑体"/>
         <w:b/>
         <w:bCs/>
         <w:color w:themeColor="background1" w:val="FFFFFF"/>
@@ -13857,6 +14465,7 @@
     </w:tblStylePr>
     <w:tblStylePr w:type="lastRow">
       <w:rPr>
+        <w:rFonts w:eastAsia="黑体"/>
         <w:b/>
         <w:bCs/>
         <w:color w:themeColor="accent5" w:themeShade="CC" w:val="348DA5"/>
@@ -13871,12 +14480,14 @@
     </w:tblStylePr>
     <w:tblStylePr w:type="firstCol">
       <w:rPr>
+        <w:rFonts w:eastAsia="黑体"/>
         <w:b/>
         <w:bCs/>
       </w:rPr>
     </w:tblStylePr>
     <w:tblStylePr w:type="lastCol">
       <w:rPr>
+        <w:rFonts w:eastAsia="黑体"/>
         <w:b/>
         <w:bCs/>
       </w:rPr>
@@ -13911,6 +14522,7 @@
       <w:spacing w:after="0" w:line="240" w:lineRule="auto"/>
     </w:pPr>
     <w:rPr>
+      <w:rFonts w:eastAsia="黑体"/>
       <w:color w:themeColor="text1" w:val="000000"/>
     </w:rPr>
     <w:tblPr>
@@ -13932,6 +14544,7 @@
     </w:tcPr>
     <w:tblStylePr w:type="firstRow">
       <w:rPr>
+        <w:rFonts w:eastAsia="黑体"/>
         <w:b/>
         <w:bCs/>
       </w:rPr>
@@ -13942,6 +14555,7 @@
     </w:tblStylePr>
     <w:tblStylePr w:type="lastRow">
       <w:rPr>
+        <w:rFonts w:eastAsia="黑体"/>
         <w:b/>
         <w:bCs/>
         <w:color w:themeColor="text1" w:val="000000"/>
@@ -13953,6 +14567,7 @@
     </w:tblStylePr>
     <w:tblStylePr w:type="firstCol">
       <w:rPr>
+        <w:rFonts w:eastAsia="黑体"/>
         <w:color w:themeColor="background1" w:val="FFFFFF"/>
       </w:rPr>
       <w:tblPr/>
@@ -13962,6 +14577,7 @@
     </w:tblStylePr>
     <w:tblStylePr w:type="lastCol">
       <w:rPr>
+        <w:rFonts w:eastAsia="黑体"/>
         <w:color w:themeColor="background1" w:val="FFFFFF"/>
       </w:rPr>
       <w:tblPr/>
@@ -13991,6 +14607,7 @@
       <w:spacing w:after="0" w:line="240" w:lineRule="auto"/>
     </w:pPr>
     <w:rPr>
+      <w:rFonts w:eastAsia="黑体"/>
       <w:color w:themeColor="text1" w:val="000000"/>
     </w:rPr>
     <w:tblPr>
@@ -14012,6 +14629,7 @@
     </w:tcPr>
     <w:tblStylePr w:type="firstRow">
       <w:rPr>
+        <w:rFonts w:eastAsia="黑体"/>
         <w:b/>
         <w:bCs/>
       </w:rPr>
@@ -14022,6 +14640,7 @@
     </w:tblStylePr>
     <w:tblStylePr w:type="lastRow">
       <w:rPr>
+        <w:rFonts w:eastAsia="黑体"/>
         <w:b/>
         <w:bCs/>
         <w:color w:themeColor="text1" w:val="000000"/>
@@ -14033,6 +14652,7 @@
     </w:tblStylePr>
     <w:tblStylePr w:type="firstCol">
       <w:rPr>
+        <w:rFonts w:eastAsia="黑体"/>
         <w:color w:themeColor="background1" w:val="FFFFFF"/>
       </w:rPr>
       <w:tblPr/>
@@ -14042,6 +14662,7 @@
     </w:tblStylePr>
     <w:tblStylePr w:type="lastCol">
       <w:rPr>
+        <w:rFonts w:eastAsia="黑体"/>
         <w:color w:themeColor="background1" w:val="FFFFFF"/>
       </w:rPr>
       <w:tblPr/>
@@ -14071,6 +14692,7 @@
       <w:spacing w:after="0" w:line="240" w:lineRule="auto"/>
     </w:pPr>
     <w:rPr>
+      <w:rFonts w:eastAsia="黑体"/>
       <w:color w:themeColor="text1" w:val="000000"/>
     </w:rPr>
     <w:tblPr>
@@ -14092,6 +14714,7 @@
     </w:tcPr>
     <w:tblStylePr w:type="firstRow">
       <w:rPr>
+        <w:rFonts w:eastAsia="黑体"/>
         <w:b/>
         <w:bCs/>
       </w:rPr>
@@ -14102,6 +14725,7 @@
     </w:tblStylePr>
     <w:tblStylePr w:type="lastRow">
       <w:rPr>
+        <w:rFonts w:eastAsia="黑体"/>
         <w:b/>
         <w:bCs/>
         <w:color w:themeColor="text1" w:val="000000"/>
@@ -14113,6 +14737,7 @@
     </w:tblStylePr>
     <w:tblStylePr w:type="firstCol">
       <w:rPr>
+        <w:rFonts w:eastAsia="黑体"/>
         <w:color w:themeColor="background1" w:val="FFFFFF"/>
       </w:rPr>
       <w:tblPr/>
@@ -14122,6 +14747,7 @@
     </w:tblStylePr>
     <w:tblStylePr w:type="lastCol">
       <w:rPr>
+        <w:rFonts w:eastAsia="黑体"/>
         <w:color w:themeColor="background1" w:val="FFFFFF"/>
       </w:rPr>
       <w:tblPr/>
@@ -14151,6 +14777,7 @@
       <w:spacing w:after="0" w:line="240" w:lineRule="auto"/>
     </w:pPr>
     <w:rPr>
+      <w:rFonts w:eastAsia="黑体"/>
       <w:color w:themeColor="text1" w:val="000000"/>
     </w:rPr>
     <w:tblPr>
@@ -14172,6 +14799,7 @@
     </w:tcPr>
     <w:tblStylePr w:type="firstRow">
       <w:rPr>
+        <w:rFonts w:eastAsia="黑体"/>
         <w:b/>
         <w:bCs/>
       </w:rPr>
@@ -14182,6 +14810,7 @@
     </w:tblStylePr>
     <w:tblStylePr w:type="lastRow">
       <w:rPr>
+        <w:rFonts w:eastAsia="黑体"/>
         <w:b/>
         <w:bCs/>
         <w:color w:themeColor="text1" w:val="000000"/>
@@ -14193,6 +14822,7 @@
     </w:tblStylePr>
     <w:tblStylePr w:type="firstCol">
       <w:rPr>
+        <w:rFonts w:eastAsia="黑体"/>
         <w:color w:themeColor="background1" w:val="FFFFFF"/>
       </w:rPr>
       <w:tblPr/>
@@ -14202,6 +14832,7 @@
     </w:tblStylePr>
     <w:tblStylePr w:type="lastCol">
       <w:rPr>
+        <w:rFonts w:eastAsia="黑体"/>
         <w:color w:themeColor="background1" w:val="FFFFFF"/>
       </w:rPr>
       <w:tblPr/>
@@ -14231,6 +14862,7 @@
       <w:spacing w:after="0" w:line="240" w:lineRule="auto"/>
     </w:pPr>
     <w:rPr>
+      <w:rFonts w:eastAsia="黑体"/>
       <w:color w:themeColor="text1" w:val="000000"/>
     </w:rPr>
     <w:tblPr>
@@ -14252,6 +14884,7 @@
     </w:tcPr>
     <w:tblStylePr w:type="firstRow">
       <w:rPr>
+        <w:rFonts w:eastAsia="黑体"/>
         <w:b/>
         <w:bCs/>
       </w:rPr>
@@ -14262,6 +14895,7 @@
     </w:tblStylePr>
     <w:tblStylePr w:type="lastRow">
       <w:rPr>
+        <w:rFonts w:eastAsia="黑体"/>
         <w:b/>
         <w:bCs/>
         <w:color w:themeColor="text1" w:val="000000"/>
@@ -14273,6 +14907,7 @@
     </w:tblStylePr>
     <w:tblStylePr w:type="firstCol">
       <w:rPr>
+        <w:rFonts w:eastAsia="黑体"/>
         <w:color w:themeColor="background1" w:val="FFFFFF"/>
       </w:rPr>
       <w:tblPr/>
@@ -14282,6 +14917,7 @@
     </w:tblStylePr>
     <w:tblStylePr w:type="lastCol">
       <w:rPr>
+        <w:rFonts w:eastAsia="黑体"/>
         <w:color w:themeColor="background1" w:val="FFFFFF"/>
       </w:rPr>
       <w:tblPr/>
@@ -14311,6 +14947,7 @@
       <w:spacing w:after="0" w:line="240" w:lineRule="auto"/>
     </w:pPr>
     <w:rPr>
+      <w:rFonts w:eastAsia="黑体"/>
       <w:color w:themeColor="text1" w:val="000000"/>
     </w:rPr>
     <w:tblPr>
@@ -14332,6 +14969,7 @@
     </w:tcPr>
     <w:tblStylePr w:type="firstRow">
       <w:rPr>
+        <w:rFonts w:eastAsia="黑体"/>
         <w:b/>
         <w:bCs/>
       </w:rPr>
@@ -14342,6 +14980,7 @@
     </w:tblStylePr>
     <w:tblStylePr w:type="lastRow">
       <w:rPr>
+        <w:rFonts w:eastAsia="黑体"/>
         <w:b/>
         <w:bCs/>
         <w:color w:themeColor="text1" w:val="000000"/>
@@ -14353,6 +14992,7 @@
     </w:tblStylePr>
     <w:tblStylePr w:type="firstCol">
       <w:rPr>
+        <w:rFonts w:eastAsia="黑体"/>
         <w:color w:themeColor="background1" w:val="FFFFFF"/>
       </w:rPr>
       <w:tblPr/>
@@ -14362,6 +15002,7 @@
     </w:tblStylePr>
     <w:tblStylePr w:type="lastCol">
       <w:rPr>
+        <w:rFonts w:eastAsia="黑体"/>
         <w:color w:themeColor="background1" w:val="FFFFFF"/>
       </w:rPr>
       <w:tblPr/>
@@ -14391,6 +15032,7 @@
       <w:spacing w:after="0" w:line="240" w:lineRule="auto"/>
     </w:pPr>
     <w:rPr>
+      <w:rFonts w:eastAsia="黑体"/>
       <w:color w:themeColor="text1" w:val="000000"/>
     </w:rPr>
     <w:tblPr>
@@ -14412,6 +15054,7 @@
     </w:tcPr>
     <w:tblStylePr w:type="firstRow">
       <w:rPr>
+        <w:rFonts w:eastAsia="黑体"/>
         <w:b/>
         <w:bCs/>
       </w:rPr>
@@ -14422,6 +15065,7 @@
     </w:tblStylePr>
     <w:tblStylePr w:type="lastRow">
       <w:rPr>
+        <w:rFonts w:eastAsia="黑体"/>
         <w:b/>
         <w:bCs/>
         <w:color w:themeColor="text1" w:val="000000"/>
@@ -14433,6 +15077,7 @@
     </w:tblStylePr>
     <w:tblStylePr w:type="firstCol">
       <w:rPr>
+        <w:rFonts w:eastAsia="黑体"/>
         <w:color w:themeColor="background1" w:val="FFFFFF"/>
       </w:rPr>
       <w:tblPr/>
@@ -14442,6 +15087,7 @@
     </w:tblStylePr>
     <w:tblStylePr w:type="lastCol">
       <w:rPr>
+        <w:rFonts w:eastAsia="黑体"/>
         <w:color w:themeColor="background1" w:val="FFFFFF"/>
       </w:rPr>
       <w:tblPr/>
@@ -14474,6 +15120,7 @@
     <w:name w:val="KeywordTok"/>
     <w:basedOn w:val="VerbatimChar"/>
     <w:rPr>
+      <w:rFonts w:eastAsia="黑体"/>
       <w:b/>
       <w:color w:val="007020"/>
     </w:rPr>
@@ -14482,6 +15129,7 @@
     <w:name w:val="DataTypeTok"/>
     <w:basedOn w:val="VerbatimChar"/>
     <w:rPr>
+      <w:rFonts w:eastAsia="黑体"/>
       <w:color w:val="902000"/>
     </w:rPr>
   </w:style>
@@ -14489,6 +15137,7 @@
     <w:name w:val="DecValTok"/>
     <w:basedOn w:val="VerbatimChar"/>
     <w:rPr>
+      <w:rFonts w:eastAsia="黑体"/>
       <w:color w:val="40a070"/>
     </w:rPr>
   </w:style>
@@ -14496,6 +15145,7 @@
     <w:name w:val="BaseNTok"/>
     <w:basedOn w:val="VerbatimChar"/>
     <w:rPr>
+      <w:rFonts w:eastAsia="黑体"/>
       <w:color w:val="40a070"/>
     </w:rPr>
   </w:style>
@@ -14503,6 +15153,7 @@
     <w:name w:val="FloatTok"/>
     <w:basedOn w:val="VerbatimChar"/>
     <w:rPr>
+      <w:rFonts w:eastAsia="黑体"/>
       <w:color w:val="40a070"/>
     </w:rPr>
   </w:style>
@@ -14510,6 +15161,7 @@
     <w:name w:val="ConstantTok"/>
     <w:basedOn w:val="VerbatimChar"/>
     <w:rPr>
+      <w:rFonts w:eastAsia="黑体"/>
       <w:color w:val="880000"/>
     </w:rPr>
   </w:style>
@@ -14517,6 +15169,7 @@
     <w:name w:val="CharTok"/>
     <w:basedOn w:val="VerbatimChar"/>
     <w:rPr>
+      <w:rFonts w:eastAsia="黑体"/>
       <w:color w:val="4070a0"/>
     </w:rPr>
   </w:style>
@@ -14524,6 +15177,7 @@
     <w:name w:val="SpecialCharTok"/>
     <w:basedOn w:val="VerbatimChar"/>
     <w:rPr>
+      <w:rFonts w:eastAsia="黑体"/>
       <w:color w:val="4070a0"/>
     </w:rPr>
   </w:style>
@@ -14531,6 +15185,7 @@
     <w:name w:val="StringTok"/>
     <w:basedOn w:val="VerbatimChar"/>
     <w:rPr>
+      <w:rFonts w:eastAsia="黑体"/>
       <w:color w:val="4070a0"/>
     </w:rPr>
   </w:style>
@@ -14538,6 +15193,7 @@
     <w:name w:val="VerbatimStringTok"/>
     <w:basedOn w:val="VerbatimChar"/>
     <w:rPr>
+      <w:rFonts w:eastAsia="黑体"/>
       <w:color w:val="4070a0"/>
     </w:rPr>
   </w:style>
@@ -14545,6 +15201,7 @@
     <w:name w:val="SpecialStringTok"/>
     <w:basedOn w:val="VerbatimChar"/>
     <w:rPr>
+      <w:rFonts w:eastAsia="黑体"/>
       <w:color w:val="bb6688"/>
     </w:rPr>
   </w:style>
@@ -14552,6 +15209,7 @@
     <w:name w:val="ImportTok"/>
     <w:basedOn w:val="VerbatimChar"/>
     <w:rPr>
+      <w:rFonts w:eastAsia="黑体"/>
       <w:b/>
       <w:color w:val="008000"/>
     </w:rPr>
@@ -14560,6 +15218,7 @@
     <w:name w:val="CommentTok"/>
     <w:basedOn w:val="VerbatimChar"/>
     <w:rPr>
+      <w:rFonts w:eastAsia="黑体"/>
       <w:i/>
       <w:color w:val="60a0b0"/>
     </w:rPr>
@@ -14568,6 +15227,7 @@
     <w:name w:val="DocumentationTok"/>
     <w:basedOn w:val="VerbatimChar"/>
     <w:rPr>
+      <w:rFonts w:eastAsia="黑体"/>
       <w:i/>
       <w:color w:val="ba2121"/>
     </w:rPr>
@@ -14576,6 +15236,7 @@
     <w:name w:val="AnnotationTok"/>
     <w:basedOn w:val="VerbatimChar"/>
     <w:rPr>
+      <w:rFonts w:eastAsia="黑体"/>
       <w:b/>
       <w:i/>
       <w:color w:val="60a0b0"/>
@@ -14585,6 +15246,7 @@
     <w:name w:val="CommentVarTok"/>
     <w:basedOn w:val="VerbatimChar"/>
     <w:rPr>
+      <w:rFonts w:eastAsia="黑体"/>
       <w:b/>
       <w:i/>
       <w:color w:val="60a0b0"/>
@@ -14594,6 +15256,7 @@
     <w:name w:val="OtherTok"/>
     <w:basedOn w:val="VerbatimChar"/>
     <w:rPr>
+      <w:rFonts w:eastAsia="黑体"/>
       <w:color w:val="007020"/>
     </w:rPr>
   </w:style>
@@ -14601,6 +15264,7 @@
     <w:name w:val="FunctionTok"/>
     <w:basedOn w:val="VerbatimChar"/>
     <w:rPr>
+      <w:rFonts w:eastAsia="黑体"/>
       <w:color w:val="06287e"/>
     </w:rPr>
   </w:style>
@@ -14608,6 +15272,7 @@
     <w:name w:val="VariableTok"/>
     <w:basedOn w:val="VerbatimChar"/>
     <w:rPr>
+      <w:rFonts w:eastAsia="黑体"/>
       <w:color w:val="19177c"/>
     </w:rPr>
   </w:style>
@@ -14615,6 +15280,7 @@
     <w:name w:val="ControlFlowTok"/>
     <w:basedOn w:val="VerbatimChar"/>
     <w:rPr>
+      <w:rFonts w:eastAsia="黑体"/>
       <w:b/>
       <w:color w:val="007020"/>
     </w:rPr>
@@ -14623,6 +15289,7 @@
     <w:name w:val="OperatorTok"/>
     <w:basedOn w:val="VerbatimChar"/>
     <w:rPr>
+      <w:rFonts w:eastAsia="黑体"/>
       <w:color w:val="666666"/>
     </w:rPr>
   </w:style>
@@ -14630,18 +15297,22 @@
     <w:name w:val="BuiltInTok"/>
     <w:basedOn w:val="VerbatimChar"/>
     <w:rPr>
+      <w:rFonts w:eastAsia="黑体"/>
       <w:color w:val="008000"/>
     </w:rPr>
   </w:style>
   <w:style w:type="character" w:customStyle="1" w:styleId="ExtensionTok">
     <w:name w:val="ExtensionTok"/>
     <w:basedOn w:val="VerbatimChar"/>
-    <w:rPr/>
+    <w:rPr>
+      <w:rFonts w:eastAsia="黑体"/>
+    </w:rPr>
   </w:style>
   <w:style w:type="character" w:customStyle="1" w:styleId="PreprocessorTok">
     <w:name w:val="PreprocessorTok"/>
     <w:basedOn w:val="VerbatimChar"/>
     <w:rPr>
+      <w:rFonts w:eastAsia="黑体"/>
       <w:color w:val="bc7a00"/>
     </w:rPr>
   </w:style>
@@ -14649,18 +15320,22 @@
     <w:name w:val="AttributeTok"/>
     <w:basedOn w:val="VerbatimChar"/>
     <w:rPr>
+      <w:rFonts w:eastAsia="黑体"/>
       <w:color w:val="7d9029"/>
     </w:rPr>
   </w:style>
   <w:style w:type="character" w:customStyle="1" w:styleId="RegionMarkerTok">
     <w:name w:val="RegionMarkerTok"/>
     <w:basedOn w:val="VerbatimChar"/>
-    <w:rPr/>
+    <w:rPr>
+      <w:rFonts w:eastAsia="黑体"/>
+    </w:rPr>
   </w:style>
   <w:style w:type="character" w:customStyle="1" w:styleId="InformationTok">
     <w:name w:val="InformationTok"/>
     <w:basedOn w:val="VerbatimChar"/>
     <w:rPr>
+      <w:rFonts w:eastAsia="黑体"/>
       <w:b/>
       <w:i/>
       <w:color w:val="60a0b0"/>
@@ -14670,6 +15345,7 @@
     <w:name w:val="WarningTok"/>
     <w:basedOn w:val="VerbatimChar"/>
     <w:rPr>
+      <w:rFonts w:eastAsia="黑体"/>
       <w:b/>
       <w:i/>
       <w:color w:val="60a0b0"/>
@@ -14679,6 +15355,7 @@
     <w:name w:val="AlertTok"/>
     <w:basedOn w:val="VerbatimChar"/>
     <w:rPr>
+      <w:rFonts w:eastAsia="黑体"/>
       <w:b/>
       <w:color w:val="ff0000"/>
     </w:rPr>
@@ -14687,6 +15364,7 @@
     <w:name w:val="ErrorTok"/>
     <w:basedOn w:val="VerbatimChar"/>
     <w:rPr>
+      <w:rFonts w:eastAsia="黑体"/>
       <w:b/>
       <w:color w:val="ff0000"/>
     </w:rPr>
@@ -14694,7 +15372,9 @@
   <w:style w:type="character" w:customStyle="1" w:styleId="NormalTok">
     <w:name w:val="NormalTok"/>
     <w:basedOn w:val="VerbatimChar"/>
-    <w:rPr/>
+    <w:rPr>
+      <w:rFonts w:eastAsia="黑体"/>
+    </w:rPr>
   </w:style>
 </w:styles>
 </file>
@@ -14743,12 +15423,12 @@
     <a:fontScheme name="Office">
       <a:majorFont>
         <a:latin typeface="Calibri"/>
-        <a:ea typeface=""/>
+        <a:ea typeface="黑体"/>
         <a:cs typeface=""/>
         <a:font script="Jpan" typeface="ＭＳ ゴシック"/>
         <a:font script="Hang" typeface="맑은 고딕"/>
-        <a:font script="Hans" typeface="宋体"/>
-        <a:font script="Hant" typeface="新細明體"/>
+        <a:font script="Hans" typeface="黑体"/>
+        <a:font script="Hant" typeface="黑体"/>
         <a:font script="Arab" typeface="Times New Roman"/>
         <a:font script="Hebr" typeface="Times New Roman"/>
         <a:font script="Thai" typeface="Angsana New"/>
@@ -14778,12 +15458,12 @@
       </a:majorFont>
       <a:minorFont>
         <a:latin typeface="Cambria"/>
-        <a:ea typeface=""/>
+        <a:ea typeface="黑体"/>
         <a:cs typeface=""/>
         <a:font script="Jpan" typeface="ＭＳ 明朝"/>
         <a:font script="Hang" typeface="맑은 고딕"/>
-        <a:font script="Hans" typeface="宋体"/>
-        <a:font script="Hant" typeface="新細明體"/>
+        <a:font script="Hans" typeface="黑体"/>
+        <a:font script="Hant" typeface="黑体"/>
         <a:font script="Arab" typeface="Arial"/>
         <a:font script="Hebr" typeface="Arial"/>
         <a:font script="Thai" typeface="Cordia New"/>

--- a/05-数字电路/02-时序逻辑电路/锁存器电路/锁存器电路.docx
+++ b/05-数字电路/02-时序逻辑电路/锁存器电路/锁存器电路.docx
@@ -2352,7 +2352,7 @@
           <w:color w:val="555555"/>
           <w:sz w:val="21"/>
         </w:rPr>
-        <w:t>材料收集者：杜文杰，WX手机：19519196569，QQ:3478827729</w:t>
+        <w:t>材料收集者：杜文杰，微信/手机：19519196569，QQ:3478827729</w:t>
       </w:r>
     </w:p>
     <w:sectPr>
